--- a/downloads/student/ai-6-week-21.docx
+++ b/downloads/student/ai-6-week-21.docx
@@ -801,6 +801,16 @@
     <w:p>
       <w:r>
         <w:t>Version keys cannot detect silent unversioned edits; the source publication process must update versions reliably.</w:t>
+      </w:r>
+    </w:p>
+    <w:p>
+      <w:r>
+        <w:t>Read the labelled picture: Identify the version mismatch in the cached 09:00 answer. What should the first version-5 request return, and what permits a later version-5 cache hit?</w:t>
+      </w:r>
+    </w:p>
+    <w:p>
+      <w:r>
+        <w:t>Change one thing: The next request still uses approved version 5. Predict the result before checking the explanation. What remains the same?</w:t>
       </w:r>
     </w:p>
     <w:p>
@@ -1918,6 +1928,187 @@
         <w:t>Attempt the independent case before hints. Record whether you worked alone, used a hint or followed a model. After feedback, fix the first unsupported step and explain why it changed. A later check uses a changed case, not a copied answer.</w:t>
       </w:r>
     </w:p>
+    <w:p>
+      <w:pPr>
+        <w:pStyle w:val="Heading1"/>
+      </w:pPr>
+      <w:r>
+        <w:t>15. Your lesson route</w:t>
+      </w:r>
+    </w:p>
+    <w:p>
+      <w:r>
+        <w:t>Start with this question: Cache by source version. A service has an opening-time answer cached from version 4, but version 5 is now approved.</w:t>
+      </w:r>
+    </w:p>
+    <w:tbl>
+      <w:tblPr>
+        <w:tblStyle w:val="LightShading-Accent1"/>
+        <w:tblW w:type="auto" w:w="0"/>
+        <w:tblLook w:firstColumn="1" w:firstRow="1" w:lastColumn="0" w:lastRow="0" w:noHBand="0" w:noVBand="1" w:val="04A0"/>
+      </w:tblPr>
+      <w:tblGrid>
+        <w:gridCol w:w="5112"/>
+        <w:gridCol w:w="5112"/>
+      </w:tblGrid>
+      <w:tr>
+        <w:trPr>
+          <w:tblHeader/>
+        </w:trPr>
+        <w:tc>
+          <w:tcPr>
+            <w:tcW w:type="dxa" w:w="5112"/>
+          </w:tcPr>
+          <w:p>
+            <w:r>
+              <w:t>By the end, I can</w:t>
+            </w:r>
+          </w:p>
+        </w:tc>
+        <w:tc>
+          <w:tcPr>
+            <w:tcW w:type="dxa" w:w="5112"/>
+          </w:tcPr>
+          <w:p>
+            <w:r>
+              <w:t>How I will show it</w:t>
+            </w:r>
+          </w:p>
+        </w:tc>
+      </w:tr>
+      <w:tr>
+        <w:tc>
+          <w:tcPr>
+            <w:tcW w:type="dxa" w:w="5112"/>
+          </w:tcPr>
+          <w:p>
+            <w:r>
+              <w:t>Explain the mechanism and terminology of caching and stale information</w:t>
+            </w:r>
+          </w:p>
+        </w:tc>
+        <w:tc>
+          <w:tcPr>
+            <w:tcW w:type="dxa" w:w="5112"/>
+          </w:tcPr>
+          <w:p>
+            <w:r>
+              <w:t>Explain the deciding step, show a trace or test, and state one limit.</w:t>
+            </w:r>
+          </w:p>
+        </w:tc>
+      </w:tr>
+      <w:tr>
+        <w:tc>
+          <w:tcPr>
+            <w:tcW w:type="dxa" w:w="5112"/>
+          </w:tcPr>
+          <w:p>
+            <w:r>
+              <w:t>Apply the stated procedure to a new case with a traceable result</w:t>
+            </w:r>
+          </w:p>
+        </w:tc>
+        <w:tc>
+          <w:tcPr>
+            <w:tcW w:type="dxa" w:w="5112"/>
+          </w:tcPr>
+          <w:p>
+            <w:r>
+              <w:t>Explain the deciding step, show a trace or test, and state one limit.</w:t>
+            </w:r>
+          </w:p>
+        </w:tc>
+      </w:tr>
+      <w:tr>
+        <w:tc>
+          <w:tcPr>
+            <w:tcW w:type="dxa" w:w="5112"/>
+          </w:tcPr>
+          <w:p>
+            <w:r>
+              <w:t>Identify an assumption or limitation and design a revealing follow-up</w:t>
+            </w:r>
+          </w:p>
+        </w:tc>
+        <w:tc>
+          <w:tcPr>
+            <w:tcW w:type="dxa" w:w="5112"/>
+          </w:tcPr>
+          <w:p>
+            <w:r>
+              <w:t>Explain the deciding step, show a trace or test, and state one limit.</w:t>
+            </w:r>
+          </w:p>
+        </w:tc>
+      </w:tr>
+    </w:tbl>
+    <w:p>
+      <w:r>
+        <w:t>Remember → watch and explain → try with help → investigate → try independently → keep project evidence. Your teacher may spread this lesson across several classes.</w:t>
+      </w:r>
+    </w:p>
+    <w:p>
+      <w:r>
+        <w:t>Keep your first prediction. Compare it with what the evidence shows and explain any change.</w:t>
+      </w:r>
+    </w:p>
+    <w:p>
+      <w:pPr>
+        <w:pStyle w:val="Heading1"/>
+      </w:pPr>
+      <w:r>
+        <w:t>16. Finish and return</w:t>
+      </w:r>
+    </w:p>
+    <w:p>
+      <w:r>
+        <w:t>Close your notes. Explain this goal in your own words: Explain the mechanism and terminology of caching and stale information</w:t>
+      </w:r>
+    </w:p>
+    <w:p>
+      <w:pPr>
+        <w:pStyle w:val="Heading3"/>
+      </w:pPr>
+      <w:r>
+        <w:t>My deciding step, evidence and one remaining question</w:t>
+      </w:r>
+    </w:p>
+    <w:p>
+      <w:r>
+        <w:t>________________________________________________________________</w:t>
+      </w:r>
+    </w:p>
+    <w:p>
+      <w:r>
+        <w:t>________________________________________________________________</w:t>
+      </w:r>
+    </w:p>
+    <w:p>
+      <w:r>
+        <w:t>________________________________________________________________</w:t>
+      </w:r>
+    </w:p>
+    <w:p>
+      <w:r>
+        <w:t>________________________________________________________________</w:t>
+      </w:r>
+    </w:p>
+    <w:p>
+      <w:r>
+        <w:t>________________________________________________________________</w:t>
+      </w:r>
+    </w:p>
+    <w:p>
+      <w:r>
+        <w:t>If you are unsure, return to the worked picture and explain one arrow. If you are ready, change an input or assumption and justify your prediction.</w:t>
+      </w:r>
+    </w:p>
+    <w:p>
+      <w:r>
+        <w:t>Save your workbook evidence. At the next review, try a different case before opening your old answer.</w:t>
+      </w:r>
+    </w:p>
     <w:sectPr>
       <w:pgSz w:w="12240" w:h="15840"/>
       <w:pgMar w:top="936" w:right="1008" w:bottom="936" w:left="1008" w:header="720" w:footer="720" w:gutter="0"/>

--- a/downloads/student/ai-6-week-21.docx
+++ b/downloads/student/ai-6-week-21.docx
@@ -2109,6 +2109,215 @@
         <w:t>Save your workbook evidence. At the next review, try a different case before opening your old answer.</w:t>
       </w:r>
     </w:p>
+    <w:p>
+      <w:pPr>
+        <w:pStyle w:val="Heading1"/>
+      </w:pPr>
+      <w:r>
+        <w:t>17. Supported practice, repair and portfolio</w:t>
+      </w:r>
+    </w:p>
+    <w:p>
+      <w:r>
+        <w:t>Use this supported practice once, in the browser or on paper. Keep the reserved independent assessment for a separate first attempt before teacher feedback.</w:t>
+      </w:r>
+    </w:p>
+    <w:p>
+      <w:r>
+        <w:t>Cache by source version. A service has an opening-time answer cached from version 4, but version 5 is now approved.</w:t>
+      </w:r>
+    </w:p>
+    <w:p>
+      <w:pPr>
+        <w:pStyle w:val="Heading3"/>
+      </w:pPr>
+      <w:r>
+        <w:t>Practice 1: explain the deciding evidence</w:t>
+      </w:r>
+    </w:p>
+    <w:p>
+      <w:r>
+        <w:t>Which labelled step matches this detail? Retrieve and cache version 5’s 09:30 under its own key.</w:t>
+      </w:r>
+    </w:p>
+    <w:p>
+      <w:r>
+        <w:t>1. Read authority</w:t>
+      </w:r>
+    </w:p>
+    <w:p>
+      <w:r>
+        <w:t>2. Fetch current evidence</w:t>
+      </w:r>
+    </w:p>
+    <w:p>
+      <w:r>
+        <w:t>3. Inspect cached key</w:t>
+      </w:r>
+    </w:p>
+    <w:p>
+      <w:pPr>
+        <w:pStyle w:val="Heading3"/>
+      </w:pPr>
+      <w:r>
+        <w:t>My selected conclusion, deciding fact and explanation</w:t>
+      </w:r>
+    </w:p>
+    <w:p>
+      <w:r>
+        <w:t>________________________________________________________________</w:t>
+      </w:r>
+    </w:p>
+    <w:p>
+      <w:r>
+        <w:t>________________________________________________________________</w:t>
+      </w:r>
+    </w:p>
+    <w:p>
+      <w:r>
+        <w:t>________________________________________________________________</w:t>
+      </w:r>
+    </w:p>
+    <w:p>
+      <w:r>
+        <w:t>________________________________________________________________</w:t>
+      </w:r>
+    </w:p>
+    <w:p>
+      <w:r>
+        <w:t>________________________________________________________________</w:t>
+      </w:r>
+    </w:p>
+    <w:p>
+      <w:r>
+        <w:t>Hint if needed: Read the steps in the pictorial case. Match the supplied detail to the stage that performs or records it.</w:t>
+      </w:r>
+    </w:p>
+    <w:p>
+      <w:r>
+        <w:t>After your attempt, compare with the supported explanation: Fetch current evidence Retrieve and cache version 5’s 09:30 under its own key. A cache saves repeated work but can retain obsolete facts. Version-aware keys distinguish answers grounded in different records.</w:t>
+      </w:r>
+    </w:p>
+    <w:p>
+      <w:pPr>
+        <w:pStyle w:val="Heading3"/>
+      </w:pPr>
+      <w:r>
+        <w:t>Practice 2: explain the deciding evidence</w:t>
+      </w:r>
+    </w:p>
+    <w:p>
+      <w:r>
+        <w:t>Changed-case practice: The next request still uses approved version 5. Which conclusion is supported by the supplied facts?</w:t>
+      </w:r>
+    </w:p>
+    <w:p>
+      <w:r>
+        <w:t>1. The matching version-5 entry can supply 09:30 under the freshness policy.</w:t>
+      </w:r>
+    </w:p>
+    <w:p>
+      <w:r>
+        <w:t>2. This one example guarantees correct results for every future input.</w:t>
+      </w:r>
+    </w:p>
+    <w:p>
+      <w:r>
+        <w:t>3. We can decide the result without examining the changed input or the procedure.</w:t>
+      </w:r>
+    </w:p>
+    <w:p>
+      <w:pPr>
+        <w:pStyle w:val="Heading3"/>
+      </w:pPr>
+      <w:r>
+        <w:t>My selected conclusion, deciding fact and explanation</w:t>
+      </w:r>
+    </w:p>
+    <w:p>
+      <w:r>
+        <w:t>________________________________________________________________</w:t>
+      </w:r>
+    </w:p>
+    <w:p>
+      <w:r>
+        <w:t>________________________________________________________________</w:t>
+      </w:r>
+    </w:p>
+    <w:p>
+      <w:r>
+        <w:t>________________________________________________________________</w:t>
+      </w:r>
+    </w:p>
+    <w:p>
+      <w:r>
+        <w:t>________________________________________________________________</w:t>
+      </w:r>
+    </w:p>
+    <w:p>
+      <w:r>
+        <w:t>________________________________________________________________</w:t>
+      </w:r>
+    </w:p>
+    <w:p>
+      <w:r>
+        <w:t>Hint if needed: Use the changed condition and the deciding step in the pictorial trace. The answer must say what follows from those facts.</w:t>
+      </w:r>
+    </w:p>
+    <w:p>
+      <w:r>
+        <w:t>After your attempt, compare with the supported explanation: The matching version-5 entry can supply 09:30 under the freshness policy. Request and cached source version now agree.</w:t>
+      </w:r>
+    </w:p>
+    <w:p>
+      <w:pPr>
+        <w:pStyle w:val="Heading3"/>
+      </w:pPr>
+      <w:r>
+        <w:t>Repair a missing building block</w:t>
+      </w:r>
+    </w:p>
+    <w:p>
+      <w:r>
+        <w:t>Review Data retention and deletion (ai-6/20). Goal: Explain the mechanism and terminology of data retention and deletion. Short practice: Apply the seven-day boundary to T1 and T2. How many T2 locations need verification, and may deletion be called complete if its backup remains?. Return to this week and explain what you changed.</w:t>
+      </w:r>
+    </w:p>
+    <w:p>
+      <w:r>
+        <w:t>Review Untrusted input boundaries (ai-6/18). Goal: Explain the mechanism and terminology of untrusted input boundaries. Short practice: Classify h3, H3, h30 and the trailing-space input by the stated shape contract. Does a valid z0 grant record access, and which separate gate still remains?. Return to this week and explain what you changed.</w:t>
+      </w:r>
+    </w:p>
+    <w:p>
+      <w:r>
+        <w:t>Review Approval gates and idempotency (ai-6/15). Goal: Explain the mechanism and terminology of approval gates and idempotency. Short practice: Trace the two deliveries of approved K9. How many reservations should occur, and why can a new K10 for desk 5 not borrow K9’s approval?. Return to this week and explain what you changed.</w:t>
+      </w:r>
+    </w:p>
+    <w:p>
+      <w:pPr>
+        <w:pStyle w:val="Heading3"/>
+      </w:pPr>
+      <w:r>
+        <w:t>Predict, run and debug</w:t>
+      </w:r>
+    </w:p>
+    <w:p>
+      <w:r>
+        <w:t>The browser lab lets you edit the supported Python examples already included in this lesson. Predict first, run, inspect the actual output or error, change one input, then run again. Keep code, predictions, actual results and a reasoned revision together. On paper, label your result as a trace rather than an execution.</w:t>
+      </w:r>
+    </w:p>
+    <w:p>
+      <w:pPr>
+        <w:pStyle w:val="Heading3"/>
+      </w:pPr>
+      <w:r>
+        <w:t>Keep your completed work</w:t>
+      </w:r>
+    </w:p>
+    <w:p>
+      <w:r>
+        <w:t>Use Download completed work in the hosted lesson to export your answers, reflections, practice feedback and code-run evidence. Open the HTML copy to read or print it. Drafts stay in this browser when storage is available; clear drafts on a shared device.</w:t>
+      </w:r>
+    </w:p>
     <w:sectPr>
       <w:pgSz w:w="12240" w:h="15840"/>
       <w:pgMar w:top="936" w:right="1008" w:bottom="936" w:left="1008" w:header="720" w:footer="720" w:gutter="0"/>

--- a/downloads/student/ai-6-week-21.docx
+++ b/downloads/student/ai-6-week-21.docx
@@ -42,6 +42,11 @@
       </w:r>
     </w:p>
     <w:p>
+      <w:r>
+        <w:t>Start with the target: Explain the mechanism and terminology of caching and stale information. Try the recall before opening notes.</w:t>
+      </w:r>
+    </w:p>
+    <w:p>
       <w:pPr>
         <w:pStyle w:val="Heading3"/>
       </w:pPr>
@@ -50,17 +55,47 @@
       </w:r>
     </w:p>
     <w:p>
-      <w:r>
-        <w:t>I can explain the mechanism and terminology of caching and stale information.</w:t>
-      </w:r>
-    </w:p>
-    <w:p>
-      <w:r>
+      <w:pPr>
+        <w:spacing w:line="336" w:lineRule="auto" w:after="180"/>
+      </w:pPr>
+      <w:r>
+        <w:rPr>
+          <w:b w:val="0"/>
+        </w:rPr>
+        <w:t xml:space="preserve">I can explain the </w:t>
+      </w:r>
+      <w:r>
+        <w:rPr>
+          <w:b/>
+        </w:rPr>
+        <w:t>mechanism</w:t>
+      </w:r>
+      <w:r>
+        <w:rPr>
+          <w:b w:val="0"/>
+        </w:rPr>
+        <w:t xml:space="preserve"> and terminology of caching and stale information.</w:t>
+      </w:r>
+    </w:p>
+    <w:p>
+      <w:pPr>
+        <w:spacing w:line="336" w:lineRule="auto" w:after="180"/>
+      </w:pPr>
+      <w:r>
+        <w:rPr>
+          <w:b w:val="0"/>
+        </w:rPr>
         <w:t>I can apply the stated procedure to a new case with a traceable result.</w:t>
       </w:r>
     </w:p>
     <w:p>
-      <w:r>
+      <w:pPr>
+        <w:spacing w:line="336" w:lineRule="auto" w:after="180"/>
+      </w:pPr>
+      <w:r>
+        <w:rPr>
+          <w:b w:val="0"/>
+        </w:rPr>
         <w:t>I can identify an assumption or limitation and design a revealing follow-up.</w:t>
       </w:r>
     </w:p>
@@ -73,47 +108,137 @@
       </w:r>
     </w:p>
     <w:p>
-      <w:r>
+      <w:pPr>
+        <w:spacing w:line="336" w:lineRule="auto" w:after="180"/>
+      </w:pPr>
+      <w:r>
+        <w:rPr>
+          <w:b w:val="0"/>
+        </w:rPr>
         <w:t>Close your notes first. A rough first answer helps us choose the right starting point; it is not a score for your ability.</w:t>
       </w:r>
     </w:p>
     <w:p>
-      <w:r>
+      <w:pPr>
+        <w:spacing w:line="336" w:lineRule="auto" w:after="180"/>
+      </w:pPr>
+      <w:r>
+        <w:rPr>
+          <w:b w:val="0"/>
+        </w:rPr>
         <w:t>Without opening the old lesson, explain one key idea from Data retention and deletion. Give an example and a mistake that the idea helps you avoid.</w:t>
       </w:r>
     </w:p>
     <w:p>
-      <w:r>
-        <w:t>Without opening the old lesson, explain one key idea from Untrusted input boundaries. Give an example and a mistake that the idea helps you avoid.</w:t>
-      </w:r>
-    </w:p>
-    <w:p>
-      <w:r>
+      <w:pPr>
+        <w:spacing w:line="336" w:lineRule="auto" w:after="180"/>
+      </w:pPr>
+      <w:r>
+        <w:rPr>
+          <w:b w:val="0"/>
+        </w:rPr>
+        <w:t xml:space="preserve">Without opening the old lesson, explain one key idea from Untrusted </w:t>
+      </w:r>
+      <w:r>
+        <w:rPr>
+          <w:b/>
+        </w:rPr>
+        <w:t>input</w:t>
+      </w:r>
+      <w:r>
+        <w:rPr>
+          <w:b w:val="0"/>
+        </w:rPr>
+        <w:t xml:space="preserve"> boundaries. Give an example and a mistake that the idea helps you avoid.</w:t>
+      </w:r>
+    </w:p>
+    <w:p>
+      <w:pPr>
+        <w:spacing w:line="336" w:lineRule="auto" w:after="180"/>
+      </w:pPr>
+      <w:r>
+        <w:rPr>
+          <w:b w:val="0"/>
+        </w:rPr>
         <w:t>Without opening the old lesson, explain one key idea from Approval gates and idempotency. Give an example and a mistake that the idea helps you avoid.</w:t>
       </w:r>
     </w:p>
     <w:p>
-      <w:r>
-        <w:t>After trying, check the relevant lesson or ask your teacher. Change the part of your explanation that the evidence shows was wrong.</w:t>
-      </w:r>
-    </w:p>
-    <w:p>
-      <w:r>
+      <w:pPr>
+        <w:spacing w:line="336" w:lineRule="auto" w:after="180"/>
+      </w:pPr>
+      <w:r>
+        <w:rPr>
+          <w:b w:val="0"/>
+        </w:rPr>
+        <w:t xml:space="preserve">After trying, check the relevant lesson or ask your teacher. Change the part of your explanation that the </w:t>
+      </w:r>
+      <w:r>
+        <w:rPr>
+          <w:b/>
+        </w:rPr>
+        <w:t>evidence</w:t>
+      </w:r>
+      <w:r>
+        <w:rPr>
+          <w:b w:val="0"/>
+        </w:rPr>
+        <w:t xml:space="preserve"> shows was wrong.</w:t>
+      </w:r>
+    </w:p>
+    <w:p>
+      <w:pPr>
+        <w:spacing w:line="336" w:lineRule="auto" w:after="180"/>
+      </w:pPr>
+      <w:r>
+        <w:rPr>
+          <w:b w:val="0"/>
+        </w:rPr>
         <w:t>This week you will practise:</w:t>
       </w:r>
     </w:p>
     <w:p>
-      <w:r>
-        <w:t>Explain the mechanism and terminology of caching and stale information</w:t>
-      </w:r>
-    </w:p>
-    <w:p>
-      <w:r>
+      <w:pPr>
+        <w:spacing w:line="336" w:lineRule="auto" w:after="180"/>
+      </w:pPr>
+      <w:r>
+        <w:rPr>
+          <w:b w:val="0"/>
+        </w:rPr>
+        <w:t xml:space="preserve">Explain the </w:t>
+      </w:r>
+      <w:r>
+        <w:rPr>
+          <w:b/>
+        </w:rPr>
+        <w:t>mechanism</w:t>
+      </w:r>
+      <w:r>
+        <w:rPr>
+          <w:b w:val="0"/>
+        </w:rPr>
+        <w:t xml:space="preserve"> and terminology of caching and stale information</w:t>
+      </w:r>
+    </w:p>
+    <w:p>
+      <w:pPr>
+        <w:spacing w:line="336" w:lineRule="auto" w:after="180"/>
+      </w:pPr>
+      <w:r>
+        <w:rPr>
+          <w:b w:val="0"/>
+        </w:rPr>
         <w:t>Apply the stated procedure to a new case with a traceable result</w:t>
       </w:r>
     </w:p>
     <w:p>
-      <w:r>
+      <w:pPr>
+        <w:spacing w:line="336" w:lineRule="auto" w:after="180"/>
+      </w:pPr>
+      <w:r>
+        <w:rPr>
+          <w:b w:val="0"/>
+        </w:rPr>
         <w:t>Identify an assumption or limitation and design a revealing follow-up</w:t>
       </w:r>
     </w:p>
@@ -126,8 +251,38 @@
       </w:r>
     </w:p>
     <w:p>
-      <w:r>
-        <w:t>Recall Data retention and deletion. Explain why a recorded result needs its input conditions and evidence source before it can support a claim.</w:t>
+      <w:pPr>
+        <w:spacing w:line="336" w:lineRule="auto" w:after="180"/>
+      </w:pPr>
+      <w:r>
+        <w:rPr>
+          <w:b w:val="0"/>
+        </w:rPr>
+        <w:t xml:space="preserve">Recall Data retention and deletion. Explain why a recorded result needs its </w:t>
+      </w:r>
+      <w:r>
+        <w:rPr>
+          <w:b/>
+        </w:rPr>
+        <w:t>input</w:t>
+      </w:r>
+      <w:r>
+        <w:rPr>
+          <w:b w:val="0"/>
+        </w:rPr>
+        <w:t xml:space="preserve"> conditions and </w:t>
+      </w:r>
+      <w:r>
+        <w:rPr>
+          <w:b/>
+        </w:rPr>
+        <w:t>evidence</w:t>
+      </w:r>
+      <w:r>
+        <w:rPr>
+          <w:b w:val="0"/>
+        </w:rPr>
+        <w:t xml:space="preserve"> source before it can support a claim.</w:t>
       </w:r>
     </w:p>
     <w:p>
@@ -162,7 +317,13 @@
       </w:r>
     </w:p>
     <w:p>
-      <w:r>
+      <w:pPr>
+        <w:spacing w:line="336" w:lineRule="auto" w:after="180"/>
+      </w:pPr>
+      <w:r>
+        <w:rPr>
+          <w:b w:val="0"/>
+        </w:rPr>
         <w:t>Explain caching and stale information using the deciding step in this fictional service.</w:t>
       </w:r>
     </w:p>
@@ -176,12 +337,40 @@
     </w:p>
     <w:p>
       <w:r>
+        <w:t>Investigate the supplied Caching and stale information case. Separate observations, given facts and assumptions before choosing an explanation.</w:t>
+      </w:r>
+    </w:p>
+    <w:p>
+      <w:pPr>
+        <w:spacing w:line="336" w:lineRule="auto" w:after="180"/>
+      </w:pPr>
+      <w:r>
+        <w:rPr>
+          <w:b w:val="0"/>
+        </w:rPr>
         <w:t>Caching reuses results but needs freshness and access-aware keys. A cached answer must not cross role or corpus-version boundaries.</w:t>
       </w:r>
     </w:p>
     <w:p>
-      <w:r>
-        <w:t>Begin by writing the question the procedure is intended to answer. Identify the information already supplied, the information it will produce and the information still missing. These are constructed classroom examples; they do not require live accounts, private records or an external service. Do not treat a plausible explanation as a measured outcome.</w:t>
+      <w:pPr>
+        <w:spacing w:line="336" w:lineRule="auto" w:after="180"/>
+      </w:pPr>
+      <w:r>
+        <w:rPr>
+          <w:b w:val="0"/>
+        </w:rPr>
+        <w:t>Begin by writing the question the procedure is intended to answer. Identify the information already supplied, the information it will produce and the information still missing.</w:t>
+      </w:r>
+    </w:p>
+    <w:p>
+      <w:pPr>
+        <w:spacing w:line="336" w:lineRule="auto" w:after="180"/>
+      </w:pPr>
+      <w:r>
+        <w:rPr>
+          <w:b w:val="0"/>
+        </w:rPr>
+        <w:t>These are constructed classroom examples; they do not require live accounts, private records or an external service. Do not treat a plausible explanation as a measured outcome.</w:t>
       </w:r>
     </w:p>
     <w:p>
@@ -217,7 +406,24 @@
     </w:p>
     <w:p>
       <w:r>
-        <w:t>Cache key includes query, role, corpus version and procedure version. Entry valid only while age&lt;TTL. At exact TTL it expires. Teacher and student results never share a role-agnostic key.</w:t>
+        <w:t>Follow the mechanism for Caching and stale information. Connect each labelled input, deciding step and result.</w:t>
+      </w:r>
+    </w:p>
+    <w:p>
+      <w:pPr>
+        <w:spacing w:line="336" w:lineRule="auto" w:after="180"/>
+      </w:pPr>
+      <w:r>
+        <w:rPr>
+          <w:b/>
+        </w:rPr>
+        <w:t>Cache key</w:t>
+      </w:r>
+      <w:r>
+        <w:rPr>
+          <w:b w:val="0"/>
+        </w:rPr>
+        <w:t xml:space="preserve"> includes query, role, corpus version and procedure version. Entry valid only while age&lt;TTL. At exact TTL it expires. Teacher and student results never share a role-agnostic key.</w:t>
       </w:r>
     </w:p>
     <w:p>
@@ -313,8 +519,49 @@
       </w:r>
     </w:p>
     <w:p>
-      <w:r>
-        <w:t>Before applying the procedure, write its units, denominator or decision boundary where relevant. A partner should be able to repeat each step using the same inputs. If a required input is absent or violates the stated contract, record that condition explicitly instead of quietly replacing it with a convenient value.</w:t>
+      <w:pPr>
+        <w:spacing w:line="336" w:lineRule="auto" w:after="180"/>
+      </w:pPr>
+      <w:r>
+        <w:rPr>
+          <w:b w:val="0"/>
+        </w:rPr>
+        <w:t xml:space="preserve">Before applying the procedure, write its units, denominator or decision boundary where relevant. A partner should be able to repeat each step using the same </w:t>
+      </w:r>
+      <w:r>
+        <w:rPr>
+          <w:b/>
+        </w:rPr>
+        <w:t>input</w:t>
+      </w:r>
+      <w:r>
+        <w:rPr>
+          <w:b w:val="0"/>
+        </w:rPr>
+        <w:t>s.</w:t>
+      </w:r>
+    </w:p>
+    <w:p>
+      <w:pPr>
+        <w:spacing w:line="336" w:lineRule="auto" w:after="180"/>
+      </w:pPr>
+      <w:r>
+        <w:rPr>
+          <w:b w:val="0"/>
+        </w:rPr>
+        <w:t xml:space="preserve">If a required </w:t>
+      </w:r>
+      <w:r>
+        <w:rPr>
+          <w:b/>
+        </w:rPr>
+        <w:t>input</w:t>
+      </w:r>
+      <w:r>
+        <w:rPr>
+          <w:b w:val="0"/>
+        </w:rPr>
+        <w:t xml:space="preserve"> is absent or violates the stated contract, record that condition explicitly instead of quietly replacing it with a convenient value.</w:t>
       </w:r>
     </w:p>
     <w:p>
@@ -326,8 +573,26 @@
       </w:r>
     </w:p>
     <w:p>
-      <w:r>
-        <w:t>Point to the input, the deciding step and the result in this week’s visual. Explain the same step in ordinary words. A picture helps when you can say what each part represents.</w:t>
+      <w:pPr>
+        <w:spacing w:line="336" w:lineRule="auto" w:after="180"/>
+      </w:pPr>
+      <w:r>
+        <w:rPr>
+          <w:b w:val="0"/>
+        </w:rPr>
+        <w:t xml:space="preserve">Point to the </w:t>
+      </w:r>
+      <w:r>
+        <w:rPr>
+          <w:b/>
+        </w:rPr>
+        <w:t>input</w:t>
+      </w:r>
+      <w:r>
+        <w:rPr>
+          <w:b w:val="0"/>
+        </w:rPr>
+        <w:t>, the deciding step and the result in this week’s visual. Explain the same step in ordinary words. A picture helps when you can say what each part represents.</w:t>
       </w:r>
     </w:p>
     <w:p>
@@ -339,6 +604,11 @@
       </w:r>
     </w:p>
     <w:p>
+      <w:r>
+        <w:t>Compare the supplied cases for Caching and stale information. Identify the detail that changes the conclusion.</w:t>
+      </w:r>
+    </w:p>
+    <w:p>
       <w:pPr>
         <w:pStyle w:val="Heading3"/>
       </w:pPr>
@@ -347,7 +617,13 @@
       </w:r>
     </w:p>
     <w:p>
-      <w:r>
+      <w:pPr>
+        <w:spacing w:line="336" w:lineRule="auto" w:after="180"/>
+      </w:pPr>
+      <w:r>
+        <w:rPr>
+          <w:b w:val="0"/>
+        </w:rPr>
         <w:t>Teacher response is cached by query only and returned to a student. Show the intermediate steps and give the conclusion with its scope.</w:t>
       </w:r>
     </w:p>
@@ -393,17 +669,68 @@
       </w:r>
     </w:p>
     <w:p>
-      <w:r>
+      <w:pPr>
+        <w:pStyle w:val="Heading3"/>
+      </w:pPr>
+      <w:r>
+        <w:t>Change one thing</w:t>
+      </w:r>
+    </w:p>
+    <w:p>
+      <w:pPr>
+        <w:spacing w:line="336" w:lineRule="auto" w:after="180"/>
+        <w:shd w:fill="F5F1FB"/>
+      </w:pPr>
+      <w:r>
+        <w:rPr>
+          <w:b w:val="0"/>
+        </w:rPr>
         <w:t>Change: The next request still uses approved version 5.</w:t>
       </w:r>
     </w:p>
     <w:p>
-      <w:r>
-        <w:t>Prediction: The matching version-5 entry can supply 09:30 under the freshness policy.</w:t>
-      </w:r>
-    </w:p>
-    <w:p>
-      <w:r>
+      <w:pPr>
+        <w:pStyle w:val="Heading3"/>
+      </w:pPr>
+      <w:r>
+        <w:t>Predicted result</w:t>
+      </w:r>
+    </w:p>
+    <w:p>
+      <w:pPr>
+        <w:spacing w:line="336" w:lineRule="auto" w:after="180"/>
+        <w:shd w:fill="F1F6FC"/>
+      </w:pPr>
+      <w:r>
+        <w:rPr>
+          <w:b/>
+        </w:rPr>
+        <w:t>Prediction</w:t>
+      </w:r>
+      <w:r>
+        <w:rPr>
+          <w:b w:val="0"/>
+        </w:rPr>
+        <w:t>: The matching version-5 entry can supply 09:30 under the freshness policy.</w:t>
+      </w:r>
+    </w:p>
+    <w:p>
+      <w:pPr>
+        <w:pStyle w:val="Heading3"/>
+      </w:pPr>
+      <w:r>
+        <w:t>Why the result follows</w:t>
+      </w:r>
+    </w:p>
+    <w:p>
+      <w:pPr>
+        <w:spacing w:line="336" w:lineRule="auto" w:after="180"/>
+        <w:shd w:fill="F1F6FC"/>
+      </w:pPr>
+      <w:r>
+        <w:rPr>
+          <w:b w:val="0"/>
+        </w:rPr>
         <w:t>Reason: Request and cached source version now agree.</w:t>
       </w:r>
     </w:p>
@@ -413,6 +740,11 @@
       </w:pPr>
       <w:r>
         <w:t>05. Words that unlock the idea</w:t>
+      </w:r>
+    </w:p>
+    <w:p>
+      <w:r>
+        <w:t>Use the vocabulary of Caching and stale information to explain a concrete decision, rather than only memorising definitions.</w:t>
       </w:r>
     </w:p>
     <w:tbl>
@@ -550,22 +882,141 @@
     </w:p>
     <w:p>
       <w:r>
+        <w:t>Follow the worked trace for Caching and stale information, predict a step, then compare with its explanation.</w:t>
+      </w:r>
+    </w:p>
+    <w:p>
+      <w:pPr>
+        <w:spacing w:line="336" w:lineRule="auto" w:after="180"/>
+      </w:pPr>
+      <w:r>
+        <w:rPr>
+          <w:b w:val="0"/>
+        </w:rPr>
         <w:t>Teacher response is cached by query only and returned to a student.</w:t>
       </w:r>
     </w:p>
     <w:p>
-      <w:r>
+      <w:pPr>
+        <w:spacing w:line="336" w:lineRule="auto" w:after="180"/>
+      </w:pPr>
+      <w:r>
+        <w:rPr>
+          <w:b w:val="0"/>
+        </w:rPr>
         <w:t>Role omission creates an access leak. Include role and enforce current permission before returning any cached content.</w:t>
       </w:r>
     </w:p>
     <w:p>
-      <w:r>
-        <w:t>Compare the intermediate evidence with the final statement. Explain why each number or decision follows from the stated inputs. The conclusion belongs to this scenario and procedure; changing the inputs, evaluation population or authority can change what it establishes. Retain the raw record so a later revision can be compared honestly.</w:t>
-      </w:r>
-    </w:p>
-    <w:p>
-      <w:r>
-        <w:t>Optional local lab: predict the printed result before running this standalone Python 3 example. Change one relevant boundary input, record the outcome and state the contract or statistical assumptions. The program uses fictional values and the Python standard library; it performs no external operations.</w:t>
+      <w:pPr>
+        <w:pStyle w:val="Heading3"/>
+      </w:pPr>
+      <w:r>
+        <w:t>Worked explanation · Caching and stale information</w:t>
+      </w:r>
+    </w:p>
+    <w:p>
+      <w:pPr>
+        <w:spacing w:line="336" w:lineRule="auto" w:after="180"/>
+        <w:shd w:fill="F1F6FC"/>
+      </w:pPr>
+      <w:r>
+        <w:rPr>
+          <w:b w:val="0"/>
+        </w:rPr>
+        <w:t xml:space="preserve">Compare the intermediate </w:t>
+      </w:r>
+      <w:r>
+        <w:rPr>
+          <w:b/>
+        </w:rPr>
+        <w:t>evidence</w:t>
+      </w:r>
+      <w:r>
+        <w:rPr>
+          <w:b w:val="0"/>
+        </w:rPr>
+        <w:t xml:space="preserve"> with the final statement. Explain why each number or decision follows from the stated </w:t>
+      </w:r>
+      <w:r>
+        <w:rPr>
+          <w:b/>
+        </w:rPr>
+        <w:t>input</w:t>
+      </w:r>
+      <w:r>
+        <w:rPr>
+          <w:b w:val="0"/>
+        </w:rPr>
+        <w:t>s.</w:t>
+      </w:r>
+    </w:p>
+    <w:p>
+      <w:pPr>
+        <w:spacing w:line="336" w:lineRule="auto" w:after="180"/>
+        <w:shd w:fill="F1F6FC"/>
+      </w:pPr>
+      <w:r>
+        <w:rPr>
+          <w:b w:val="0"/>
+        </w:rPr>
+        <w:t xml:space="preserve">The conclusion belongs to this scenario and procedure; changing the </w:t>
+      </w:r>
+      <w:r>
+        <w:rPr>
+          <w:b/>
+        </w:rPr>
+        <w:t>input</w:t>
+      </w:r>
+      <w:r>
+        <w:rPr>
+          <w:b w:val="0"/>
+        </w:rPr>
+        <w:t>s, evaluation population or authority can change what it establishes. Retain the raw record so a later revision can be compared honestly.</w:t>
+      </w:r>
+    </w:p>
+    <w:p>
+      <w:pPr>
+        <w:pStyle w:val="Heading3"/>
+      </w:pPr>
+      <w:r>
+        <w:t>Worked explanation · Caching and stale information</w:t>
+      </w:r>
+    </w:p>
+    <w:p>
+      <w:pPr>
+        <w:spacing w:line="336" w:lineRule="auto" w:after="180"/>
+        <w:shd w:fill="F1F6FC"/>
+      </w:pPr>
+      <w:r>
+        <w:rPr>
+          <w:b w:val="0"/>
+        </w:rPr>
+        <w:t xml:space="preserve">Optional local lab: predict the printed result before running this standalone Python 3 example. Change one relevant boundary </w:t>
+      </w:r>
+      <w:r>
+        <w:rPr>
+          <w:b/>
+        </w:rPr>
+        <w:t>input</w:t>
+      </w:r>
+      <w:r>
+        <w:rPr>
+          <w:b w:val="0"/>
+        </w:rPr>
+        <w:t>, record the outcome and state the contract or statistical assumptions.</w:t>
+      </w:r>
+    </w:p>
+    <w:p>
+      <w:pPr>
+        <w:spacing w:line="336" w:lineRule="auto" w:after="180"/>
+        <w:shd w:fill="F1F6FC"/>
+      </w:pPr>
+      <w:r>
+        <w:rPr>
+          <w:b w:val="0"/>
+        </w:rPr>
+        <w:t>The program uses fictional values and the Python standard library; it performs no external operations.</w:t>
       </w:r>
     </w:p>
     <w:p>
@@ -596,7 +1047,13 @@
       </w:r>
     </w:p>
     <w:p>
-      <w:r>
+      <w:pPr>
+        <w:spacing w:line="336" w:lineRule="auto" w:after="180"/>
+      </w:pPr>
+      <w:r>
+        <w:rPr>
+          <w:b w:val="0"/>
+        </w:rPr>
         <w:t>Cover the result before checking it. Say what is given, choose the procedure, and follow one step at a time. Then uncover the result and explain your first mismatch. Ask why a step is allowed, not only what number it produces.</w:t>
       </w:r>
     </w:p>
@@ -609,7 +1066,13 @@
       </w:r>
     </w:p>
     <w:p>
-      <w:r>
+      <w:pPr>
+        <w:spacing w:line="336" w:lineRule="auto" w:after="180"/>
+      </w:pPr>
+      <w:r>
+        <w:rPr>
+          <w:b w:val="0"/>
+        </w:rPr>
         <w:t>Cache by source version. A service has an opening-time answer cached from version 4, but version 5 is now approved.</w:t>
       </w:r>
     </w:p>
@@ -622,8 +1085,35 @@
       </w:r>
     </w:p>
     <w:p>
-      <w:r>
-        <w:t>Version 4 says 09:00; version 5 says 09:30. Cache key contains room and source version.</w:t>
+      <w:pPr>
+        <w:pStyle w:val="Heading3"/>
+      </w:pPr>
+      <w:r>
+        <w:t>Supplied facts</w:t>
+      </w:r>
+    </w:p>
+    <w:p>
+      <w:pPr>
+        <w:spacing w:line="336" w:lineRule="auto" w:after="180"/>
+        <w:shd w:fill="F1F6FC"/>
+      </w:pPr>
+      <w:r>
+        <w:rPr>
+          <w:b w:val="0"/>
+        </w:rPr>
+        <w:t xml:space="preserve">Version 4 says 09:00; version 5 says 09:30. </w:t>
+      </w:r>
+      <w:r>
+        <w:rPr>
+          <w:b/>
+        </w:rPr>
+        <w:t>Cache key</w:t>
+      </w:r>
+      <w:r>
+        <w:rPr>
+          <w:b w:val="0"/>
+        </w:rPr>
+        <w:t xml:space="preserve"> contains room and source version.</w:t>
       </w:r>
     </w:p>
     <w:p>
@@ -786,7 +1276,22 @@
       </w:r>
     </w:p>
     <w:p>
-      <w:r>
+      <w:pPr>
+        <w:pStyle w:val="Heading3"/>
+      </w:pPr>
+      <w:r>
+        <w:t>Why the result follows</w:t>
+      </w:r>
+    </w:p>
+    <w:p>
+      <w:pPr>
+        <w:spacing w:line="336" w:lineRule="auto" w:after="180"/>
+        <w:shd w:fill="F1F6FC"/>
+      </w:pPr>
+      <w:r>
+        <w:rPr>
+          <w:b w:val="0"/>
+        </w:rPr>
         <w:t>A cache saves repeated work but can retain obsolete facts. Version-aware keys distinguish answers grounded in different records.</w:t>
       </w:r>
     </w:p>
@@ -799,17 +1304,74 @@
       </w:r>
     </w:p>
     <w:p>
-      <w:r>
-        <w:t>Version keys cannot detect silent unversioned edits; the source publication process must update versions reliably.</w:t>
-      </w:r>
-    </w:p>
-    <w:p>
-      <w:r>
+      <w:pPr>
+        <w:pStyle w:val="Heading3"/>
+      </w:pPr>
+      <w:r>
+        <w:t>Keep the stated limit</w:t>
+      </w:r>
+    </w:p>
+    <w:p>
+      <w:pPr>
+        <w:spacing w:line="336" w:lineRule="auto" w:after="180"/>
+        <w:shd w:fill="FFF5E6"/>
+      </w:pPr>
+      <w:r>
+        <w:rPr>
+          <w:b w:val="0"/>
+        </w:rPr>
+        <w:t xml:space="preserve">Version keys cannot detect silent unversioned edits; the source publication </w:t>
+      </w:r>
+      <w:r>
+        <w:rPr>
+          <w:b/>
+        </w:rPr>
+        <w:t>process</w:t>
+      </w:r>
+      <w:r>
+        <w:rPr>
+          <w:b w:val="0"/>
+        </w:rPr>
+        <w:t xml:space="preserve"> must update versions reliably.</w:t>
+      </w:r>
+    </w:p>
+    <w:p>
+      <w:pPr>
+        <w:pStyle w:val="Heading3"/>
+      </w:pPr>
+      <w:r>
+        <w:t>Keep the stated limit</w:t>
+      </w:r>
+    </w:p>
+    <w:p>
+      <w:pPr>
+        <w:spacing w:line="336" w:lineRule="auto" w:after="180"/>
+        <w:shd w:fill="FFF5E6"/>
+      </w:pPr>
+      <w:r>
+        <w:rPr>
+          <w:b w:val="0"/>
+        </w:rPr>
         <w:t>Read the labelled picture: Identify the version mismatch in the cached 09:00 answer. What should the first version-5 request return, and what permits a later version-5 cache hit?</w:t>
       </w:r>
     </w:p>
     <w:p>
-      <w:r>
+      <w:pPr>
+        <w:pStyle w:val="Heading3"/>
+      </w:pPr>
+      <w:r>
+        <w:t>Keep the stated limit</w:t>
+      </w:r>
+    </w:p>
+    <w:p>
+      <w:pPr>
+        <w:spacing w:line="336" w:lineRule="auto" w:after="180"/>
+        <w:shd w:fill="FFF5E6"/>
+      </w:pPr>
+      <w:r>
+        <w:rPr>
+          <w:b w:val="0"/>
+        </w:rPr>
         <w:t>Change one thing: The next request still uses approved version 5. Predict the result before checking the explanation. What remains the same?</w:t>
       </w:r>
     </w:p>
@@ -823,12 +1385,30 @@
     </w:p>
     <w:p>
       <w:r>
-        <w:t>A cached result retains the limitations of its original evidence and can become stale independently of TTL.</w:t>
-      </w:r>
-    </w:p>
-    <w:p>
-      <w:r>
-        <w:t>A useful check asks what would make the reasoning fail. Distinguish a failure to execute the declared procedure from a weakness in the procedure itself. The first may require a correction; the second requires an explicitly revised method and new evidence. Preserve unsuccessful cases so an improved result cannot hide the original problem.</w:t>
+        <w:t>Find the unsupported step in the Caching and stale information claim and explain a repair using the supplied evidence.</w:t>
+      </w:r>
+    </w:p>
+    <w:p>
+      <w:pPr>
+        <w:spacing w:line="336" w:lineRule="auto" w:after="180"/>
+      </w:pPr>
+      <w:r>
+        <w:rPr>
+          <w:b w:val="0"/>
+        </w:rPr>
+        <w:t xml:space="preserve">A cached result retains the limitations of its original </w:t>
+      </w:r>
+      <w:r>
+        <w:rPr>
+          <w:b/>
+        </w:rPr>
+        <w:t>evidence</w:t>
+      </w:r>
+      <w:r>
+        <w:rPr>
+          <w:b w:val="0"/>
+        </w:rPr>
+        <w:t xml:space="preserve"> and can become stale independently of TTL.</w:t>
       </w:r>
     </w:p>
     <w:p>
@@ -836,6 +1416,50 @@
         <w:pStyle w:val="Heading3"/>
       </w:pPr>
       <w:r>
+        <w:t>Check the claim against the facts</w:t>
+      </w:r>
+    </w:p>
+    <w:p>
+      <w:pPr>
+        <w:spacing w:line="336" w:lineRule="auto" w:after="180"/>
+        <w:shd w:fill="FFF5E6"/>
+      </w:pPr>
+      <w:r>
+        <w:rPr>
+          <w:b w:val="0"/>
+        </w:rPr>
+        <w:t>A useful check asks what would make the reasoning fail. Distinguish a failure to execute the declared procedure from a weakness in the procedure itself.</w:t>
+      </w:r>
+    </w:p>
+    <w:p>
+      <w:pPr>
+        <w:spacing w:line="336" w:lineRule="auto" w:after="180"/>
+        <w:shd w:fill="FFF5E6"/>
+      </w:pPr>
+      <w:r>
+        <w:rPr>
+          <w:b w:val="0"/>
+        </w:rPr>
+        <w:t xml:space="preserve">The first may require a correction; the second requires an explicitly revised method and new </w:t>
+      </w:r>
+      <w:r>
+        <w:rPr>
+          <w:b/>
+        </w:rPr>
+        <w:t>evidence</w:t>
+      </w:r>
+      <w:r>
+        <w:rPr>
+          <w:b w:val="0"/>
+        </w:rPr>
+        <w:t>. Preserve unsuccessful cases so an improved result cannot hide the original problem.</w:t>
+      </w:r>
+    </w:p>
+    <w:p>
+      <w:pPr>
+        <w:pStyle w:val="Heading3"/>
+      </w:pPr>
+      <w:r>
         <w:t>Guided: restate the worked result, then name the assumption or limitation that prevents a broader conclusion.</w:t>
       </w:r>
     </w:p>
@@ -873,8 +1497,37 @@
       </w:r>
     </w:p>
     <w:p>
-      <w:r>
-        <w:t>A report omits this qualification: A cached result retains the limitations of its original evidence and can become stale independently of TTL. Explain how omitting it could change a reader's interpretation, and write an accurate replacement.</w:t>
+      <w:pPr>
+        <w:spacing w:line="336" w:lineRule="auto" w:after="180"/>
+      </w:pPr>
+      <w:r>
+        <w:rPr>
+          <w:b w:val="0"/>
+        </w:rPr>
+        <w:t xml:space="preserve">A report omits this qualification: A cached result retains the limitations of its original </w:t>
+      </w:r>
+      <w:r>
+        <w:rPr>
+          <w:b/>
+        </w:rPr>
+        <w:t>evidence</w:t>
+      </w:r>
+      <w:r>
+        <w:rPr>
+          <w:b w:val="0"/>
+        </w:rPr>
+        <w:t xml:space="preserve"> and can become stale independently of TTL.</w:t>
+      </w:r>
+    </w:p>
+    <w:p>
+      <w:pPr>
+        <w:spacing w:line="336" w:lineRule="auto" w:after="180"/>
+      </w:pPr>
+      <w:r>
+        <w:rPr>
+          <w:b w:val="0"/>
+        </w:rPr>
+        <w:t>Explain how omitting it could change a reader's interpretation, and write an accurate replacement.</w:t>
       </w:r>
     </w:p>
     <w:p>
@@ -925,7 +1578,54 @@
     </w:p>
     <w:p>
       <w:r>
-        <w:t>Explain the weekly mechanism in your own words. Use the worked scenario to name its input, decision rule and output.</w:t>
+        <w:t>Practise Caching and stale information with support, then explain the deciding step in your own words.</w:t>
+      </w:r>
+    </w:p>
+    <w:p>
+      <w:pPr>
+        <w:spacing w:line="336" w:lineRule="auto" w:after="180"/>
+      </w:pPr>
+      <w:r>
+        <w:rPr>
+          <w:b w:val="0"/>
+        </w:rPr>
+        <w:t xml:space="preserve">Explain the weekly </w:t>
+      </w:r>
+      <w:r>
+        <w:rPr>
+          <w:b/>
+        </w:rPr>
+        <w:t>mechanism</w:t>
+      </w:r>
+      <w:r>
+        <w:rPr>
+          <w:b w:val="0"/>
+        </w:rPr>
+        <w:t xml:space="preserve"> in your own words. Use the worked scenario to name its </w:t>
+      </w:r>
+      <w:r>
+        <w:rPr>
+          <w:b/>
+        </w:rPr>
+        <w:t>input</w:t>
+      </w:r>
+      <w:r>
+        <w:rPr>
+          <w:b w:val="0"/>
+        </w:rPr>
+        <w:t xml:space="preserve">, decision rule and </w:t>
+      </w:r>
+      <w:r>
+        <w:rPr>
+          <w:b/>
+        </w:rPr>
+        <w:t>output</w:t>
+      </w:r>
+      <w:r>
+        <w:rPr>
+          <w:b w:val="0"/>
+        </w:rPr>
+        <w:t>.</w:t>
       </w:r>
     </w:p>
     <w:p>
@@ -998,8 +1698,26 @@
       </w:r>
     </w:p>
     <w:p>
-      <w:r>
-        <w:t>Use workbook W2 for the connected example “Caching and stale information”. First fill the input and rule boxes. Try the middle steps before asking for a hint. After a hint, try the next step yourself.</w:t>
+      <w:pPr>
+        <w:spacing w:line="336" w:lineRule="auto" w:after="180"/>
+      </w:pPr>
+      <w:r>
+        <w:rPr>
+          <w:b w:val="0"/>
+        </w:rPr>
+        <w:t xml:space="preserve">Use workbook W2 for the connected example “Caching and stale information”. First fill the </w:t>
+      </w:r>
+      <w:r>
+        <w:rPr>
+          <w:b/>
+        </w:rPr>
+        <w:t>input</w:t>
+      </w:r>
+      <w:r>
+        <w:rPr>
+          <w:b w:val="0"/>
+        </w:rPr>
+        <w:t xml:space="preserve"> and rule boxes. Try the middle steps before asking for a hint. After a hint, try the next step yourself.</w:t>
       </w:r>
     </w:p>
     <w:tbl>
@@ -1082,7 +1800,13 @@
       </w:tr>
     </w:tbl>
     <w:p>
-      <w:r>
+      <w:pPr>
+        <w:spacing w:line="336" w:lineRule="auto" w:after="180"/>
+      </w:pPr>
+      <w:r>
+        <w:rPr>
+          <w:b w:val="0"/>
+        </w:rPr>
         <w:t>Explain your trace to a partner. Your partner points to one step to check. Swap roles on the next case. Each person writes their own explanation.</w:t>
       </w:r>
     </w:p>
@@ -1095,12 +1819,35 @@
       </w:r>
     </w:p>
     <w:p>
-      <w:r>
-        <w:t>Use the worked case for Caching and stale information. Proposed explanation: “The worked result establishes every future case”. Decide whether this explanation is supported. Point to the step or supplied fact that decides; explain your repair if needed.</w:t>
-      </w:r>
-    </w:p>
-    <w:p>
-      <w:r>
+      <w:pPr>
+        <w:spacing w:line="336" w:lineRule="auto" w:after="180"/>
+      </w:pPr>
+      <w:r>
+        <w:rPr>
+          <w:b w:val="0"/>
+        </w:rPr>
+        <w:t>Use the worked case for Caching and stale information. Proposed explanation: “The worked result establishes every future case”. Decide whether this explanation is supported.</w:t>
+      </w:r>
+    </w:p>
+    <w:p>
+      <w:pPr>
+        <w:spacing w:line="336" w:lineRule="auto" w:after="180"/>
+      </w:pPr>
+      <w:r>
+        <w:rPr>
+          <w:b w:val="0"/>
+        </w:rPr>
+        <w:t>Point to the step or supplied fact that decides; explain your repair if needed.</w:t>
+      </w:r>
+    </w:p>
+    <w:p>
+      <w:pPr>
+        <w:spacing w:line="336" w:lineRule="auto" w:after="180"/>
+      </w:pPr>
+      <w:r>
+        <w:rPr>
+          <w:b w:val="0"/>
+        </w:rPr>
         <w:t>Answer on your own before discussion. If you are unsure, say which step you need help with.</w:t>
       </w:r>
     </w:p>
@@ -1113,7 +1860,14 @@
       </w:r>
     </w:p>
     <w:p>
-      <w:r>
+      <w:pPr>
+        <w:spacing w:line="336" w:lineRule="auto" w:after="180"/>
+        <w:shd w:fill="F5F1FB"/>
+      </w:pPr>
+      <w:r>
+        <w:rPr>
+          <w:b w:val="0"/>
+        </w:rPr>
         <w:t>Identify the version mismatch in the cached 09:00 answer. What should the first version-5 request return, and what permits a later version-5 cache hit?</w:t>
       </w:r>
     </w:p>
@@ -1146,7 +1900,13 @@
       </w:r>
     </w:p>
     <w:p>
-      <w:r>
+      <w:pPr>
+        <w:spacing w:line="336" w:lineRule="auto" w:after="180"/>
+      </w:pPr>
+      <w:r>
+        <w:rPr>
+          <w:b w:val="0"/>
+        </w:rPr>
         <w:t>This is supported practice. Keep the separately named independent case for an attempt before feedback.</w:t>
       </w:r>
     </w:p>
@@ -1159,6 +1919,11 @@
       </w:r>
     </w:p>
     <w:p>
+      <w:r>
+        <w:t>Investigate Caching and stale information. Record the prediction, actual observation or labelled paper trace, explanation and next test separately.</w:t>
+      </w:r>
+    </w:p>
+    <w:p>
       <w:pPr>
         <w:pStyle w:val="Heading3"/>
       </w:pPr>
@@ -1167,7 +1932,13 @@
       </w:r>
     </w:p>
     <w:p>
-      <w:r>
+      <w:pPr>
+        <w:spacing w:line="336" w:lineRule="auto" w:after="180"/>
+      </w:pPr>
+      <w:r>
+        <w:rPr>
+          <w:b w:val="0"/>
+        </w:rPr>
         <w:t>Teacher response is cached by query only and returned to a student. Show the intermediate steps and give the conclusion with its scope.</w:t>
       </w:r>
     </w:p>
@@ -1327,7 +2098,13 @@
       </w:tr>
     </w:tbl>
     <w:p>
-      <w:r>
+      <w:pPr>
+        <w:spacing w:line="336" w:lineRule="auto" w:after="180"/>
+      </w:pPr>
+      <w:r>
+        <w:rPr>
+          <w:b w:val="0"/>
+        </w:rPr>
         <w:t>On paper, trace the supplied procedure. If code is provided, predict before running it in a local practice file. Never write an expected answer as though it were an observed run.</w:t>
       </w:r>
     </w:p>
@@ -1340,7 +2117,13 @@
       </w:r>
     </w:p>
     <w:p>
-      <w:r>
+      <w:pPr>
+        <w:spacing w:line="336" w:lineRule="auto" w:after="180"/>
+      </w:pPr>
+      <w:r>
+        <w:rPr>
+          <w:b w:val="0"/>
+        </w:rPr>
         <w:t>Before trying: what do I expect, and why? While trying: which step could first go wrong? Afterwards: what did I actually observe, and what should change? Keep “not run” if you only traced the procedure.</w:t>
       </w:r>
     </w:p>
@@ -1353,6 +2136,11 @@
       </w:r>
     </w:p>
     <w:p>
+      <w:r>
+        <w:t>Move from recall to tracing, diagnosis and transfer in Caching and stale information. Explain why each step is justified.</w:t>
+      </w:r>
+    </w:p>
+    <w:p>
       <w:pPr>
         <w:pStyle w:val="Heading3"/>
       </w:pPr>
@@ -1361,18 +2149,106 @@
       </w:r>
     </w:p>
     <w:p>
-      <w:r>
-        <w:t>Explain the weekly mechanism in your own words. Use the worked scenario to name its input, decision rule and output.</w:t>
-      </w:r>
-    </w:p>
-    <w:p>
-      <w:r>
-        <w:t>A report omits this qualification: A cached result retains the limitations of its original evidence and can become stale independently of TTL. Explain how omitting it could change a reader's interpretation, and write an accurate replacement.</w:t>
-      </w:r>
-    </w:p>
-    <w:p>
-      <w:r>
-        <w:t>For the worked scenario, propose one additional case that could reveal a failure, describe its expected outcome before running it, and explain what would need to remain fixed for a fair comparison. Do not reuse W4 as a new final test after receiving feedback.</w:t>
+      <w:pPr>
+        <w:spacing w:line="336" w:lineRule="auto" w:after="180"/>
+      </w:pPr>
+      <w:r>
+        <w:rPr>
+          <w:b w:val="0"/>
+        </w:rPr>
+        <w:t xml:space="preserve">Explain the weekly </w:t>
+      </w:r>
+      <w:r>
+        <w:rPr>
+          <w:b/>
+        </w:rPr>
+        <w:t>mechanism</w:t>
+      </w:r>
+      <w:r>
+        <w:rPr>
+          <w:b w:val="0"/>
+        </w:rPr>
+        <w:t xml:space="preserve"> in your own words. Use the worked scenario to name its </w:t>
+      </w:r>
+      <w:r>
+        <w:rPr>
+          <w:b/>
+        </w:rPr>
+        <w:t>input</w:t>
+      </w:r>
+      <w:r>
+        <w:rPr>
+          <w:b w:val="0"/>
+        </w:rPr>
+        <w:t xml:space="preserve">, decision rule and </w:t>
+      </w:r>
+      <w:r>
+        <w:rPr>
+          <w:b/>
+        </w:rPr>
+        <w:t>output</w:t>
+      </w:r>
+      <w:r>
+        <w:rPr>
+          <w:b w:val="0"/>
+        </w:rPr>
+        <w:t>.</w:t>
+      </w:r>
+    </w:p>
+    <w:p>
+      <w:pPr>
+        <w:spacing w:line="336" w:lineRule="auto" w:after="180"/>
+      </w:pPr>
+      <w:r>
+        <w:rPr>
+          <w:b w:val="0"/>
+        </w:rPr>
+        <w:t xml:space="preserve">A report omits this qualification: A cached result retains the limitations of its original </w:t>
+      </w:r>
+      <w:r>
+        <w:rPr>
+          <w:b/>
+        </w:rPr>
+        <w:t>evidence</w:t>
+      </w:r>
+      <w:r>
+        <w:rPr>
+          <w:b w:val="0"/>
+        </w:rPr>
+        <w:t xml:space="preserve"> and can become stale independently of TTL.</w:t>
+      </w:r>
+    </w:p>
+    <w:p>
+      <w:pPr>
+        <w:spacing w:line="336" w:lineRule="auto" w:after="180"/>
+      </w:pPr>
+      <w:r>
+        <w:rPr>
+          <w:b w:val="0"/>
+        </w:rPr>
+        <w:t>Explain how omitting it could change a reader's interpretation, and write an accurate replacement.</w:t>
+      </w:r>
+    </w:p>
+    <w:p>
+      <w:pPr>
+        <w:spacing w:line="336" w:lineRule="auto" w:after="180"/>
+      </w:pPr>
+      <w:r>
+        <w:rPr>
+          <w:b w:val="0"/>
+        </w:rPr>
+        <w:t>For the worked scenario, propose one additional case that could reveal a failure, describe its expected outcome before running it, and explain what would need to remain fixed for a fair comparison.</w:t>
+      </w:r>
+    </w:p>
+    <w:p>
+      <w:pPr>
+        <w:spacing w:line="336" w:lineRule="auto" w:after="180"/>
+      </w:pPr>
+      <w:r>
+        <w:rPr>
+          <w:b w:val="0"/>
+        </w:rPr>
+        <w:t>Do not reuse W4 as a new final test after receiving feedback.</w:t>
       </w:r>
     </w:p>
     <w:p>
@@ -1418,7 +2294,77 @@
     </w:p>
     <w:p>
       <w:r>
-        <w:t>Add a labelled caching and stale information evidence sheet to Grounded Learning Service. Show how you can explain the mechanism and terminology of caching and stale information. Use the supplied fictional case and keep its inputs, intermediate steps, calculation or prediction, and limitation. Connect this record to last week’s record; a matching answer without a trace is insufficient.</w:t>
+        <w:t>Apply this week’s idea to Grounded Learning Service. Keep an annotated decision and the evidence supporting it.</w:t>
+      </w:r>
+    </w:p>
+    <w:p>
+      <w:pPr>
+        <w:spacing w:line="336" w:lineRule="auto" w:after="180"/>
+      </w:pPr>
+      <w:r>
+        <w:rPr>
+          <w:b w:val="0"/>
+        </w:rPr>
+        <w:t xml:space="preserve">Add a labelled caching and stale information </w:t>
+      </w:r>
+      <w:r>
+        <w:rPr>
+          <w:b/>
+        </w:rPr>
+        <w:t>evidence</w:t>
+      </w:r>
+      <w:r>
+        <w:rPr>
+          <w:b w:val="0"/>
+        </w:rPr>
+        <w:t xml:space="preserve"> sheet to Grounded Learning Service. Show how you can explain the </w:t>
+      </w:r>
+      <w:r>
+        <w:rPr>
+          <w:b/>
+        </w:rPr>
+        <w:t>mechanism</w:t>
+      </w:r>
+      <w:r>
+        <w:rPr>
+          <w:b w:val="0"/>
+        </w:rPr>
+        <w:t xml:space="preserve"> and terminology of caching and stale information.</w:t>
+      </w:r>
+    </w:p>
+    <w:p>
+      <w:pPr>
+        <w:spacing w:line="336" w:lineRule="auto" w:after="180"/>
+      </w:pPr>
+      <w:r>
+        <w:rPr>
+          <w:b w:val="0"/>
+        </w:rPr>
+        <w:t xml:space="preserve">Use the supplied fictional case and keep its </w:t>
+      </w:r>
+      <w:r>
+        <w:rPr>
+          <w:b/>
+        </w:rPr>
+        <w:t>input</w:t>
+      </w:r>
+      <w:r>
+        <w:rPr>
+          <w:b w:val="0"/>
+        </w:rPr>
+        <w:t xml:space="preserve">s, intermediate steps, calculation or </w:t>
+      </w:r>
+      <w:r>
+        <w:rPr>
+          <w:b/>
+        </w:rPr>
+        <w:t>prediction</w:t>
+      </w:r>
+      <w:r>
+        <w:rPr>
+          <w:b w:val="0"/>
+        </w:rPr>
+        <w:t>, and limitation. Connect this record to last week’s record; a matching answer without a trace is insufficient.</w:t>
       </w:r>
     </w:p>
     <w:tbl>
@@ -1546,8 +2492,26 @@
       </w:r>
     </w:p>
     <w:p>
-      <w:r>
-        <w:t>For the Grounded Learning Service, retain an annotated trace and the changed-case result. Name the contract or evidence that makes the deciding step valid, so another team can review it.</w:t>
+      <w:pPr>
+        <w:spacing w:line="336" w:lineRule="auto" w:after="180"/>
+      </w:pPr>
+      <w:r>
+        <w:rPr>
+          <w:b w:val="0"/>
+        </w:rPr>
+        <w:t xml:space="preserve">For the Grounded Learning Service, retain an annotated trace and the changed-case result. Name the contract or </w:t>
+      </w:r>
+      <w:r>
+        <w:rPr>
+          <w:b/>
+        </w:rPr>
+        <w:t>evidence</w:t>
+      </w:r>
+      <w:r>
+        <w:rPr>
+          <w:b w:val="0"/>
+        </w:rPr>
+        <w:t xml:space="preserve"> that makes the deciding step valid, so another team can review it.</w:t>
       </w:r>
     </w:p>
     <w:p>
@@ -1560,7 +2524,29 @@
     </w:p>
     <w:p>
       <w:r>
-        <w:t>Complete the supported workbook tasks before attempting W4 independently. Record any hints or help used. After feedback, use the teacher's fresh retry rather than copying the earlier answer. For a project, select a relevant new case, predict the outcome from the declared rule and preserve the result alongside any revision.</w:t>
+        <w:t>Use a genuinely new case for independent evidence. Previously discussed examples remain practice; use the separately named independent case before feedback.</w:t>
+      </w:r>
+    </w:p>
+    <w:p>
+      <w:pPr>
+        <w:spacing w:line="336" w:lineRule="auto" w:after="180"/>
+      </w:pPr>
+      <w:r>
+        <w:rPr>
+          <w:b w:val="0"/>
+        </w:rPr>
+        <w:t>Complete the supported workbook tasks before attempting W4 independently. Record any hints or help used. After feedback, use the teacher's fresh retry rather than copying the earlier answer.</w:t>
+      </w:r>
+    </w:p>
+    <w:p>
+      <w:pPr>
+        <w:spacing w:line="336" w:lineRule="auto" w:after="180"/>
+      </w:pPr>
+      <w:r>
+        <w:rPr>
+          <w:b w:val="0"/>
+        </w:rPr>
+        <w:t>For a project, select a relevant new case, predict the outcome from the declared rule and preserve the result alongside any revision.</w:t>
       </w:r>
     </w:p>
     <w:p>
@@ -1597,8 +2583,25 @@
       </w:r>
     </w:p>
     <w:p>
-      <w:r>
-        <w:t>For the worked scenario, propose one additional case that could reveal a failure, describe its expected outcome before running it, and explain what would need to remain fixed for a fair comparison. Do not reuse W4 as a new final test after receiving feedback.</w:t>
+      <w:pPr>
+        <w:spacing w:line="336" w:lineRule="auto" w:after="180"/>
+      </w:pPr>
+      <w:r>
+        <w:rPr>
+          <w:b w:val="0"/>
+        </w:rPr>
+        <w:t>For the worked scenario, propose one additional case that could reveal a failure, describe its expected outcome before running it, and explain what would need to remain fixed for a fair comparison.</w:t>
+      </w:r>
+    </w:p>
+    <w:p>
+      <w:pPr>
+        <w:spacing w:line="336" w:lineRule="auto" w:after="180"/>
+      </w:pPr>
+      <w:r>
+        <w:rPr>
+          <w:b w:val="0"/>
+        </w:rPr>
+        <w:t>Do not reuse W4 as a new final test after receiving feedback.</w:t>
       </w:r>
     </w:p>
     <w:p>
@@ -1635,6 +2638,11 @@
       </w:pPr>
       <w:r>
         <w:t>13. Study a complete case</w:t>
+      </w:r>
+    </w:p>
+    <w:p>
+      <w:r>
+        <w:t>Revisit the complete Caching and stale information case for supported practice. Repeated examples do not become fresh assessments.</w:t>
       </w:r>
     </w:p>
     <w:p>
@@ -1738,8 +2746,26 @@
       </w:r>
     </w:p>
     <w:p>
-      <w:r>
-        <w:t>Follow the input through the stated procedure to its result. Cover the result first, predict it, then explain every intermediate step. The text/table accompanies the figure so the example can be read without colour.</w:t>
+      <w:pPr>
+        <w:spacing w:line="336" w:lineRule="auto" w:after="180"/>
+      </w:pPr>
+      <w:r>
+        <w:rPr>
+          <w:b w:val="0"/>
+        </w:rPr>
+        <w:t xml:space="preserve">Follow the </w:t>
+      </w:r>
+      <w:r>
+        <w:rPr>
+          <w:b/>
+        </w:rPr>
+        <w:t>input</w:t>
+      </w:r>
+      <w:r>
+        <w:rPr>
+          <w:b w:val="0"/>
+        </w:rPr>
+        <w:t xml:space="preserve"> through the stated procedure to its result. Cover the result first, predict it, then explain every intermediate step. The text/table accompanies the figure so the example can be read without colour.</w:t>
       </w:r>
     </w:p>
     <w:p>
@@ -1789,6 +2815,11 @@
       </w:r>
     </w:p>
     <w:p>
+      <w:r>
+        <w:t>Attempt the reserved new case before feedback. Record support; the earlier examples below remain additional practice.</w:t>
+      </w:r>
+    </w:p>
+    <w:p>
       <w:pPr>
         <w:pStyle w:val="Heading3"/>
       </w:pPr>
@@ -1797,7 +2828,13 @@
       </w:r>
     </w:p>
     <w:p>
-      <w:r>
+      <w:pPr>
+        <w:spacing w:line="336" w:lineRule="auto" w:after="180"/>
+      </w:pPr>
+      <w:r>
+        <w:rPr>
+          <w:b w:val="0"/>
+        </w:rPr>
         <w:t>TTL10 minutes; ages9, 10, 11. Corpus version changes at age9. Decide validity.</w:t>
       </w:r>
     </w:p>
@@ -1845,7 +2882,13 @@
       </w:r>
     </w:p>
     <w:p>
-      <w:r>
+      <w:pPr>
+        <w:spacing w:line="336" w:lineRule="auto" w:after="180"/>
+      </w:pPr>
+      <w:r>
+        <w:rPr>
+          <w:b w:val="0"/>
+        </w:rPr>
         <w:t>Attempt this case before feedback. Record any help. Earlier examples below are further practice; a case already practised with feedback cannot establish fresh transfer.</w:t>
       </w:r>
     </w:p>
@@ -1858,7 +2901,13 @@
       </w:r>
     </w:p>
     <w:p>
-      <w:r>
+      <w:pPr>
+        <w:spacing w:line="336" w:lineRule="auto" w:after="180"/>
+      </w:pPr>
+      <w:r>
+        <w:rPr>
+          <w:b w:val="0"/>
+        </w:rPr>
         <w:t>TTL10 minutes; ages9, 10, 11. Corpus version changes at age9. Decide validity.</w:t>
       </w:r>
     </w:p>
@@ -1911,7 +2960,13 @@
       </w:r>
     </w:p>
     <w:p>
-      <w:r>
+      <w:pPr>
+        <w:spacing w:line="336" w:lineRule="auto" w:after="180"/>
+      </w:pPr>
+      <w:r>
+        <w:rPr>
+          <w:b w:val="0"/>
+        </w:rPr>
         <w:t>Record support used: none, hint or teacher explanation. After feedback, a different case is needed to demonstrate independence.</w:t>
       </w:r>
     </w:p>
@@ -1924,8 +2979,25 @@
       </w:r>
     </w:p>
     <w:p>
-      <w:r>
-        <w:t>Attempt the independent case before hints. Record whether you worked alone, used a hint or followed a model. After feedback, fix the first unsupported step and explain why it changed. A later check uses a changed case, not a copied answer.</w:t>
+      <w:pPr>
+        <w:spacing w:line="336" w:lineRule="auto" w:after="180"/>
+      </w:pPr>
+      <w:r>
+        <w:rPr>
+          <w:b w:val="0"/>
+        </w:rPr>
+        <w:t>Attempt the independent case before hints. Record whether you worked alone, used a hint or followed a model. After feedback, fix the first unsupported step and explain why it changed.</w:t>
+      </w:r>
+    </w:p>
+    <w:p>
+      <w:pPr>
+        <w:spacing w:line="336" w:lineRule="auto" w:after="180"/>
+      </w:pPr>
+      <w:r>
+        <w:rPr>
+          <w:b w:val="0"/>
+        </w:rPr>
+        <w:t>A later check uses a changed case, not a copied answer.</w:t>
       </w:r>
     </w:p>
     <w:p>
@@ -1938,6 +3010,17 @@
     </w:p>
     <w:p>
       <w:r>
+        <w:t>Use this map to navigate Caching and stale information, connect the goals to tasks and keep one evidence record for each attempt.</w:t>
+      </w:r>
+    </w:p>
+    <w:p>
+      <w:pPr>
+        <w:spacing w:line="336" w:lineRule="auto" w:after="180"/>
+      </w:pPr>
+      <w:r>
+        <w:rPr>
+          <w:b w:val="0"/>
+        </w:rPr>
         <w:t>Start with this question: Cache by source version. A service has an opening-time answer cached from version 4, but version 5 is now approved.</w:t>
       </w:r>
     </w:p>
@@ -2044,13 +3127,61 @@
       </w:tr>
     </w:tbl>
     <w:p>
-      <w:r>
-        <w:t>Remember → watch and explain → try with help → investigate → try independently → keep project evidence. Your teacher may spread this lesson across several classes.</w:t>
-      </w:r>
-    </w:p>
-    <w:p>
-      <w:r>
-        <w:t>Keep your first prediction. Compare it with what the evidence shows and explain any change.</w:t>
+      <w:pPr>
+        <w:spacing w:line="336" w:lineRule="auto" w:after="180"/>
+      </w:pPr>
+      <w:r>
+        <w:rPr>
+          <w:b w:val="0"/>
+        </w:rPr>
+        <w:t xml:space="preserve">Remember → watch and explain → try with help → investigate → try independently → keep project </w:t>
+      </w:r>
+      <w:r>
+        <w:rPr>
+          <w:b/>
+        </w:rPr>
+        <w:t>evidence</w:t>
+      </w:r>
+      <w:r>
+        <w:rPr>
+          <w:b w:val="0"/>
+        </w:rPr>
+        <w:t>. Your teacher may spread this lesson across several classes.</w:t>
+      </w:r>
+    </w:p>
+    <w:p>
+      <w:pPr>
+        <w:spacing w:line="336" w:lineRule="auto" w:after="180"/>
+      </w:pPr>
+      <w:r>
+        <w:rPr>
+          <w:b w:val="0"/>
+        </w:rPr>
+        <w:t xml:space="preserve">Keep your first </w:t>
+      </w:r>
+      <w:r>
+        <w:rPr>
+          <w:b/>
+        </w:rPr>
+        <w:t>prediction</w:t>
+      </w:r>
+      <w:r>
+        <w:rPr>
+          <w:b w:val="0"/>
+        </w:rPr>
+        <w:t xml:space="preserve">. Compare it with what the </w:t>
+      </w:r>
+      <w:r>
+        <w:rPr>
+          <w:b/>
+        </w:rPr>
+        <w:t>evidence</w:t>
+      </w:r>
+      <w:r>
+        <w:rPr>
+          <w:b w:val="0"/>
+        </w:rPr>
+        <w:t xml:space="preserve"> shows and explain any change.</w:t>
       </w:r>
     </w:p>
     <w:p>
@@ -2063,7 +3194,30 @@
     </w:p>
     <w:p>
       <w:r>
-        <w:t>Close your notes. Explain this goal in your own words: Explain the mechanism and terminology of caching and stale information</w:t>
+        <w:t>Explain Caching and stale information without notes, identify a remaining question and plan a later check with a changed case.</w:t>
+      </w:r>
+    </w:p>
+    <w:p>
+      <w:pPr>
+        <w:spacing w:line="336" w:lineRule="auto" w:after="180"/>
+      </w:pPr>
+      <w:r>
+        <w:rPr>
+          <w:b w:val="0"/>
+        </w:rPr>
+        <w:t xml:space="preserve">Close your notes. Explain this goal in your own words: Explain the </w:t>
+      </w:r>
+      <w:r>
+        <w:rPr>
+          <w:b/>
+        </w:rPr>
+        <w:t>mechanism</w:t>
+      </w:r>
+      <w:r>
+        <w:rPr>
+          <w:b w:val="0"/>
+        </w:rPr>
+        <w:t xml:space="preserve"> and terminology of caching and stale information</w:t>
       </w:r>
     </w:p>
     <w:p>
@@ -2100,13 +3254,61 @@
       </w:r>
     </w:p>
     <w:p>
-      <w:r>
-        <w:t>If you are unsure, return to the worked picture and explain one arrow. If you are ready, change an input or assumption and justify your prediction.</w:t>
-      </w:r>
-    </w:p>
-    <w:p>
-      <w:r>
-        <w:t>Save your workbook evidence. At the next review, try a different case before opening your old answer.</w:t>
+      <w:pPr>
+        <w:spacing w:line="336" w:lineRule="auto" w:after="180"/>
+      </w:pPr>
+      <w:r>
+        <w:rPr>
+          <w:b w:val="0"/>
+        </w:rPr>
+        <w:t xml:space="preserve">If you are unsure, return to the worked picture and explain one arrow. If you are ready, change an </w:t>
+      </w:r>
+      <w:r>
+        <w:rPr>
+          <w:b/>
+        </w:rPr>
+        <w:t>input</w:t>
+      </w:r>
+      <w:r>
+        <w:rPr>
+          <w:b w:val="0"/>
+        </w:rPr>
+        <w:t xml:space="preserve"> or assumption and justify your </w:t>
+      </w:r>
+      <w:r>
+        <w:rPr>
+          <w:b/>
+        </w:rPr>
+        <w:t>prediction</w:t>
+      </w:r>
+      <w:r>
+        <w:rPr>
+          <w:b w:val="0"/>
+        </w:rPr>
+        <w:t>.</w:t>
+      </w:r>
+    </w:p>
+    <w:p>
+      <w:pPr>
+        <w:spacing w:line="336" w:lineRule="auto" w:after="180"/>
+      </w:pPr>
+      <w:r>
+        <w:rPr>
+          <w:b w:val="0"/>
+        </w:rPr>
+        <w:t xml:space="preserve">Save your workbook </w:t>
+      </w:r>
+      <w:r>
+        <w:rPr>
+          <w:b/>
+        </w:rPr>
+        <w:t>evidence</w:t>
+      </w:r>
+      <w:r>
+        <w:rPr>
+          <w:b w:val="0"/>
+        </w:rPr>
+        <w:t>. At the next review, try a different case before opening your old answer.</w:t>
       </w:r>
     </w:p>
     <w:p>
@@ -2119,11 +3321,28 @@
     </w:p>
     <w:p>
       <w:r>
+        <w:t>Attempt supported questions before using hints or feedback. Review a missing building block, then keep the completed work.</w:t>
+      </w:r>
+    </w:p>
+    <w:p>
+      <w:pPr>
+        <w:spacing w:line="336" w:lineRule="auto" w:after="180"/>
+      </w:pPr>
+      <w:r>
+        <w:rPr>
+          <w:b w:val="0"/>
+        </w:rPr>
         <w:t>Use this supported practice once, in the browser or on paper. Keep the reserved independent assessment for a separate first attempt before teacher feedback.</w:t>
       </w:r>
     </w:p>
     <w:p>
-      <w:r>
+      <w:pPr>
+        <w:spacing w:line="336" w:lineRule="auto" w:after="180"/>
+      </w:pPr>
+      <w:r>
+        <w:rPr>
+          <w:b w:val="0"/>
+        </w:rPr>
         <w:t>Cache by source version. A service has an opening-time answer cached from version 4, but version 5 is now approved.</w:t>
       </w:r>
     </w:p>
@@ -2136,22 +3355,55 @@
       </w:r>
     </w:p>
     <w:p>
-      <w:r>
+      <w:pPr>
+        <w:spacing w:line="336" w:lineRule="auto" w:after="180"/>
+      </w:pPr>
+      <w:r>
+        <w:rPr>
+          <w:b w:val="0"/>
+        </w:rPr>
         <w:t>Which labelled step matches this detail? Retrieve and cache version 5’s 09:30 under its own key.</w:t>
       </w:r>
     </w:p>
     <w:p>
-      <w:r>
+      <w:pPr>
+        <w:spacing w:line="336" w:lineRule="auto" w:after="180"/>
+        <w:shd w:fill="F4F9FC"/>
+      </w:pPr>
+      <w:r>
+        <w:rPr>
+          <w:b w:val="0"/>
+        </w:rPr>
         <w:t>1. Read authority</w:t>
       </w:r>
     </w:p>
     <w:p>
-      <w:r>
-        <w:t>2. Fetch current evidence</w:t>
-      </w:r>
-    </w:p>
-    <w:p>
-      <w:r>
+      <w:pPr>
+        <w:spacing w:line="336" w:lineRule="auto" w:after="180"/>
+        <w:shd w:fill="F4F9FC"/>
+      </w:pPr>
+      <w:r>
+        <w:rPr>
+          <w:b w:val="0"/>
+        </w:rPr>
+        <w:t xml:space="preserve">2. Fetch current </w:t>
+      </w:r>
+      <w:r>
+        <w:rPr>
+          <w:b/>
+        </w:rPr>
+        <w:t>evidence</w:t>
+      </w:r>
+    </w:p>
+    <w:p>
+      <w:pPr>
+        <w:spacing w:line="336" w:lineRule="auto" w:after="180"/>
+        <w:shd w:fill="F4F9FC"/>
+      </w:pPr>
+      <w:r>
+        <w:rPr>
+          <w:b w:val="0"/>
+        </w:rPr>
         <w:t>3. Inspect cached key</w:t>
       </w:r>
     </w:p>
@@ -2189,41 +3441,155 @@
       </w:r>
     </w:p>
     <w:p>
-      <w:r>
+      <w:pPr>
+        <w:pStyle w:val="Heading3"/>
+      </w:pPr>
+      <w:r>
+        <w:t>Hint · try first</w:t>
+      </w:r>
+    </w:p>
+    <w:p>
+      <w:pPr>
+        <w:spacing w:line="336" w:lineRule="auto" w:after="180"/>
+        <w:shd w:fill="F1F6F8"/>
+      </w:pPr>
+      <w:r>
+        <w:rPr>
+          <w:b w:val="0"/>
+        </w:rPr>
         <w:t>Hint if needed: Read the steps in the pictorial case. Match the supplied detail to the stage that performs or records it.</w:t>
       </w:r>
     </w:p>
     <w:p>
-      <w:r>
-        <w:t>After your attempt, compare with the supported explanation: Fetch current evidence Retrieve and cache version 5’s 09:30 under its own key. A cache saves repeated work but can retain obsolete facts. Version-aware keys distinguish answers grounded in different records.</w:t>
-      </w:r>
-    </w:p>
-    <w:p>
       <w:pPr>
         <w:pStyle w:val="Heading3"/>
       </w:pPr>
       <w:r>
+        <w:t>Feedback · compare after trying</w:t>
+      </w:r>
+    </w:p>
+    <w:p>
+      <w:pPr>
+        <w:spacing w:line="336" w:lineRule="auto" w:after="180"/>
+        <w:shd w:fill="F1F6FC"/>
+      </w:pPr>
+      <w:r>
+        <w:rPr>
+          <w:b w:val="0"/>
+        </w:rPr>
+        <w:t xml:space="preserve">After your attempt, compare with the supported explanation: Fetch current </w:t>
+      </w:r>
+      <w:r>
+        <w:rPr>
+          <w:b/>
+        </w:rPr>
+        <w:t>evidence</w:t>
+      </w:r>
+      <w:r>
+        <w:rPr>
+          <w:b w:val="0"/>
+        </w:rPr>
+        <w:t xml:space="preserve"> Retrieve and cache version 5’s 09:30 under its own key. A cache saves repeated work but can retain obsolete facts.</w:t>
+      </w:r>
+    </w:p>
+    <w:p>
+      <w:pPr>
+        <w:spacing w:line="336" w:lineRule="auto" w:after="180"/>
+        <w:shd w:fill="F1F6FC"/>
+      </w:pPr>
+      <w:r>
+        <w:rPr>
+          <w:b w:val="0"/>
+        </w:rPr>
+        <w:t>Version-aware keys distinguish answers grounded in different records.</w:t>
+      </w:r>
+    </w:p>
+    <w:p>
+      <w:pPr>
+        <w:pStyle w:val="Heading3"/>
+      </w:pPr>
+      <w:r>
         <w:t>Practice 2: explain the deciding evidence</w:t>
       </w:r>
     </w:p>
     <w:p>
-      <w:r>
+      <w:pPr>
+        <w:pStyle w:val="Heading3"/>
+      </w:pPr>
+      <w:r>
+        <w:t>Changed case · predict first</w:t>
+      </w:r>
+    </w:p>
+    <w:p>
+      <w:pPr>
+        <w:spacing w:line="336" w:lineRule="auto" w:after="180"/>
+        <w:shd w:fill="F5F1FB"/>
+      </w:pPr>
+      <w:r>
+        <w:rPr>
+          <w:b w:val="0"/>
+        </w:rPr>
         <w:t>Changed-case practice: The next request still uses approved version 5. Which conclusion is supported by the supplied facts?</w:t>
       </w:r>
     </w:p>
     <w:p>
-      <w:r>
+      <w:pPr>
+        <w:spacing w:line="336" w:lineRule="auto" w:after="180"/>
+        <w:shd w:fill="F4F9FC"/>
+      </w:pPr>
+      <w:r>
+        <w:rPr>
+          <w:b w:val="0"/>
+        </w:rPr>
         <w:t>1. The matching version-5 entry can supply 09:30 under the freshness policy.</w:t>
       </w:r>
     </w:p>
     <w:p>
-      <w:r>
-        <w:t>2. This one example guarantees correct results for every future input.</w:t>
-      </w:r>
-    </w:p>
-    <w:p>
-      <w:r>
-        <w:t>3. We can decide the result without examining the changed input or the procedure.</w:t>
+      <w:pPr>
+        <w:spacing w:line="336" w:lineRule="auto" w:after="180"/>
+        <w:shd w:fill="F4F9FC"/>
+      </w:pPr>
+      <w:r>
+        <w:rPr>
+          <w:b w:val="0"/>
+        </w:rPr>
+        <w:t xml:space="preserve">2. This one example guarantees correct results for every future </w:t>
+      </w:r>
+      <w:r>
+        <w:rPr>
+          <w:b/>
+        </w:rPr>
+        <w:t>input</w:t>
+      </w:r>
+      <w:r>
+        <w:rPr>
+          <w:b w:val="0"/>
+        </w:rPr>
+        <w:t>.</w:t>
+      </w:r>
+    </w:p>
+    <w:p>
+      <w:pPr>
+        <w:spacing w:line="336" w:lineRule="auto" w:after="180"/>
+        <w:shd w:fill="F4F9FC"/>
+      </w:pPr>
+      <w:r>
+        <w:rPr>
+          <w:b w:val="0"/>
+        </w:rPr>
+        <w:t xml:space="preserve">3. We can decide the result without examining the changed </w:t>
+      </w:r>
+      <w:r>
+        <w:rPr>
+          <w:b/>
+        </w:rPr>
+        <w:t>input</w:t>
+      </w:r>
+      <w:r>
+        <w:rPr>
+          <w:b w:val="0"/>
+        </w:rPr>
+        <w:t xml:space="preserve"> or the procedure.</w:t>
       </w:r>
     </w:p>
     <w:p>
@@ -2260,12 +3626,42 @@
       </w:r>
     </w:p>
     <w:p>
-      <w:r>
+      <w:pPr>
+        <w:pStyle w:val="Heading3"/>
+      </w:pPr>
+      <w:r>
+        <w:t>Hint · try first</w:t>
+      </w:r>
+    </w:p>
+    <w:p>
+      <w:pPr>
+        <w:spacing w:line="336" w:lineRule="auto" w:after="180"/>
+        <w:shd w:fill="F1F6F8"/>
+      </w:pPr>
+      <w:r>
+        <w:rPr>
+          <w:b w:val="0"/>
+        </w:rPr>
         <w:t>Hint if needed: Use the changed condition and the deciding step in the pictorial trace. The answer must say what follows from those facts.</w:t>
       </w:r>
     </w:p>
     <w:p>
-      <w:r>
+      <w:pPr>
+        <w:pStyle w:val="Heading3"/>
+      </w:pPr>
+      <w:r>
+        <w:t>Feedback · compare after trying</w:t>
+      </w:r>
+    </w:p>
+    <w:p>
+      <w:pPr>
+        <w:spacing w:line="336" w:lineRule="auto" w:after="180"/>
+        <w:shd w:fill="F1F6FC"/>
+      </w:pPr>
+      <w:r>
+        <w:rPr>
+          <w:b w:val="0"/>
+        </w:rPr>
         <w:t>After your attempt, compare with the supported explanation: The matching version-5 entry can supply 09:30 under the freshness policy. Request and cached source version now agree.</w:t>
       </w:r>
     </w:p>
@@ -2278,18 +3674,141 @@
       </w:r>
     </w:p>
     <w:p>
-      <w:r>
-        <w:t>Review Data retention and deletion (ai-6/20). Goal: Explain the mechanism and terminology of data retention and deletion. Short practice: Apply the seven-day boundary to T1 and T2. How many T2 locations need verification, and may deletion be called complete if its backup remains?. Return to this week and explain what you changed.</w:t>
-      </w:r>
-    </w:p>
-    <w:p>
-      <w:r>
-        <w:t>Review Untrusted input boundaries (ai-6/18). Goal: Explain the mechanism and terminology of untrusted input boundaries. Short practice: Classify h3, H3, h30 and the trailing-space input by the stated shape contract. Does a valid z0 grant record access, and which separate gate still remains?. Return to this week and explain what you changed.</w:t>
-      </w:r>
-    </w:p>
-    <w:p>
-      <w:r>
-        <w:t>Review Approval gates and idempotency (ai-6/15). Goal: Explain the mechanism and terminology of approval gates and idempotency. Short practice: Trace the two deliveries of approved K9. How many reservations should occur, and why can a new K10 for desk 5 not borrow K9’s approval?. Return to this week and explain what you changed.</w:t>
+      <w:pPr>
+        <w:spacing w:line="336" w:lineRule="auto" w:after="180"/>
+      </w:pPr>
+      <w:r>
+        <w:rPr>
+          <w:b w:val="0"/>
+        </w:rPr>
+        <w:t xml:space="preserve">Review Data retention and deletion (ai-6/20). Goal: Explain the </w:t>
+      </w:r>
+      <w:r>
+        <w:rPr>
+          <w:b/>
+        </w:rPr>
+        <w:t>mechanism</w:t>
+      </w:r>
+      <w:r>
+        <w:rPr>
+          <w:b w:val="0"/>
+        </w:rPr>
+        <w:t xml:space="preserve"> and terminology of data retention and deletion. Short practice: Apply the seven-day boundary to T1 and T2.</w:t>
+      </w:r>
+    </w:p>
+    <w:p>
+      <w:pPr>
+        <w:spacing w:line="336" w:lineRule="auto" w:after="180"/>
+      </w:pPr>
+      <w:r>
+        <w:rPr>
+          <w:b w:val="0"/>
+        </w:rPr>
+        <w:t>How many T2 locations need verification, and may deletion be called complete if its backup remains?. Return to this week and explain what you changed.</w:t>
+      </w:r>
+    </w:p>
+    <w:p>
+      <w:pPr>
+        <w:spacing w:line="336" w:lineRule="auto" w:after="180"/>
+      </w:pPr>
+      <w:r>
+        <w:rPr>
+          <w:b w:val="0"/>
+        </w:rPr>
+        <w:t xml:space="preserve">Review Untrusted </w:t>
+      </w:r>
+      <w:r>
+        <w:rPr>
+          <w:b/>
+        </w:rPr>
+        <w:t>input</w:t>
+      </w:r>
+      <w:r>
+        <w:rPr>
+          <w:b w:val="0"/>
+        </w:rPr>
+        <w:t xml:space="preserve"> boundaries (ai-6/18). Goal: Explain the </w:t>
+      </w:r>
+      <w:r>
+        <w:rPr>
+          <w:b/>
+        </w:rPr>
+        <w:t>mechanism</w:t>
+      </w:r>
+      <w:r>
+        <w:rPr>
+          <w:b w:val="0"/>
+        </w:rPr>
+        <w:t xml:space="preserve"> and terminology of untrusted </w:t>
+      </w:r>
+      <w:r>
+        <w:rPr>
+          <w:b/>
+        </w:rPr>
+        <w:t>input</w:t>
+      </w:r>
+      <w:r>
+        <w:rPr>
+          <w:b w:val="0"/>
+        </w:rPr>
+        <w:t xml:space="preserve"> boundaries. Short practice: Classify h3, H3, h30 and the trailing-space </w:t>
+      </w:r>
+      <w:r>
+        <w:rPr>
+          <w:b/>
+        </w:rPr>
+        <w:t>input</w:t>
+      </w:r>
+      <w:r>
+        <w:rPr>
+          <w:b w:val="0"/>
+        </w:rPr>
+        <w:t xml:space="preserve"> by the stated shape contract.</w:t>
+      </w:r>
+    </w:p>
+    <w:p>
+      <w:pPr>
+        <w:spacing w:line="336" w:lineRule="auto" w:after="180"/>
+      </w:pPr>
+      <w:r>
+        <w:rPr>
+          <w:b w:val="0"/>
+        </w:rPr>
+        <w:t>Does a valid z0 grant record access, and which separate gate still remains?. Return to this week and explain what you changed.</w:t>
+      </w:r>
+    </w:p>
+    <w:p>
+      <w:pPr>
+        <w:spacing w:line="336" w:lineRule="auto" w:after="180"/>
+      </w:pPr>
+      <w:r>
+        <w:rPr>
+          <w:b w:val="0"/>
+        </w:rPr>
+        <w:t xml:space="preserve">Review Approval gates and idempotency (ai-6/15). Goal: Explain the </w:t>
+      </w:r>
+      <w:r>
+        <w:rPr>
+          <w:b/>
+        </w:rPr>
+        <w:t>mechanism</w:t>
+      </w:r>
+      <w:r>
+        <w:rPr>
+          <w:b w:val="0"/>
+        </w:rPr>
+        <w:t xml:space="preserve"> and terminology of approval gates and idempotency. Short practice: Trace the two deliveries of approved K9.</w:t>
+      </w:r>
+    </w:p>
+    <w:p>
+      <w:pPr>
+        <w:spacing w:line="336" w:lineRule="auto" w:after="180"/>
+      </w:pPr>
+      <w:r>
+        <w:rPr>
+          <w:b w:val="0"/>
+        </w:rPr>
+        <w:t>How many reservations should occur, and why can a new K10 for desk 5 not borrow K9’s approval?. Return to this week and explain what you changed.</w:t>
       </w:r>
     </w:p>
     <w:p>
@@ -2301,8 +3820,61 @@
       </w:r>
     </w:p>
     <w:p>
-      <w:r>
-        <w:t>The browser lab lets you edit the supported Python examples already included in this lesson. Predict first, run, inspect the actual output or error, change one input, then run again. Keep code, predictions, actual results and a reasoned revision together. On paper, label your result as a trace rather than an execution.</w:t>
+      <w:pPr>
+        <w:spacing w:line="336" w:lineRule="auto" w:after="180"/>
+      </w:pPr>
+      <w:r>
+        <w:rPr>
+          <w:b w:val="0"/>
+        </w:rPr>
+        <w:t xml:space="preserve">The browser lab lets you edit the supported Python examples already included in this lesson. Predict first, run, inspect the actual </w:t>
+      </w:r>
+      <w:r>
+        <w:rPr>
+          <w:b/>
+        </w:rPr>
+        <w:t>output</w:t>
+      </w:r>
+      <w:r>
+        <w:rPr>
+          <w:b w:val="0"/>
+        </w:rPr>
+        <w:t xml:space="preserve"> or error, change one </w:t>
+      </w:r>
+      <w:r>
+        <w:rPr>
+          <w:b/>
+        </w:rPr>
+        <w:t>input</w:t>
+      </w:r>
+      <w:r>
+        <w:rPr>
+          <w:b w:val="0"/>
+        </w:rPr>
+        <w:t>, then run again.</w:t>
+      </w:r>
+    </w:p>
+    <w:p>
+      <w:pPr>
+        <w:spacing w:line="336" w:lineRule="auto" w:after="180"/>
+      </w:pPr>
+      <w:r>
+        <w:rPr>
+          <w:b w:val="0"/>
+        </w:rPr>
+        <w:t xml:space="preserve">Keep code, </w:t>
+      </w:r>
+      <w:r>
+        <w:rPr>
+          <w:b/>
+        </w:rPr>
+        <w:t>prediction</w:t>
+      </w:r>
+      <w:r>
+        <w:rPr>
+          <w:b w:val="0"/>
+        </w:rPr>
+        <w:t>s, actual results and a reasoned revision together. On paper, label your result as a trace rather than an execution.</w:t>
       </w:r>
     </w:p>
     <w:p>
@@ -2314,8 +3886,604 @@
       </w:r>
     </w:p>
     <w:p>
-      <w:r>
-        <w:t>Use Download completed work in the hosted lesson to export your answers, reflections, practice feedback and code-run evidence. Open the HTML copy to read or print it. Drafts stay in this browser when storage is available; clear drafts on a shared device.</w:t>
+      <w:pPr>
+        <w:spacing w:line="336" w:lineRule="auto" w:after="180"/>
+      </w:pPr>
+      <w:r>
+        <w:rPr>
+          <w:b w:val="0"/>
+        </w:rPr>
+        <w:t xml:space="preserve">Use Download completed work in the hosted lesson to export your answers, reflections, practice feedback and code-run </w:t>
+      </w:r>
+      <w:r>
+        <w:rPr>
+          <w:b/>
+        </w:rPr>
+        <w:t>evidence</w:t>
+      </w:r>
+      <w:r>
+        <w:rPr>
+          <w:b w:val="0"/>
+        </w:rPr>
+        <w:t>. Open the HTML copy to read or print it.</w:t>
+      </w:r>
+    </w:p>
+    <w:p>
+      <w:pPr>
+        <w:spacing w:line="336" w:lineRule="auto" w:after="180"/>
+      </w:pPr>
+      <w:r>
+        <w:rPr>
+          <w:b w:val="0"/>
+        </w:rPr>
+        <w:t>Drafts stay in this browser when storage is available; clear drafts on a shared device.</w:t>
+      </w:r>
+    </w:p>
+    <w:p>
+      <w:pPr>
+        <w:pStyle w:val="Heading1"/>
+      </w:pPr>
+      <w:r>
+        <w:t>18. Visual concept journey</w:t>
+      </w:r>
+    </w:p>
+    <w:p>
+      <w:r>
+        <w:t>Explain each Caching and stale information graphic using its labels, deciding evidence and relevant limitation.</w:t>
+      </w:r>
+    </w:p>
+    <w:p>
+      <w:pPr>
+        <w:pStyle w:val="Heading3"/>
+      </w:pPr>
+      <w:r>
+        <w:t>01. Caching and stale information: the case</w:t>
+      </w:r>
+    </w:p>
+    <w:p>
+      <w:r>
+        <w:drawing>
+          <wp:inline xmlns:a="http://schemas.openxmlformats.org/drawingml/2006/main" xmlns:pic="http://schemas.openxmlformats.org/drawingml/2006/picture">
+            <wp:extent cx="5486400" cy="2834640"/>
+            <wp:docPr id="2" name="Picture 2" descr="Cache by source version. A service has an opening-time answer cached from version 4, but version 5 is now approved. Supplied facts: Version 4 says 09:00; version 5 says 09:30. Cache key contains room and source version."/>
+            <wp:cNvGraphicFramePr>
+              <a:graphicFrameLocks noChangeAspect="1"/>
+            </wp:cNvGraphicFramePr>
+            <a:graphic>
+              <a:graphicData uri="http://schemas.openxmlformats.org/drawingml/2006/picture">
+                <pic:pic>
+                  <pic:nvPicPr>
+                    <pic:cNvPr id="0" name="academy-story-ai-6-21-01.png"/>
+                    <pic:cNvPicPr/>
+                  </pic:nvPicPr>
+                  <pic:blipFill>
+                    <a:blip r:embed="rId10"/>
+                    <a:stretch>
+                      <a:fillRect/>
+                    </a:stretch>
+                  </pic:blipFill>
+                  <pic:spPr>
+                    <a:xfrm>
+                      <a:off x="0" y="0"/>
+                      <a:ext cx="5486400" cy="2834640"/>
+                    </a:xfrm>
+                    <a:prstGeom prst="rect"/>
+                  </pic:spPr>
+                </pic:pic>
+              </a:graphicData>
+            </a:graphic>
+          </wp:inline>
+        </w:drawing>
+      </w:r>
+    </w:p>
+    <w:p>
+      <w:pPr>
+        <w:spacing w:line="336" w:lineRule="auto" w:after="180"/>
+      </w:pPr>
+      <w:r>
+        <w:rPr>
+          <w:b w:val="0"/>
+        </w:rPr>
+        <w:t xml:space="preserve">Cache by source version. A service has an opening-time answer cached from version 4, but version 5 is now approved. Supplied facts: Version 4 says 09:00; version 5 says 09:30. </w:t>
+      </w:r>
+      <w:r>
+        <w:rPr>
+          <w:b/>
+        </w:rPr>
+        <w:t>Cache key</w:t>
+      </w:r>
+      <w:r>
+        <w:rPr>
+          <w:b w:val="0"/>
+        </w:rPr>
+        <w:t xml:space="preserve"> contains room and source version.</w:t>
+      </w:r>
+    </w:p>
+    <w:p>
+      <w:pPr>
+        <w:spacing w:line="336" w:lineRule="auto" w:after="180"/>
+        <w:shd w:fill="F5F1FB"/>
+      </w:pPr>
+      <w:r>
+        <w:rPr>
+          <w:b w:val="0"/>
+        </w:rPr>
+        <w:t>Point to the given fact that matters most. Explain why it matters.</w:t>
+      </w:r>
+    </w:p>
+    <w:p>
+      <w:pPr>
+        <w:pStyle w:val="Heading3"/>
+      </w:pPr>
+      <w:r>
+        <w:t>02. Follow the deciding steps</w:t>
+      </w:r>
+    </w:p>
+    <w:p>
+      <w:r>
+        <w:drawing>
+          <wp:inline xmlns:a="http://schemas.openxmlformats.org/drawingml/2006/main" xmlns:pic="http://schemas.openxmlformats.org/drawingml/2006/picture">
+            <wp:extent cx="5486400" cy="3182112"/>
+            <wp:docPr id="3" name="Picture 3" descr="Read authority: The current approved source version is 5. → Inspect cached key: The 09:00 entry belongs to version 4. → Fetch current evidence: Retrieve and cache version 5’s 09:30 under its own key."/>
+            <wp:cNvGraphicFramePr>
+              <a:graphicFrameLocks noChangeAspect="1"/>
+            </wp:cNvGraphicFramePr>
+            <a:graphic>
+              <a:graphicData uri="http://schemas.openxmlformats.org/drawingml/2006/picture">
+                <pic:pic>
+                  <pic:nvPicPr>
+                    <pic:cNvPr id="0" name="academy-story-ai-6-21-02.png"/>
+                    <pic:cNvPicPr/>
+                  </pic:nvPicPr>
+                  <pic:blipFill>
+                    <a:blip r:embed="rId11"/>
+                    <a:stretch>
+                      <a:fillRect/>
+                    </a:stretch>
+                  </pic:blipFill>
+                  <pic:spPr>
+                    <a:xfrm>
+                      <a:off x="0" y="0"/>
+                      <a:ext cx="5486400" cy="3182112"/>
+                    </a:xfrm>
+                    <a:prstGeom prst="rect"/>
+                  </pic:spPr>
+                </pic:pic>
+              </a:graphicData>
+            </a:graphic>
+          </wp:inline>
+        </w:drawing>
+      </w:r>
+    </w:p>
+    <w:p>
+      <w:pPr>
+        <w:spacing w:line="336" w:lineRule="auto" w:after="180"/>
+      </w:pPr>
+      <w:r>
+        <w:rPr>
+          <w:b w:val="0"/>
+        </w:rPr>
+        <w:t xml:space="preserve">Read authority: The current approved source version is 5. → Inspect cached key: The 09:00 entry belongs to version 4. → Fetch current </w:t>
+      </w:r>
+      <w:r>
+        <w:rPr>
+          <w:b/>
+        </w:rPr>
+        <w:t>evidence</w:t>
+      </w:r>
+      <w:r>
+        <w:rPr>
+          <w:b w:val="0"/>
+        </w:rPr>
+        <w:t>: Retrieve and cache version 5’s 09:30 under its own key.</w:t>
+      </w:r>
+    </w:p>
+    <w:p>
+      <w:pPr>
+        <w:spacing w:line="336" w:lineRule="auto" w:after="180"/>
+        <w:shd w:fill="F5F1FB"/>
+      </w:pPr>
+      <w:r>
+        <w:rPr>
+          <w:b w:val="0"/>
+        </w:rPr>
+        <w:t xml:space="preserve">Point to each numbered stage and explain which recorded </w:t>
+      </w:r>
+      <w:r>
+        <w:rPr>
+          <w:b/>
+        </w:rPr>
+        <w:t>input</w:t>
+      </w:r>
+      <w:r>
+        <w:rPr>
+          <w:b w:val="0"/>
+        </w:rPr>
+        <w:t xml:space="preserve"> it uses.</w:t>
+      </w:r>
+    </w:p>
+    <w:p>
+      <w:pPr>
+        <w:pStyle w:val="Heading3"/>
+      </w:pPr>
+      <w:r>
+        <w:t>03. Caching and stale information — evidence trace</w:t>
+      </w:r>
+    </w:p>
+    <w:p>
+      <w:r>
+        <w:drawing>
+          <wp:inline xmlns:a="http://schemas.openxmlformats.org/drawingml/2006/main" xmlns:pic="http://schemas.openxmlformats.org/drawingml/2006/picture">
+            <wp:extent cx="5486400" cy="2996184"/>
+            <wp:docPr id="4" name="Picture 4" descr="Caching and stale information — evidence trace. Teacher response is cached by query only and returned to a student. | Cache key includes query, role, corpus version and procedure version. Entry valid only while age&lt;TTL. At exact TTL it expires. Teacher and student results never share a role-agnostic key. | Role omission creates an access leak. Include role and enforce current permission before returning any cached content."/>
+            <wp:cNvGraphicFramePr>
+              <a:graphicFrameLocks noChangeAspect="1"/>
+            </wp:cNvGraphicFramePr>
+            <a:graphic>
+              <a:graphicData uri="http://schemas.openxmlformats.org/drawingml/2006/picture">
+                <pic:pic>
+                  <pic:nvPicPr>
+                    <pic:cNvPr id="0" name="academy-story-ai-6-21-03.png"/>
+                    <pic:cNvPicPr/>
+                  </pic:nvPicPr>
+                  <pic:blipFill>
+                    <a:blip r:embed="rId12"/>
+                    <a:stretch>
+                      <a:fillRect/>
+                    </a:stretch>
+                  </pic:blipFill>
+                  <pic:spPr>
+                    <a:xfrm>
+                      <a:off x="0" y="0"/>
+                      <a:ext cx="5486400" cy="2996184"/>
+                    </a:xfrm>
+                    <a:prstGeom prst="rect"/>
+                  </pic:spPr>
+                </pic:pic>
+              </a:graphicData>
+            </a:graphic>
+          </wp:inline>
+        </w:drawing>
+      </w:r>
+    </w:p>
+    <w:p>
+      <w:pPr>
+        <w:spacing w:line="336" w:lineRule="auto" w:after="180"/>
+      </w:pPr>
+      <w:r>
+        <w:rPr>
+          <w:b w:val="0"/>
+        </w:rPr>
+        <w:t xml:space="preserve">Caching and stale information — </w:t>
+      </w:r>
+      <w:r>
+        <w:rPr>
+          <w:b/>
+        </w:rPr>
+        <w:t>evidence</w:t>
+      </w:r>
+      <w:r>
+        <w:rPr>
+          <w:b w:val="0"/>
+        </w:rPr>
+        <w:t xml:space="preserve"> trace. Teacher response is cached by query only and returned to a student. | </w:t>
+      </w:r>
+      <w:r>
+        <w:rPr>
+          <w:b/>
+        </w:rPr>
+        <w:t>Cache key</w:t>
+      </w:r>
+      <w:r>
+        <w:rPr>
+          <w:b w:val="0"/>
+        </w:rPr>
+        <w:t xml:space="preserve"> includes query, role, corpus version and procedure version. Entry valid only while age&lt;TTL.</w:t>
+      </w:r>
+    </w:p>
+    <w:p>
+      <w:pPr>
+        <w:spacing w:line="336" w:lineRule="auto" w:after="180"/>
+      </w:pPr>
+      <w:r>
+        <w:rPr>
+          <w:b w:val="0"/>
+        </w:rPr>
+        <w:t>At exact TTL it expires. Teacher and student results never share a role-agnostic key. | Role omission creates an access leak. Include role and enforce current permission before returning any cached content.</w:t>
+      </w:r>
+    </w:p>
+    <w:p>
+      <w:pPr>
+        <w:spacing w:line="336" w:lineRule="auto" w:after="180"/>
+        <w:shd w:fill="F5F1FB"/>
+      </w:pPr>
+      <w:r>
+        <w:rPr>
+          <w:b w:val="0"/>
+        </w:rPr>
+        <w:t>Read the labels and values. Explain the relationship the model shows.</w:t>
+      </w:r>
+    </w:p>
+    <w:p>
+      <w:pPr>
+        <w:pStyle w:val="Heading3"/>
+      </w:pPr>
+      <w:r>
+        <w:t>04. Change one thing. Trace what follows.</w:t>
+      </w:r>
+    </w:p>
+    <w:p>
+      <w:r>
+        <w:drawing>
+          <wp:inline xmlns:a="http://schemas.openxmlformats.org/drawingml/2006/main" xmlns:pic="http://schemas.openxmlformats.org/drawingml/2006/picture">
+            <wp:extent cx="5486400" cy="3026664"/>
+            <wp:docPr id="5" name="Picture 5" descr="Original case: Retrieve and cache version 5’s 09:30 under its own key. Changed condition: The next request still uses approved version 5. Expected result: The matching version-5 entry can supply 09:30 under the freshness policy. Reason: Request and cached source version now agree."/>
+            <wp:cNvGraphicFramePr>
+              <a:graphicFrameLocks noChangeAspect="1"/>
+            </wp:cNvGraphicFramePr>
+            <a:graphic>
+              <a:graphicData uri="http://schemas.openxmlformats.org/drawingml/2006/picture">
+                <pic:pic>
+                  <pic:nvPicPr>
+                    <pic:cNvPr id="0" name="academy-story-ai-6-21-04.png"/>
+                    <pic:cNvPicPr/>
+                  </pic:nvPicPr>
+                  <pic:blipFill>
+                    <a:blip r:embed="rId13"/>
+                    <a:stretch>
+                      <a:fillRect/>
+                    </a:stretch>
+                  </pic:blipFill>
+                  <pic:spPr>
+                    <a:xfrm>
+                      <a:off x="0" y="0"/>
+                      <a:ext cx="5486400" cy="3026664"/>
+                    </a:xfrm>
+                    <a:prstGeom prst="rect"/>
+                  </pic:spPr>
+                </pic:pic>
+              </a:graphicData>
+            </a:graphic>
+          </wp:inline>
+        </w:drawing>
+      </w:r>
+    </w:p>
+    <w:p>
+      <w:pPr>
+        <w:spacing w:line="336" w:lineRule="auto" w:after="180"/>
+      </w:pPr>
+      <w:r>
+        <w:rPr>
+          <w:b w:val="0"/>
+        </w:rPr>
+        <w:t>Original case: Retrieve and cache version 5’s 09:30 under its own key. Changed condition: The next request still uses approved version 5.</w:t>
+      </w:r>
+    </w:p>
+    <w:p>
+      <w:pPr>
+        <w:spacing w:line="336" w:lineRule="auto" w:after="180"/>
+      </w:pPr>
+      <w:r>
+        <w:rPr>
+          <w:b w:val="0"/>
+        </w:rPr>
+        <w:t>Expected result: The matching version-5 entry can supply 09:30 under the freshness policy. Reason: Request and cached source version now agree.</w:t>
+      </w:r>
+    </w:p>
+    <w:p>
+      <w:pPr>
+        <w:spacing w:line="336" w:lineRule="auto" w:after="180"/>
+        <w:shd w:fill="F5F1FB"/>
+      </w:pPr>
+      <w:r>
+        <w:rPr>
+          <w:b w:val="0"/>
+        </w:rPr>
+        <w:t>Predict before checking the worked changed-case result. Name what changed and what the supplied facts allow you to conclude.</w:t>
+      </w:r>
+    </w:p>
+    <w:p>
+      <w:pPr>
+        <w:pStyle w:val="Heading3"/>
+      </w:pPr>
+      <w:r>
+        <w:t>05. Connect the explanation to its limit</w:t>
+      </w:r>
+    </w:p>
+    <w:p>
+      <w:r>
+        <w:drawing>
+          <wp:inline xmlns:a="http://schemas.openxmlformats.org/drawingml/2006/main" xmlns:pic="http://schemas.openxmlformats.org/drawingml/2006/picture">
+            <wp:extent cx="5486400" cy="2834640"/>
+            <wp:docPr id="6" name="Picture 6" descr="A cache saves repeated work but can retain obsolete facts. Version-aware keys distinguish answers grounded in different records. Limit: Version keys cannot detect silent unversioned edits; the source publication process must update versions reliably."/>
+            <wp:cNvGraphicFramePr>
+              <a:graphicFrameLocks noChangeAspect="1"/>
+            </wp:cNvGraphicFramePr>
+            <a:graphic>
+              <a:graphicData uri="http://schemas.openxmlformats.org/drawingml/2006/picture">
+                <pic:pic>
+                  <pic:nvPicPr>
+                    <pic:cNvPr id="0" name="academy-story-ai-6-21-05.png"/>
+                    <pic:cNvPicPr/>
+                  </pic:nvPicPr>
+                  <pic:blipFill>
+                    <a:blip r:embed="rId14"/>
+                    <a:stretch>
+                      <a:fillRect/>
+                    </a:stretch>
+                  </pic:blipFill>
+                  <pic:spPr>
+                    <a:xfrm>
+                      <a:off x="0" y="0"/>
+                      <a:ext cx="5486400" cy="2834640"/>
+                    </a:xfrm>
+                    <a:prstGeom prst="rect"/>
+                  </pic:spPr>
+                </pic:pic>
+              </a:graphicData>
+            </a:graphic>
+          </wp:inline>
+        </w:drawing>
+      </w:r>
+    </w:p>
+    <w:p>
+      <w:pPr>
+        <w:spacing w:line="336" w:lineRule="auto" w:after="180"/>
+      </w:pPr>
+      <w:r>
+        <w:rPr>
+          <w:b w:val="0"/>
+        </w:rPr>
+        <w:t>A cache saves repeated work but can retain obsolete facts. Version-aware keys distinguish answers grounded in different records.</w:t>
+      </w:r>
+    </w:p>
+    <w:p>
+      <w:pPr>
+        <w:spacing w:line="336" w:lineRule="auto" w:after="180"/>
+      </w:pPr>
+      <w:r>
+        <w:rPr>
+          <w:b w:val="0"/>
+        </w:rPr>
+        <w:t xml:space="preserve">Limit: Version keys cannot detect silent unversioned edits; the source publication </w:t>
+      </w:r>
+      <w:r>
+        <w:rPr>
+          <w:b/>
+        </w:rPr>
+        <w:t>process</w:t>
+      </w:r>
+      <w:r>
+        <w:rPr>
+          <w:b w:val="0"/>
+        </w:rPr>
+        <w:t xml:space="preserve"> must update versions reliably.</w:t>
+      </w:r>
+    </w:p>
+    <w:p>
+      <w:pPr>
+        <w:spacing w:line="336" w:lineRule="auto" w:after="180"/>
+        <w:shd w:fill="F5F1FB"/>
+      </w:pPr>
+      <w:r>
+        <w:rPr>
+          <w:b w:val="0"/>
+        </w:rPr>
+        <w:t>Explain the case, then point to a limit on the claim.</w:t>
+      </w:r>
+    </w:p>
+    <w:p>
+      <w:pPr>
+        <w:pStyle w:val="Heading3"/>
+      </w:pPr>
+      <w:r>
+        <w:t>06. Make the idea visible in your project</w:t>
+      </w:r>
+    </w:p>
+    <w:p>
+      <w:r>
+        <w:drawing>
+          <wp:inline xmlns:a="http://schemas.openxmlformats.org/drawingml/2006/main" xmlns:pic="http://schemas.openxmlformats.org/drawingml/2006/picture">
+            <wp:extent cx="5486400" cy="3529584"/>
+            <wp:docPr id="7" name="Picture 7" descr="For the Grounded Learning Service, retain an annotated trace and the changed-case result. Name the contract or evidence that makes the deciding step valid, so another team can review it. Draw your input, deciding step, result and limit. Supported question: Identify the version mismatch in the cached 09:00 answer. What should the first version-5 request return, and what permits a later version-5 cache hit?"/>
+            <wp:cNvGraphicFramePr>
+              <a:graphicFrameLocks noChangeAspect="1"/>
+            </wp:cNvGraphicFramePr>
+            <a:graphic>
+              <a:graphicData uri="http://schemas.openxmlformats.org/drawingml/2006/picture">
+                <pic:pic>
+                  <pic:nvPicPr>
+                    <pic:cNvPr id="0" name="academy-story-ai-6-21-06.png"/>
+                    <pic:cNvPicPr/>
+                  </pic:nvPicPr>
+                  <pic:blipFill>
+                    <a:blip r:embed="rId15"/>
+                    <a:stretch>
+                      <a:fillRect/>
+                    </a:stretch>
+                  </pic:blipFill>
+                  <pic:spPr>
+                    <a:xfrm>
+                      <a:off x="0" y="0"/>
+                      <a:ext cx="5486400" cy="3529584"/>
+                    </a:xfrm>
+                    <a:prstGeom prst="rect"/>
+                  </pic:spPr>
+                </pic:pic>
+              </a:graphicData>
+            </a:graphic>
+          </wp:inline>
+        </w:drawing>
+      </w:r>
+    </w:p>
+    <w:p>
+      <w:pPr>
+        <w:spacing w:line="336" w:lineRule="auto" w:after="180"/>
+      </w:pPr>
+      <w:r>
+        <w:rPr>
+          <w:b w:val="0"/>
+        </w:rPr>
+        <w:t xml:space="preserve">For the Grounded Learning Service, retain an annotated trace and the changed-case result. Name the contract or </w:t>
+      </w:r>
+      <w:r>
+        <w:rPr>
+          <w:b/>
+        </w:rPr>
+        <w:t>evidence</w:t>
+      </w:r>
+      <w:r>
+        <w:rPr>
+          <w:b w:val="0"/>
+        </w:rPr>
+        <w:t xml:space="preserve"> that makes the deciding step valid, so another team can review it.</w:t>
+      </w:r>
+    </w:p>
+    <w:p>
+      <w:pPr>
+        <w:spacing w:line="336" w:lineRule="auto" w:after="180"/>
+      </w:pPr>
+      <w:r>
+        <w:rPr>
+          <w:b w:val="0"/>
+        </w:rPr>
+        <w:t xml:space="preserve">Draw your </w:t>
+      </w:r>
+      <w:r>
+        <w:rPr>
+          <w:b/>
+        </w:rPr>
+        <w:t>input</w:t>
+      </w:r>
+      <w:r>
+        <w:rPr>
+          <w:b w:val="0"/>
+        </w:rPr>
+        <w:t>, deciding step, result and limit. Supported question: Identify the version mismatch in the cached 09:00 answer. What should the first version-5 request return, and what permits a later version-5 cache hit?</w:t>
+      </w:r>
+    </w:p>
+    <w:p>
+      <w:pPr>
+        <w:spacing w:line="336" w:lineRule="auto" w:after="180"/>
+        <w:shd w:fill="F5F1FB"/>
+      </w:pPr>
+      <w:r>
+        <w:rPr>
+          <w:b w:val="0"/>
+        </w:rPr>
+        <w:t xml:space="preserve">Draw your project trace and justify the deciding step using </w:t>
+      </w:r>
+      <w:r>
+        <w:rPr>
+          <w:b/>
+        </w:rPr>
+        <w:t>evidence</w:t>
+      </w:r>
+      <w:r>
+        <w:rPr>
+          <w:b w:val="0"/>
+        </w:rPr>
+        <w:t>.</w:t>
       </w:r>
     </w:p>
     <w:sectPr>

--- a/downloads/student/ai-6-week-21.docx
+++ b/downloads/student/ai-6-week-21.docx
@@ -711,7 +711,7 @@
         <w:rPr>
           <w:b w:val="0"/>
         </w:rPr>
-        <w:t>: The matching version-5 entry can supply 09:30 under the freshness policy.</w:t>
+        <w:t>: The matching version -5 entry can supply 09:30 under the freshness policy.</w:t>
       </w:r>
     </w:p>
     <w:p>
@@ -1352,7 +1352,7 @@
         <w:rPr>
           <w:b w:val="0"/>
         </w:rPr>
-        <w:t>Read the labelled picture: Identify the version mismatch in the cached 09:00 answer. What should the first version-5 request return, and what permits a later version-5 cache hit?</w:t>
+        <w:t>Read the labelled picture: Identify the version mismatch in the cached 09:00 answer. What should the first version -5 request return, and what permits a later version -5 cache hit?</w:t>
       </w:r>
     </w:p>
     <w:p>
@@ -1868,7 +1868,7 @@
         <w:rPr>
           <w:b w:val="0"/>
         </w:rPr>
-        <w:t>Identify the version mismatch in the cached 09:00 answer. What should the first version-5 request return, and what permits a later version-5 cache hit?</w:t>
+        <w:t>Identify the version mismatch in the cached 09:00 answer. What should the first version -5 request return, and what permits a later version -5 cache hit?</w:t>
       </w:r>
     </w:p>
     <w:p>
@@ -2835,7 +2835,7 @@
         <w:rPr>
           <w:b w:val="0"/>
         </w:rPr>
-        <w:t>TTL10 minutes; ages9, 10, 11. Corpus version changes at age9. Decide validity.</w:t>
+        <w:t>TTL 10 minutes; ages 9, 10, 11. Corpus version changes at age 9. Decide validity.</w:t>
       </w:r>
     </w:p>
     <w:p>
@@ -2908,7 +2908,7 @@
         <w:rPr>
           <w:b w:val="0"/>
         </w:rPr>
-        <w:t>TTL10 minutes; ages9, 10, 11. Corpus version changes at age9. Decide validity.</w:t>
+        <w:t>TTL 10 minutes; ages 9, 10, 11. Corpus version changes at age 9. Decide validity.</w:t>
       </w:r>
     </w:p>
     <w:p>
@@ -3541,7 +3541,7 @@
         <w:rPr>
           <w:b w:val="0"/>
         </w:rPr>
-        <w:t>1. The matching version-5 entry can supply 09:30 under the freshness policy.</w:t>
+        <w:t>1. The matching version -5 entry can supply 09:30 under the freshness policy.</w:t>
       </w:r>
     </w:p>
     <w:p>
@@ -3662,7 +3662,7 @@
         <w:rPr>
           <w:b w:val="0"/>
         </w:rPr>
-        <w:t>After your attempt, compare with the supported explanation: The matching version-5 entry can supply 09:30 under the freshness policy. Request and cached source version now agree.</w:t>
+        <w:t>After your attempt, compare with the supported explanation: The matching version -5 entry can supply 09:30 under the freshness policy. Request and cached source version now agree.</w:t>
       </w:r>
     </w:p>
     <w:p>
@@ -4217,7 +4217,7 @@
         <w:drawing>
           <wp:inline xmlns:a="http://schemas.openxmlformats.org/drawingml/2006/main" xmlns:pic="http://schemas.openxmlformats.org/drawingml/2006/picture">
             <wp:extent cx="5486400" cy="3026664"/>
-            <wp:docPr id="5" name="Picture 5" descr="Original case: Retrieve and cache version 5’s 09:30 under its own key. Changed condition: The next request still uses approved version 5. Expected result: The matching version-5 entry can supply 09:30 under the freshness policy. Reason: Request and cached source version now agree."/>
+            <wp:docPr id="5" name="Picture 5" descr="Original case: Retrieve and cache version 5’s 09:30 under its own key. Changed condition: The next request still uses approved version 5. Expected result: The matching version -5 entry can supply 09:30 under the freshness policy. Reason: Request and cached source version now agree."/>
             <wp:cNvGraphicFramePr>
               <a:graphicFrameLocks noChangeAspect="1"/>
             </wp:cNvGraphicFramePr>
@@ -4267,7 +4267,7 @@
         <w:rPr>
           <w:b w:val="0"/>
         </w:rPr>
-        <w:t>Expected result: The matching version-5 entry can supply 09:30 under the freshness policy. Reason: Request and cached source version now agree.</w:t>
+        <w:t>Expected result: The matching version -5 entry can supply 09:30 under the freshness policy. Reason: Request and cached source version now agree.</w:t>
       </w:r>
     </w:p>
     <w:p>
@@ -4385,7 +4385,7 @@
         <w:drawing>
           <wp:inline xmlns:a="http://schemas.openxmlformats.org/drawingml/2006/main" xmlns:pic="http://schemas.openxmlformats.org/drawingml/2006/picture">
             <wp:extent cx="5486400" cy="3529584"/>
-            <wp:docPr id="7" name="Picture 7" descr="For the Grounded Learning Service, retain an annotated trace and the changed-case result. Name the contract or evidence that makes the deciding step valid, so another team can review it. Draw your input, deciding step, result and limit. Supported question: Identify the version mismatch in the cached 09:00 answer. What should the first version-5 request return, and what permits a later version-5 cache hit?"/>
+            <wp:docPr id="7" name="Picture 7" descr="For the Grounded Learning Service, retain an annotated trace and the changed-case result. Name the contract or evidence that makes the deciding step valid, so another team can review it. Draw your input, deciding step, result and limit. Supported question: Identify the version mismatch in the cached 09:00 answer. What should the first version -5 request return, and what permits a later version -5 cache hit?"/>
             <wp:cNvGraphicFramePr>
               <a:graphicFrameLocks noChangeAspect="1"/>
             </wp:cNvGraphicFramePr>
@@ -4459,7 +4459,7 @@
         <w:rPr>
           <w:b w:val="0"/>
         </w:rPr>
-        <w:t>, deciding step, result and limit. Supported question: Identify the version mismatch in the cached 09:00 answer. What should the first version-5 request return, and what permits a later version-5 cache hit?</w:t>
+        <w:t>, deciding step, result and limit. Supported question: Identify the version mismatch in the cached 09:00 answer. What should the first version -5 request return, and what permits a later version -5 cache hit?</w:t>
       </w:r>
     </w:p>
     <w:p>

--- a/downloads/student/ai-6-week-21.docx
+++ b/downloads/student/ai-6-week-21.docx
@@ -25,12 +25,17 @@
         <w:pStyle w:val="Heading1"/>
       </w:pPr>
       <w:r>
-        <w:t>Before you start</w:t>
-      </w:r>
-    </w:p>
-    <w:p>
-      <w:r>
-        <w:t>Recall Data retention and deletion. Explain why a recorded result needs its input conditions and evidence source before it can support a claim.</w:t>
+        <w:t>Check permission. Match context. Check age.</w:t>
+      </w:r>
+    </w:p>
+    <w:p>
+      <w:r>
+        <w:t>Explain why a young saved answer can still be wrong for the current request.</w:t>
+      </w:r>
+    </w:p>
+    <w:p>
+      <w:r>
+        <w:t>Complete contract → main decision ledger → versioned opening-time picture → boundary probes → local cache audit → independent version change.</w:t>
       </w:r>
     </w:p>
     <w:p>
@@ -38,20 +43,20 @@
         <w:pStyle w:val="Heading1"/>
       </w:pPr>
       <w:r>
-        <w:t>01. Your mission</w:t>
-      </w:r>
-    </w:p>
-    <w:p>
-      <w:r>
-        <w:t>Start with the target: Explain the mechanism and terminology of caching and stale information. Try the recall before opening notes.</w:t>
-      </w:r>
-    </w:p>
-    <w:p>
-      <w:pPr>
-        <w:pStyle w:val="Heading3"/>
-      </w:pPr>
-      <w:r>
-        <w:t>Your learning target</w:t>
+        <w:t>01. Reuse an answer only while its context still matches</w:t>
+      </w:r>
+    </w:p>
+    <w:p>
+      <w:r>
+        <w:t>A saved answer needs current permission, matching versions and a valid age.</w:t>
+      </w:r>
+    </w:p>
+    <w:p>
+      <w:pPr>
+        <w:pStyle w:val="Heading2"/>
+      </w:pPr>
+      <w:r>
+        <w:t>Learning goals</w:t>
       </w:r>
     </w:p>
     <w:p>
@@ -101,10 +106,10 @@
     </w:p>
     <w:p>
       <w:pPr>
-        <w:pStyle w:val="Heading3"/>
-      </w:pPr>
-      <w:r>
-        <w:t>Remember before reading</w:t>
+        <w:pStyle w:val="Heading2"/>
+      </w:pPr>
+      <w:r>
+        <w:t>Retrieve access and retention distinctions</w:t>
       </w:r>
     </w:p>
     <w:p>
@@ -188,6 +193,88 @@
     </w:p>
     <w:p>
       <w:pPr>
+        <w:pStyle w:val="Heading2"/>
+      </w:pPr>
+      <w:r>
+        <w:t>Prerequisite and starting response</w:t>
+      </w:r>
+    </w:p>
+    <w:p>
+      <w:pPr>
+        <w:pStyle w:val="ListBullet"/>
+      </w:pPr>
+      <w:r>
+        <w:t>Recall Data retention and deletion. Explain why a recorded result needs its input conditions and evidence source before it can support a claim.</w:t>
+      </w:r>
+    </w:p>
+    <w:p>
+      <w:pPr>
+        <w:pStyle w:val="Heading3"/>
+      </w:pPr>
+      <w:r>
+        <w:t>My starting explanation</w:t>
+      </w:r>
+    </w:p>
+    <w:p>
+      <w:r>
+        <w:t>________________________________________________________________</w:t>
+      </w:r>
+    </w:p>
+    <w:p>
+      <w:r>
+        <w:t>________________________________________________________________</w:t>
+      </w:r>
+    </w:p>
+    <w:p>
+      <w:r>
+        <w:t>________________________________________________________________</w:t>
+      </w:r>
+    </w:p>
+    <w:p>
+      <w:pPr>
+        <w:pStyle w:val="Heading2"/>
+      </w:pPr>
+      <w:r>
+        <w:t>End goal</w:t>
+      </w:r>
+    </w:p>
+    <w:p>
+      <w:pPr>
+        <w:spacing w:line="336" w:lineRule="auto" w:after="180"/>
+      </w:pPr>
+      <w:r>
+        <w:rPr>
+          <w:b w:val="0"/>
+        </w:rPr>
+        <w:t>Explain caching and stale information using the deciding step in this fictional service.</w:t>
+      </w:r>
+    </w:p>
+    <w:p>
+      <w:pPr>
+        <w:pStyle w:val="Heading2"/>
+      </w:pPr>
+      <w:r>
+        <w:t>Earlier wording, alternatives and picture transcripts · reference / check after trying</w:t>
+      </w:r>
+    </w:p>
+    <w:p>
+      <w:pPr>
+        <w:pStyle w:val="Heading3"/>
+      </w:pPr>
+      <w:r>
+        <w:t>Your learning target</w:t>
+      </w:r>
+    </w:p>
+    <w:p>
+      <w:pPr>
+        <w:pStyle w:val="Heading3"/>
+      </w:pPr>
+      <w:r>
+        <w:t>Remember before reading</w:t>
+      </w:r>
+    </w:p>
+    <w:p>
+      <w:pPr>
         <w:spacing w:line="336" w:lineRule="auto" w:after="180"/>
       </w:pPr>
       <w:r>
@@ -252,13 +339,668 @@
     </w:p>
     <w:p>
       <w:pPr>
+        <w:pStyle w:val="Heading3"/>
+      </w:pPr>
+      <w:r>
+        <w:t>This week’s end goal</w:t>
+      </w:r>
+    </w:p>
+    <w:p>
+      <w:pPr>
+        <w:pStyle w:val="Heading1"/>
+      </w:pPr>
+      <w:r>
+        <w:t>02. Separate permission, matching context and freshness</w:t>
+      </w:r>
+    </w:p>
+    <w:p>
+      <w:r>
+        <w:t>Passing one check does not excuse a failure in another.</w:t>
+      </w:r>
+    </w:p>
+    <w:p>
+      <w:pPr>
+        <w:pStyle w:val="Heading2"/>
+      </w:pPr>
+      <w:r>
+        <w:t>Begin with a saved opening-time note</w:t>
+      </w:r>
+    </w:p>
+    <w:p>
+      <w:pPr>
         <w:spacing w:line="336" w:lineRule="auto" w:after="180"/>
       </w:pPr>
       <w:r>
         <w:rPr>
           <w:b w:val="0"/>
         </w:rPr>
-        <w:t xml:space="preserve">Recall Data retention and deletion. Explain why a recorded result needs its </w:t>
+        <w:t>A cache is a saved result that can avoid repeating work. Think of keeping yesterday’s opening-time note: it is useful only if you are allowed to read it and it still belongs to the approved information. A young entry can still be wrong for this request. Check current permission first, then match the query, trusted role, source collection version and procedure version, then check the entry’s age.</w:t>
+      </w:r>
+    </w:p>
+    <w:p>
+      <w:pPr>
+        <w:pStyle w:val="Heading2"/>
+      </w:pPr>
+      <w:r>
+        <w:t>Define the mechanism</w:t>
+      </w:r>
+    </w:p>
+    <w:p>
+      <w:pPr>
+        <w:spacing w:line="336" w:lineRule="auto" w:after="180"/>
+      </w:pPr>
+      <w:r>
+        <w:rPr>
+          <w:b w:val="0"/>
+        </w:rPr>
+        <w:t>Caching reuses results but needs freshness and access-aware keys. A cached answer must not cross role or corpus-version boundaries.</w:t>
+      </w:r>
+    </w:p>
+    <w:p>
+      <w:pPr>
+        <w:pStyle w:val="Heading2"/>
+      </w:pPr>
+      <w:r>
+        <w:t>Complete access-aware cache contract</w:t>
+      </w:r>
+    </w:p>
+    <w:tbl>
+      <w:tblPr>
+        <w:tblStyle w:val="LightShading-Accent1"/>
+        <w:tblW w:type="auto" w:w="0"/>
+        <w:tblLook w:firstColumn="1" w:firstRow="1" w:lastColumn="0" w:lastRow="0" w:noHBand="0" w:noVBand="1" w:val="04A0"/>
+      </w:tblPr>
+      <w:tblGrid>
+        <w:gridCol w:w="5112"/>
+        <w:gridCol w:w="5112"/>
+      </w:tblGrid>
+      <w:tr>
+        <w:trPr>
+          <w:tblHeader/>
+        </w:trPr>
+        <w:tc>
+          <w:tcPr>
+            <w:tcW w:type="dxa" w:w="5112"/>
+          </w:tcPr>
+          <w:p>
+            <w:r>
+              <w:t>Check</w:t>
+            </w:r>
+          </w:p>
+        </w:tc>
+        <w:tc>
+          <w:tcPr>
+            <w:tcW w:type="dxa" w:w="5112"/>
+          </w:tcPr>
+          <w:p>
+            <w:r>
+              <w:t>Complete classroom rule</w:t>
+            </w:r>
+          </w:p>
+        </w:tc>
+      </w:tr>
+      <w:tr>
+        <w:tc>
+          <w:tcPr>
+            <w:tcW w:type="dxa" w:w="5112"/>
+          </w:tcPr>
+          <w:p>
+            <w:r>
+              <w:t>Current permission</w:t>
+            </w:r>
+          </w:p>
+        </w:tc>
+        <w:tc>
+          <w:tcPr>
+            <w:tcW w:type="dxa" w:w="5112"/>
+          </w:tcPr>
+          <w:p>
+            <w:r>
+              <w:t>Trusted Boolean fixture checked before any cached value is returned</w:t>
+            </w:r>
+          </w:p>
+        </w:tc>
+      </w:tr>
+      <w:tr>
+        <w:tc>
+          <w:tcPr>
+            <w:tcW w:type="dxa" w:w="5112"/>
+          </w:tcPr>
+          <w:p>
+            <w:r>
+              <w:t>Cache key</w:t>
+            </w:r>
+          </w:p>
+        </w:tc>
+        <w:tc>
+          <w:tcPr>
+            <w:tcW w:type="dxa" w:w="5112"/>
+          </w:tcPr>
+          <w:p>
+            <w:r>
+              <w:t>Query, trusted role, corpus version and procedure version</w:t>
+            </w:r>
+          </w:p>
+        </w:tc>
+      </w:tr>
+      <w:tr>
+        <w:tc>
+          <w:tcPr>
+            <w:tcW w:type="dxa" w:w="5112"/>
+          </w:tcPr>
+          <w:p>
+            <w:r>
+              <w:t>Trusted role</w:t>
+            </w:r>
+          </w:p>
+        </w:tc>
+        <w:tc>
+          <w:tcPr>
+            <w:tcW w:type="dxa" w:w="5112"/>
+          </w:tcPr>
+          <w:p>
+            <w:r>
+              <w:t>Student or teacher supplied by the harness; not a request-body claim</w:t>
+            </w:r>
+          </w:p>
+        </w:tc>
+      </w:tr>
+      <w:tr>
+        <w:tc>
+          <w:tcPr>
+            <w:tcW w:type="dxa" w:w="5112"/>
+          </w:tcPr>
+          <w:p>
+            <w:r>
+              <w:t>Age and TTL units</w:t>
+            </w:r>
+          </w:p>
+        </w:tc>
+        <w:tc>
+          <w:tcPr>
+            <w:tcW w:type="dxa" w:w="5112"/>
+          </w:tcPr>
+          <w:p>
+            <w:r>
+              <w:t>Virtual minutes; age = now minus saved time</w:t>
+            </w:r>
+          </w:p>
+        </w:tc>
+      </w:tr>
+      <w:tr>
+        <w:tc>
+          <w:tcPr>
+            <w:tcW w:type="dxa" w:w="5112"/>
+          </w:tcPr>
+          <w:p>
+            <w:r>
+              <w:t>Freshness</w:t>
+            </w:r>
+          </w:p>
+        </w:tc>
+        <w:tc>
+          <w:tcPr>
+            <w:tcW w:type="dxa" w:w="5112"/>
+          </w:tcPr>
+          <w:p>
+            <w:r>
+              <w:t>0 ≤ age &lt; TTL; exact equality expires</w:t>
+            </w:r>
+          </w:p>
+        </w:tc>
+      </w:tr>
+      <w:tr>
+        <w:tc>
+          <w:tcPr>
+            <w:tcW w:type="dxa" w:w="5112"/>
+          </w:tcPr>
+          <w:p>
+            <w:r>
+              <w:t>Missing or changed context</w:t>
+            </w:r>
+          </w:p>
+        </w:tc>
+        <w:tc>
+          <w:tcPr>
+            <w:tcW w:type="dxa" w:w="5112"/>
+          </w:tcPr>
+          <w:p>
+            <w:r>
+              <w:t>Miss: do not return a differently keyed entry</w:t>
+            </w:r>
+          </w:p>
+        </w:tc>
+      </w:tr>
+      <w:tr>
+        <w:tc>
+          <w:tcPr>
+            <w:tcW w:type="dxa" w:w="5112"/>
+          </w:tcPr>
+          <w:p>
+            <w:r>
+              <w:t>Miss is not an answer</w:t>
+            </w:r>
+          </w:p>
+        </w:tc>
+        <w:tc>
+          <w:tcPr>
+            <w:tcW w:type="dxa" w:w="5112"/>
+          </w:tcPr>
+          <w:p>
+            <w:r>
+              <w:t>Only an authorized lookup of approved evidence can supply a replacement</w:t>
+            </w:r>
+          </w:p>
+        </w:tc>
+      </w:tr>
+      <w:tr>
+        <w:tc>
+          <w:tcPr>
+            <w:tcW w:type="dxa" w:w="5112"/>
+          </w:tcPr>
+          <w:p>
+            <w:r>
+              <w:t>Scope</w:t>
+            </w:r>
+          </w:p>
+        </w:tc>
+        <w:tc>
+          <w:tcPr>
+            <w:tcW w:type="dxa" w:w="5112"/>
+          </w:tcPr>
+          <w:p>
+            <w:r>
+              <w:t>Role-only separation is sufficient only for these fixtures; real user, tenant or object differences need appropriate additional scope</w:t>
+            </w:r>
+          </w:p>
+        </w:tc>
+      </w:tr>
+      <w:tr>
+        <w:tc>
+          <w:tcPr>
+            <w:tcW w:type="dxa" w:w="5112"/>
+          </w:tcPr>
+          <w:p>
+            <w:r>
+              <w:t>What TTL cannot prove</w:t>
+            </w:r>
+          </w:p>
+        </w:tc>
+        <w:tc>
+          <w:tcPr>
+            <w:tcW w:type="dxa" w:w="5112"/>
+          </w:tcPr>
+          <w:p>
+            <w:r>
+              <w:t>Truth, current permission, correct publication versions or physical deletion</w:t>
+            </w:r>
+          </w:p>
+        </w:tc>
+      </w:tr>
+    </w:tbl>
+    <w:p>
+      <w:pPr>
+        <w:pStyle w:val="Heading2"/>
+      </w:pPr>
+      <w:r>
+        <w:t>Name supplied and missing evidence</w:t>
+      </w:r>
+    </w:p>
+    <w:p>
+      <w:pPr>
+        <w:pStyle w:val="Heading3"/>
+      </w:pPr>
+      <w:r>
+        <w:t>List the given facts and one fact that is not supplied.</w:t>
+      </w:r>
+    </w:p>
+    <w:p>
+      <w:r>
+        <w:t>________________________________________________________________</w:t>
+      </w:r>
+    </w:p>
+    <w:p>
+      <w:r>
+        <w:t>________________________________________________________________</w:t>
+      </w:r>
+    </w:p>
+    <w:p>
+      <w:r>
+        <w:t>________________________________________________________________</w:t>
+      </w:r>
+    </w:p>
+    <w:p>
+      <w:pPr>
+        <w:pStyle w:val="Heading2"/>
+      </w:pPr>
+      <w:r>
+        <w:t>Earlier wording, alternatives and picture transcripts · reference / check after trying</w:t>
+      </w:r>
+    </w:p>
+    <w:p>
+      <w:pPr>
+        <w:spacing w:line="336" w:lineRule="auto" w:after="180"/>
+      </w:pPr>
+      <w:r>
+        <w:rPr>
+          <w:b w:val="0"/>
+        </w:rPr>
+        <w:t>Begin by writing the question the procedure is intended to answer. Identify the information already supplied, the information it will produce and the information still missing.</w:t>
+      </w:r>
+    </w:p>
+    <w:p>
+      <w:pPr>
+        <w:spacing w:line="336" w:lineRule="auto" w:after="180"/>
+      </w:pPr>
+      <w:r>
+        <w:rPr>
+          <w:b w:val="0"/>
+        </w:rPr>
+        <w:t>These are constructed classroom examples; they do not require live accounts, private records or an external service. Do not treat a plausible explanation as a measured outcome.</w:t>
+      </w:r>
+    </w:p>
+    <w:p>
+      <w:pPr>
+        <w:pStyle w:val="Heading1"/>
+      </w:pPr>
+      <w:r>
+        <w:t>03. Trace a young entry that still must not be served</w:t>
+      </w:r>
+    </w:p>
+    <w:p>
+      <w:r>
+        <w:t>Every expected result states which check decides it.</w:t>
+      </w:r>
+    </w:p>
+    <w:p>
+      <w:pPr>
+        <w:pStyle w:val="Heading2"/>
+      </w:pPr>
+      <w:r>
+        <w:t>Original four-part key and strict age rule</w:t>
+      </w:r>
+    </w:p>
+    <w:p>
+      <w:pPr>
+        <w:spacing w:line="336" w:lineRule="auto" w:after="180"/>
+      </w:pPr>
+      <w:r>
+        <w:rPr>
+          <w:b/>
+        </w:rPr>
+        <w:t>Cache key</w:t>
+      </w:r>
+      <w:r>
+        <w:rPr>
+          <w:b w:val="0"/>
+        </w:rPr>
+        <w:t xml:space="preserve"> includes query, role, corpus version and procedure version. Entry valid only while age&lt;TTL. At exact TTL it expires. Teacher and student results never share a role-agnostic key.</w:t>
+      </w:r>
+    </w:p>
+    <w:p>
+      <w:pPr>
+        <w:pStyle w:val="Heading2"/>
+      </w:pPr>
+      <w:r>
+        <w:t>Complete main fixture decision ledger</w:t>
+      </w:r>
+    </w:p>
+    <w:tbl>
+      <w:tblPr>
+        <w:tblStyle w:val="LightShading-Accent1"/>
+        <w:tblW w:type="auto" w:w="0"/>
+        <w:tblLook w:firstColumn="1" w:firstRow="1" w:lastColumn="0" w:lastRow="0" w:noHBand="0" w:noVBand="1" w:val="04A0"/>
+      </w:tblPr>
+      <w:tblGrid>
+        <w:gridCol w:w="3408"/>
+        <w:gridCol w:w="3408"/>
+        <w:gridCol w:w="3408"/>
+      </w:tblGrid>
+      <w:tr>
+        <w:trPr>
+          <w:tblHeader/>
+        </w:trPr>
+        <w:tc>
+          <w:tcPr>
+            <w:tcW w:type="dxa" w:w="3408"/>
+          </w:tcPr>
+          <w:p>
+            <w:r>
+              <w:t>Main fixture: TTL 5 minutes</w:t>
+            </w:r>
+          </w:p>
+        </w:tc>
+        <w:tc>
+          <w:tcPr>
+            <w:tcW w:type="dxa" w:w="3408"/>
+          </w:tcPr>
+          <w:p>
+            <w:r>
+              <w:t>Request at virtual minute</w:t>
+            </w:r>
+          </w:p>
+        </w:tc>
+        <w:tc>
+          <w:tcPr>
+            <w:tcW w:type="dxa" w:w="3408"/>
+          </w:tcPr>
+          <w:p>
+            <w:r>
+              <w:t>Expected result and reason</w:t>
+            </w:r>
+          </w:p>
+        </w:tc>
+      </w:tr>
+      <w:tr>
+        <w:tc>
+          <w:tcPr>
+            <w:tcW w:type="dxa" w:w="3408"/>
+          </w:tcPr>
+          <w:p>
+            <w:r>
+              <w:t>Teacher c1/p1 entry saved at 0; teacher c1/p1 allowed</w:t>
+            </w:r>
+          </w:p>
+        </w:tc>
+        <w:tc>
+          <w:tcPr>
+            <w:tcW w:type="dxa" w:w="3408"/>
+          </w:tcPr>
+          <w:p>
+            <w:r>
+              <w:t>4</w:t>
+            </w:r>
+          </w:p>
+        </w:tc>
+        <w:tc>
+          <w:tcPr>
+            <w:tcW w:type="dxa" w:w="3408"/>
+          </w:tcPr>
+          <w:p>
+            <w:r>
+              <w:t>Hit; matching key and age 4 &lt; 5</w:t>
+            </w:r>
+          </w:p>
+        </w:tc>
+      </w:tr>
+      <w:tr>
+        <w:tc>
+          <w:tcPr>
+            <w:tcW w:type="dxa" w:w="3408"/>
+          </w:tcPr>
+          <w:p>
+            <w:r>
+              <w:t>Same query, student c1/p1 allowed</w:t>
+            </w:r>
+          </w:p>
+        </w:tc>
+        <w:tc>
+          <w:tcPr>
+            <w:tcW w:type="dxa" w:w="3408"/>
+          </w:tcPr>
+          <w:p>
+            <w:r>
+              <w:t>4</w:t>
+            </w:r>
+          </w:p>
+        </w:tc>
+        <w:tc>
+          <w:tcPr>
+            <w:tcW w:type="dxa" w:w="3408"/>
+          </w:tcPr>
+          <w:p>
+            <w:r>
+              <w:t>Miss; teacher entry has a different role key</w:t>
+            </w:r>
+          </w:p>
+        </w:tc>
+      </w:tr>
+      <w:tr>
+        <w:tc>
+          <w:tcPr>
+            <w:tcW w:type="dxa" w:w="3408"/>
+          </w:tcPr>
+          <w:p>
+            <w:r>
+              <w:t>Teacher c1/p1 permission revoked</w:t>
+            </w:r>
+          </w:p>
+        </w:tc>
+        <w:tc>
+          <w:tcPr>
+            <w:tcW w:type="dxa" w:w="3408"/>
+          </w:tcPr>
+          <w:p>
+            <w:r>
+              <w:t>4</w:t>
+            </w:r>
+          </w:p>
+        </w:tc>
+        <w:tc>
+          <w:tcPr>
+            <w:tcW w:type="dxa" w:w="3408"/>
+          </w:tcPr>
+          <w:p>
+            <w:r>
+              <w:t>Denied before cached content is returned</w:t>
+            </w:r>
+          </w:p>
+        </w:tc>
+      </w:tr>
+      <w:tr>
+        <w:tc>
+          <w:tcPr>
+            <w:tcW w:type="dxa" w:w="3408"/>
+          </w:tcPr>
+          <w:p>
+            <w:r>
+              <w:t>Teacher c1/p1 allowed</w:t>
+            </w:r>
+          </w:p>
+        </w:tc>
+        <w:tc>
+          <w:tcPr>
+            <w:tcW w:type="dxa" w:w="3408"/>
+          </w:tcPr>
+          <w:p>
+            <w:r>
+              <w:t>5</w:t>
+            </w:r>
+          </w:p>
+        </w:tc>
+        <w:tc>
+          <w:tcPr>
+            <w:tcW w:type="dxa" w:w="3408"/>
+          </w:tcPr>
+          <w:p>
+            <w:r>
+              <w:t>Expired miss; age equals TTL</w:t>
+            </w:r>
+          </w:p>
+        </w:tc>
+      </w:tr>
+      <w:tr>
+        <w:tc>
+          <w:tcPr>
+            <w:tcW w:type="dxa" w:w="3408"/>
+          </w:tcPr>
+          <w:p>
+            <w:r>
+              <w:t>Teacher c2/p1 allowed</w:t>
+            </w:r>
+          </w:p>
+        </w:tc>
+        <w:tc>
+          <w:tcPr>
+            <w:tcW w:type="dxa" w:w="3408"/>
+          </w:tcPr>
+          <w:p>
+            <w:r>
+              <w:t>1</w:t>
+            </w:r>
+          </w:p>
+        </w:tc>
+        <w:tc>
+          <w:tcPr>
+            <w:tcW w:type="dxa" w:w="3408"/>
+          </w:tcPr>
+          <w:p>
+            <w:r>
+              <w:t>Miss; corpus version changed despite young age</w:t>
+            </w:r>
+          </w:p>
+        </w:tc>
+      </w:tr>
+      <w:tr>
+        <w:tc>
+          <w:tcPr>
+            <w:tcW w:type="dxa" w:w="3408"/>
+          </w:tcPr>
+          <w:p>
+            <w:r>
+              <w:t>Teacher c1/p2 allowed</w:t>
+            </w:r>
+          </w:p>
+        </w:tc>
+        <w:tc>
+          <w:tcPr>
+            <w:tcW w:type="dxa" w:w="3408"/>
+          </w:tcPr>
+          <w:p>
+            <w:r>
+              <w:t>1</w:t>
+            </w:r>
+          </w:p>
+        </w:tc>
+        <w:tc>
+          <w:tcPr>
+            <w:tcW w:type="dxa" w:w="3408"/>
+          </w:tcPr>
+          <w:p>
+            <w:r>
+              <w:t>Miss; procedure version changed despite young age</w:t>
+            </w:r>
+          </w:p>
+        </w:tc>
+      </w:tr>
+    </w:tbl>
+    <w:p>
+      <w:pPr>
+        <w:pStyle w:val="Heading2"/>
+      </w:pPr>
+      <w:r>
+        <w:t>State time units and current context</w:t>
+      </w:r>
+    </w:p>
+    <w:p>
+      <w:pPr>
+        <w:spacing w:line="336" w:lineRule="auto" w:after="180"/>
+      </w:pPr>
+      <w:r>
+        <w:rPr>
+          <w:b w:val="0"/>
+        </w:rPr>
+        <w:t xml:space="preserve">Before applying the procedure, write its units, denominator or decision boundary where relevant. A partner should be able to repeat each step using the same </w:t>
       </w:r>
       <w:r>
         <w:rPr>
@@ -270,50 +1012,38 @@
         <w:rPr>
           <w:b w:val="0"/>
         </w:rPr>
-        <w:t xml:space="preserve"> conditions and </w:t>
+        <w:t>s.</w:t>
+      </w:r>
+    </w:p>
+    <w:p>
+      <w:pPr>
+        <w:spacing w:line="336" w:lineRule="auto" w:after="180"/>
+      </w:pPr>
+      <w:r>
+        <w:rPr>
+          <w:b w:val="0"/>
+        </w:rPr>
+        <w:t xml:space="preserve">If a required </w:t>
       </w:r>
       <w:r>
         <w:rPr>
           <w:b/>
         </w:rPr>
-        <w:t>evidence</w:t>
+        <w:t>input</w:t>
       </w:r>
       <w:r>
         <w:rPr>
           <w:b w:val="0"/>
         </w:rPr>
-        <w:t xml:space="preserve"> source before it can support a claim.</w:t>
-      </w:r>
-    </w:p>
-    <w:p>
-      <w:pPr>
-        <w:pStyle w:val="Heading3"/>
-      </w:pPr>
-      <w:r>
-        <w:t>My starting explanation</w:t>
-      </w:r>
-    </w:p>
-    <w:p>
-      <w:r>
-        <w:t>________________________________________________________________</w:t>
-      </w:r>
-    </w:p>
-    <w:p>
-      <w:r>
-        <w:t>________________________________________________________________</w:t>
-      </w:r>
-    </w:p>
-    <w:p>
-      <w:r>
-        <w:t>________________________________________________________________</w:t>
-      </w:r>
-    </w:p>
-    <w:p>
-      <w:pPr>
-        <w:pStyle w:val="Heading3"/>
-      </w:pPr>
-      <w:r>
-        <w:t>This week’s end goal</w:t>
+        <w:t xml:space="preserve"> is absent or violates the stated contract, record that condition explicitly instead of quietly replacing it with a convenient value.</w:t>
+      </w:r>
+    </w:p>
+    <w:p>
+      <w:pPr>
+        <w:pStyle w:val="Heading2"/>
+      </w:pPr>
+      <w:r>
+        <w:t>Explain the visual</w:t>
       </w:r>
     </w:p>
     <w:p>
@@ -324,106 +1054,27 @@
         <w:rPr>
           <w:b w:val="0"/>
         </w:rPr>
-        <w:t>Explain caching and stale information using the deciding step in this fictional service.</w:t>
-      </w:r>
-    </w:p>
-    <w:p>
-      <w:pPr>
-        <w:pStyle w:val="Heading1"/>
-      </w:pPr>
-      <w:r>
-        <w:t>02. Notice the evidence</w:t>
-      </w:r>
-    </w:p>
-    <w:p>
-      <w:r>
-        <w:t>Investigate the supplied Caching and stale information case. Separate observations, given facts and assumptions before choosing an explanation.</w:t>
-      </w:r>
-    </w:p>
-    <w:p>
-      <w:pPr>
-        <w:spacing w:line="336" w:lineRule="auto" w:after="180"/>
-      </w:pPr>
+        <w:t xml:space="preserve">Point to the </w:t>
+      </w:r>
+      <w:r>
+        <w:rPr>
+          <w:b/>
+        </w:rPr>
+        <w:t>input</w:t>
+      </w:r>
       <w:r>
         <w:rPr>
           <w:b w:val="0"/>
         </w:rPr>
-        <w:t>Caching reuses results but needs freshness and access-aware keys. A cached answer must not cross role or corpus-version boundaries.</w:t>
-      </w:r>
-    </w:p>
-    <w:p>
-      <w:pPr>
-        <w:spacing w:line="336" w:lineRule="auto" w:after="180"/>
-      </w:pPr>
-      <w:r>
-        <w:rPr>
-          <w:b w:val="0"/>
-        </w:rPr>
-        <w:t>Begin by writing the question the procedure is intended to answer. Identify the information already supplied, the information it will produce and the information still missing.</w:t>
-      </w:r>
-    </w:p>
-    <w:p>
-      <w:pPr>
-        <w:spacing w:line="336" w:lineRule="auto" w:after="180"/>
-      </w:pPr>
-      <w:r>
-        <w:rPr>
-          <w:b w:val="0"/>
-        </w:rPr>
-        <w:t>These are constructed classroom examples; they do not require live accounts, private records or an external service. Do not treat a plausible explanation as a measured outcome.</w:t>
-      </w:r>
-    </w:p>
-    <w:p>
-      <w:pPr>
-        <w:pStyle w:val="Heading3"/>
-      </w:pPr>
-      <w:r>
-        <w:t>List the given facts and one fact that is not supplied.</w:t>
-      </w:r>
-    </w:p>
-    <w:p>
-      <w:r>
-        <w:t>________________________________________________________________</w:t>
-      </w:r>
-    </w:p>
-    <w:p>
-      <w:r>
-        <w:t>________________________________________________________________</w:t>
-      </w:r>
-    </w:p>
-    <w:p>
-      <w:r>
-        <w:t>________________________________________________________________</w:t>
-      </w:r>
-    </w:p>
-    <w:p>
-      <w:pPr>
-        <w:pStyle w:val="Heading1"/>
-      </w:pPr>
-      <w:r>
-        <w:t>03. See how it works</w:t>
-      </w:r>
-    </w:p>
-    <w:p>
-      <w:r>
-        <w:t>Follow the mechanism for Caching and stale information. Connect each labelled input, deciding step and result.</w:t>
-      </w:r>
-    </w:p>
-    <w:p>
-      <w:pPr>
-        <w:spacing w:line="336" w:lineRule="auto" w:after="180"/>
-      </w:pPr>
-      <w:r>
-        <w:rPr>
-          <w:b/>
-        </w:rPr>
-        <w:t>Cache key</w:t>
-      </w:r>
-      <w:r>
-        <w:rPr>
-          <w:b w:val="0"/>
-        </w:rPr>
-        <w:t xml:space="preserve"> includes query, role, corpus version and procedure version. Entry valid only while age&lt;TTL. At exact TTL it expires. Teacher and student results never share a role-agnostic key.</w:t>
+        <w:t>, the deciding step and the result in this week’s visual. Explain the same step in ordinary words. A picture helps when you can say what each part represents.</w:t>
+      </w:r>
+    </w:p>
+    <w:p>
+      <w:pPr>
+        <w:pStyle w:val="Heading2"/>
+      </w:pPr>
+      <w:r>
+        <w:t>Earlier wording, alternatives and picture transcripts · reference / check after trying</w:t>
       </w:r>
     </w:p>
     <w:p>
@@ -520,13 +1171,214 @@
     </w:p>
     <w:p>
       <w:pPr>
+        <w:pStyle w:val="Heading3"/>
+      </w:pPr>
+      <w:r>
+        <w:t>Connect the picture and the explanation</w:t>
+      </w:r>
+    </w:p>
+    <w:p>
+      <w:pPr>
+        <w:pStyle w:val="Heading1"/>
+      </w:pPr>
+      <w:r>
+        <w:t>04. Predict before revealing a matching-version cache hit</w:t>
+      </w:r>
+    </w:p>
+    <w:p>
+      <w:r>
+        <w:t>Hold role and procedure fixed while changing the source-version match.</w:t>
+      </w:r>
+    </w:p>
+    <w:p>
+      <w:pPr>
+        <w:pStyle w:val="Heading2"/>
+      </w:pPr>
+      <w:r>
+        <w:t>Current task and response</w:t>
+      </w:r>
+    </w:p>
+    <w:p>
+      <w:pPr>
+        <w:pStyle w:val="ListBullet"/>
+      </w:pPr>
+      <w:r>
+        <w:t>Teacher response is cached by query only and returned to a student. Show the intermediate steps and give the conclusion with its scope.</w:t>
+      </w:r>
+    </w:p>
+    <w:p>
+      <w:pPr>
+        <w:pStyle w:val="Heading3"/>
+      </w:pPr>
+      <w:r>
+        <w:t>Keep the procedure fixed. Explain what changed in the inputs and result.</w:t>
+      </w:r>
+    </w:p>
+    <w:p>
+      <w:r>
+        <w:t>________________________________________________________________</w:t>
+      </w:r>
+    </w:p>
+    <w:p>
+      <w:r>
+        <w:t>________________________________________________________________</w:t>
+      </w:r>
+    </w:p>
+    <w:p>
+      <w:r>
+        <w:t>________________________________________________________________</w:t>
+      </w:r>
+    </w:p>
+    <w:p>
+      <w:r>
+        <w:t>________________________________________________________________</w:t>
+      </w:r>
+    </w:p>
+    <w:p>
+      <w:r>
+        <w:t>________________________________________________________________</w:t>
+      </w:r>
+    </w:p>
+    <w:p>
+      <w:pPr>
+        <w:pStyle w:val="Heading2"/>
+      </w:pPr>
+      <w:r>
+        <w:t>Predict the next approved-version request</w:t>
+      </w:r>
+    </w:p>
+    <w:p>
+      <w:pPr>
+        <w:pStyle w:val="ListBullet"/>
+      </w:pPr>
+      <w:r>
+        <w:t>Change: The next request still uses approved version 5.</w:t>
+      </w:r>
+    </w:p>
+    <w:p>
+      <w:pPr>
+        <w:pStyle w:val="Heading2"/>
+      </w:pPr>
+      <w:r>
+        <w:t>Check after predicting · reference / check after trying</w:t>
+      </w:r>
+    </w:p>
+    <w:p>
+      <w:pPr>
         <w:spacing w:line="336" w:lineRule="auto" w:after="180"/>
       </w:pPr>
+      <w:r>
+        <w:rPr>
+          <w:b/>
+        </w:rPr>
+        <w:t>Prediction</w:t>
+      </w:r>
       <w:r>
         <w:rPr>
           <w:b w:val="0"/>
         </w:rPr>
-        <w:t xml:space="preserve">Before applying the procedure, write its units, denominator or decision boundary where relevant. A partner should be able to repeat each step using the same </w:t>
+        <w:t>: The matching version 5 entry can supply 09:30 under the freshness policy.</w:t>
+      </w:r>
+    </w:p>
+    <w:p>
+      <w:pPr>
+        <w:spacing w:line="336" w:lineRule="auto" w:after="180"/>
+      </w:pPr>
+      <w:r>
+        <w:rPr>
+          <w:b w:val="0"/>
+        </w:rPr>
+        <w:t>Reason: Request and cached source version now agree.</w:t>
+      </w:r>
+    </w:p>
+    <w:p>
+      <w:pPr>
+        <w:pStyle w:val="Heading2"/>
+      </w:pPr>
+      <w:r>
+        <w:t>Earlier wording, alternatives and picture transcripts · reference / check after trying</w:t>
+      </w:r>
+    </w:p>
+    <w:p>
+      <w:pPr>
+        <w:pStyle w:val="Heading3"/>
+      </w:pPr>
+      <w:r>
+        <w:t>Compare a familiar case with a changed case</w:t>
+      </w:r>
+    </w:p>
+    <w:p>
+      <w:pPr>
+        <w:pStyle w:val="Heading3"/>
+      </w:pPr>
+      <w:r>
+        <w:t>Change one thing in the pictured case</w:t>
+      </w:r>
+    </w:p>
+    <w:p>
+      <w:pPr>
+        <w:pStyle w:val="Heading1"/>
+      </w:pPr>
+      <w:r>
+        <w:t>06. Read the old-version miss and the later fresh matching hit</w:t>
+      </w:r>
+    </w:p>
+    <w:p>
+      <w:r>
+        <w:t>A version match is necessary but does not replace current permission or freshness.</w:t>
+      </w:r>
+    </w:p>
+    <w:p>
+      <w:pPr>
+        <w:pStyle w:val="Heading2"/>
+      </w:pPr>
+      <w:r>
+        <w:t>Main query-only cache leak and repair</w:t>
+      </w:r>
+    </w:p>
+    <w:p>
+      <w:pPr>
+        <w:spacing w:line="336" w:lineRule="auto" w:after="180"/>
+      </w:pPr>
+      <w:r>
+        <w:rPr>
+          <w:b w:val="0"/>
+        </w:rPr>
+        <w:t>Teacher response is cached by query only and returned to a student.</w:t>
+      </w:r>
+    </w:p>
+    <w:p>
+      <w:pPr>
+        <w:spacing w:line="336" w:lineRule="auto" w:after="180"/>
+      </w:pPr>
+      <w:r>
+        <w:rPr>
+          <w:b w:val="0"/>
+        </w:rPr>
+        <w:t>Role omission creates an access leak. Include role and enforce current permission before returning any cached content.</w:t>
+      </w:r>
+    </w:p>
+    <w:p>
+      <w:pPr>
+        <w:spacing w:line="336" w:lineRule="auto" w:after="180"/>
+      </w:pPr>
+      <w:r>
+        <w:rPr>
+          <w:b w:val="0"/>
+        </w:rPr>
+        <w:t xml:space="preserve">Compare the intermediate </w:t>
+      </w:r>
+      <w:r>
+        <w:rPr>
+          <w:b/>
+        </w:rPr>
+        <w:t>evidence</w:t>
+      </w:r>
+      <w:r>
+        <w:rPr>
+          <w:b w:val="0"/>
+        </w:rPr>
+        <w:t xml:space="preserve"> with the final statement. Explain why each number or decision follows from the stated </w:t>
       </w:r>
       <w:r>
         <w:rPr>
@@ -549,7 +1401,7 @@
         <w:rPr>
           <w:b w:val="0"/>
         </w:rPr>
-        <w:t xml:space="preserve">If a required </w:t>
+        <w:t xml:space="preserve">The conclusion belongs to this scenario and procedure; changing the </w:t>
       </w:r>
       <w:r>
         <w:rPr>
@@ -561,508 +1413,15 @@
         <w:rPr>
           <w:b w:val="0"/>
         </w:rPr>
-        <w:t xml:space="preserve"> is absent or violates the stated contract, record that condition explicitly instead of quietly replacing it with a convenient value.</w:t>
-      </w:r>
-    </w:p>
-    <w:p>
-      <w:pPr>
-        <w:pStyle w:val="Heading3"/>
-      </w:pPr>
-      <w:r>
-        <w:t>Connect the picture and the explanation</w:t>
-      </w:r>
-    </w:p>
-    <w:p>
-      <w:pPr>
-        <w:spacing w:line="336" w:lineRule="auto" w:after="180"/>
-      </w:pPr>
-      <w:r>
-        <w:rPr>
-          <w:b w:val="0"/>
-        </w:rPr>
-        <w:t xml:space="preserve">Point to the </w:t>
-      </w:r>
-      <w:r>
-        <w:rPr>
-          <w:b/>
-        </w:rPr>
-        <w:t>input</w:t>
-      </w:r>
-      <w:r>
-        <w:rPr>
-          <w:b w:val="0"/>
-        </w:rPr>
-        <w:t>, the deciding step and the result in this week’s visual. Explain the same step in ordinary words. A picture helps when you can say what each part represents.</w:t>
-      </w:r>
-    </w:p>
-    <w:p>
-      <w:pPr>
-        <w:pStyle w:val="Heading1"/>
-      </w:pPr>
-      <w:r>
-        <w:t>04. Compare the cases</w:t>
-      </w:r>
-    </w:p>
-    <w:p>
-      <w:r>
-        <w:t>Compare the supplied cases for Caching and stale information. Identify the detail that changes the conclusion.</w:t>
-      </w:r>
-    </w:p>
-    <w:p>
-      <w:pPr>
-        <w:pStyle w:val="Heading3"/>
-      </w:pPr>
-      <w:r>
-        <w:t>Compare a familiar case with a changed case</w:t>
-      </w:r>
-    </w:p>
-    <w:p>
-      <w:pPr>
-        <w:spacing w:line="336" w:lineRule="auto" w:after="180"/>
-      </w:pPr>
-      <w:r>
-        <w:rPr>
-          <w:b w:val="0"/>
-        </w:rPr>
-        <w:t>Teacher response is cached by query only and returned to a student. Show the intermediate steps and give the conclusion with its scope.</w:t>
-      </w:r>
-    </w:p>
-    <w:p>
-      <w:pPr>
-        <w:pStyle w:val="Heading3"/>
-      </w:pPr>
-      <w:r>
-        <w:t>Keep the procedure fixed. Explain what changed in the inputs and result.</w:t>
-      </w:r>
-    </w:p>
-    <w:p>
-      <w:r>
-        <w:t>________________________________________________________________</w:t>
-      </w:r>
-    </w:p>
-    <w:p>
-      <w:r>
-        <w:t>________________________________________________________________</w:t>
-      </w:r>
-    </w:p>
-    <w:p>
-      <w:r>
-        <w:t>________________________________________________________________</w:t>
-      </w:r>
-    </w:p>
-    <w:p>
-      <w:r>
-        <w:t>________________________________________________________________</w:t>
-      </w:r>
-    </w:p>
-    <w:p>
-      <w:r>
-        <w:t>________________________________________________________________</w:t>
-      </w:r>
-    </w:p>
-    <w:p>
-      <w:pPr>
-        <w:pStyle w:val="Heading3"/>
-      </w:pPr>
-      <w:r>
-        <w:t>Change one thing in the pictured case</w:t>
-      </w:r>
-    </w:p>
-    <w:p>
-      <w:pPr>
-        <w:pStyle w:val="Heading3"/>
-      </w:pPr>
-      <w:r>
-        <w:t>Change one thing</w:t>
-      </w:r>
-    </w:p>
-    <w:p>
-      <w:pPr>
-        <w:spacing w:line="336" w:lineRule="auto" w:after="180"/>
-        <w:shd w:fill="F5F1FB"/>
-      </w:pPr>
-      <w:r>
-        <w:rPr>
-          <w:b w:val="0"/>
-        </w:rPr>
-        <w:t>Change: The next request still uses approved version 5.</w:t>
-      </w:r>
-    </w:p>
-    <w:p>
-      <w:pPr>
-        <w:pStyle w:val="Heading3"/>
-      </w:pPr>
-      <w:r>
-        <w:t>Predicted result</w:t>
-      </w:r>
-    </w:p>
-    <w:p>
-      <w:pPr>
-        <w:spacing w:line="336" w:lineRule="auto" w:after="180"/>
-        <w:shd w:fill="F1F6FC"/>
-      </w:pPr>
-      <w:r>
-        <w:rPr>
-          <w:b/>
-        </w:rPr>
-        <w:t>Prediction</w:t>
-      </w:r>
-      <w:r>
-        <w:rPr>
-          <w:b w:val="0"/>
-        </w:rPr>
-        <w:t>: The matching version -5 entry can supply 09:30 under the freshness policy.</w:t>
-      </w:r>
-    </w:p>
-    <w:p>
-      <w:pPr>
-        <w:pStyle w:val="Heading3"/>
-      </w:pPr>
-      <w:r>
-        <w:t>Why the result follows</w:t>
-      </w:r>
-    </w:p>
-    <w:p>
-      <w:pPr>
-        <w:spacing w:line="336" w:lineRule="auto" w:after="180"/>
-        <w:shd w:fill="F1F6FC"/>
-      </w:pPr>
-      <w:r>
-        <w:rPr>
-          <w:b w:val="0"/>
-        </w:rPr>
-        <w:t>Reason: Request and cached source version now agree.</w:t>
-      </w:r>
-    </w:p>
-    <w:p>
-      <w:pPr>
-        <w:pStyle w:val="Heading1"/>
-      </w:pPr>
-      <w:r>
-        <w:t>05. Words that unlock the idea</w:t>
-      </w:r>
-    </w:p>
-    <w:p>
-      <w:r>
-        <w:t>Use the vocabulary of Caching and stale information to explain a concrete decision, rather than only memorising definitions.</w:t>
-      </w:r>
-    </w:p>
-    <w:tbl>
-      <w:tblPr>
-        <w:tblStyle w:val="LightShading-Accent1"/>
-        <w:tblW w:type="auto" w:w="0"/>
-        <w:tblLook w:firstColumn="1" w:firstRow="1" w:lastColumn="0" w:lastRow="0" w:noHBand="0" w:noVBand="1" w:val="04A0"/>
-      </w:tblPr>
-      <w:tblGrid>
-        <w:gridCol w:w="5112"/>
-        <w:gridCol w:w="5112"/>
-      </w:tblGrid>
-      <w:tr>
-        <w:trPr>
-          <w:tblHeader/>
-        </w:trPr>
-        <w:tc>
-          <w:tcPr>
-            <w:tcW w:type="dxa" w:w="5112"/>
-          </w:tcPr>
-          <w:p>
-            <w:r>
-              <w:t>Word</w:t>
-            </w:r>
-          </w:p>
-        </w:tc>
-        <w:tc>
-          <w:tcPr>
-            <w:tcW w:type="dxa" w:w="5112"/>
-          </w:tcPr>
-          <w:p>
-            <w:r>
-              <w:t>Meaning</w:t>
-            </w:r>
-          </w:p>
-        </w:tc>
-      </w:tr>
-      <w:tr>
-        <w:tc>
-          <w:tcPr>
-            <w:tcW w:type="dxa" w:w="5112"/>
-          </w:tcPr>
-          <w:p>
-            <w:r>
-              <w:t>Cache key</w:t>
-            </w:r>
-          </w:p>
-        </w:tc>
-        <w:tc>
-          <w:tcPr>
-            <w:tcW w:type="dxa" w:w="5112"/>
-          </w:tcPr>
-          <w:p>
-            <w:r>
-              <w:t>Fields identifying a reusable result</w:t>
-            </w:r>
-          </w:p>
-        </w:tc>
-      </w:tr>
-      <w:tr>
-        <w:tc>
-          <w:tcPr>
-            <w:tcW w:type="dxa" w:w="5112"/>
-          </w:tcPr>
-          <w:p>
-            <w:r>
-              <w:t>TTL</w:t>
-            </w:r>
-          </w:p>
-        </w:tc>
-        <w:tc>
-          <w:tcPr>
-            <w:tcW w:type="dxa" w:w="5112"/>
-          </w:tcPr>
-          <w:p>
-            <w:r>
-              <w:t>The lifetime allowed by the cache contract</w:t>
-            </w:r>
-          </w:p>
-        </w:tc>
-      </w:tr>
-      <w:tr>
-        <w:tc>
-          <w:tcPr>
-            <w:tcW w:type="dxa" w:w="5112"/>
-          </w:tcPr>
-          <w:p>
-            <w:r>
-              <w:t>Invalidation</w:t>
-            </w:r>
-          </w:p>
-        </w:tc>
-        <w:tc>
-          <w:tcPr>
-            <w:tcW w:type="dxa" w:w="5112"/>
-          </w:tcPr>
-          <w:p>
-            <w:r>
-              <w:t>Marking an entry unusable after a relevant change</w:t>
-            </w:r>
-          </w:p>
-        </w:tc>
-      </w:tr>
-    </w:tbl>
-    <w:p>
-      <w:pPr>
-        <w:pStyle w:val="Heading3"/>
-      </w:pPr>
-      <w:r>
-        <w:t>Use two terms to explain a step in this week’s example.</w:t>
-      </w:r>
-    </w:p>
-    <w:p>
-      <w:r>
-        <w:t>________________________________________________________________</w:t>
-      </w:r>
-    </w:p>
-    <w:p>
-      <w:r>
-        <w:t>________________________________________________________________</w:t>
-      </w:r>
-    </w:p>
-    <w:p>
-      <w:r>
-        <w:t>________________________________________________________________</w:t>
-      </w:r>
-    </w:p>
-    <w:p>
-      <w:pPr>
-        <w:pStyle w:val="Heading1"/>
-      </w:pPr>
-      <w:r>
-        <w:t>06. Follow a worked example</w:t>
-      </w:r>
-    </w:p>
-    <w:p>
-      <w:r>
-        <w:t>Follow the worked trace for Caching and stale information, predict a step, then compare with its explanation.</w:t>
-      </w:r>
-    </w:p>
-    <w:p>
-      <w:pPr>
-        <w:spacing w:line="336" w:lineRule="auto" w:after="180"/>
-      </w:pPr>
-      <w:r>
-        <w:rPr>
-          <w:b w:val="0"/>
-        </w:rPr>
-        <w:t>Teacher response is cached by query only and returned to a student.</w:t>
-      </w:r>
-    </w:p>
-    <w:p>
-      <w:pPr>
-        <w:spacing w:line="336" w:lineRule="auto" w:after="180"/>
-      </w:pPr>
-      <w:r>
-        <w:rPr>
-          <w:b w:val="0"/>
-        </w:rPr>
-        <w:t>Role omission creates an access leak. Include role and enforce current permission before returning any cached content.</w:t>
-      </w:r>
-    </w:p>
-    <w:p>
-      <w:pPr>
-        <w:pStyle w:val="Heading3"/>
-      </w:pPr>
-      <w:r>
-        <w:t>Worked explanation · Caching and stale information</w:t>
-      </w:r>
-    </w:p>
-    <w:p>
-      <w:pPr>
-        <w:spacing w:line="336" w:lineRule="auto" w:after="180"/>
-        <w:shd w:fill="F1F6FC"/>
-      </w:pPr>
-      <w:r>
-        <w:rPr>
-          <w:b w:val="0"/>
-        </w:rPr>
-        <w:t xml:space="preserve">Compare the intermediate </w:t>
-      </w:r>
-      <w:r>
-        <w:rPr>
-          <w:b/>
-        </w:rPr>
-        <w:t>evidence</w:t>
-      </w:r>
-      <w:r>
-        <w:rPr>
-          <w:b w:val="0"/>
-        </w:rPr>
-        <w:t xml:space="preserve"> with the final statement. Explain why each number or decision follows from the stated </w:t>
-      </w:r>
-      <w:r>
-        <w:rPr>
-          <w:b/>
-        </w:rPr>
-        <w:t>input</w:t>
-      </w:r>
-      <w:r>
-        <w:rPr>
-          <w:b w:val="0"/>
-        </w:rPr>
-        <w:t>s.</w:t>
-      </w:r>
-    </w:p>
-    <w:p>
-      <w:pPr>
-        <w:spacing w:line="336" w:lineRule="auto" w:after="180"/>
-        <w:shd w:fill="F1F6FC"/>
-      </w:pPr>
-      <w:r>
-        <w:rPr>
-          <w:b w:val="0"/>
-        </w:rPr>
-        <w:t xml:space="preserve">The conclusion belongs to this scenario and procedure; changing the </w:t>
-      </w:r>
-      <w:r>
-        <w:rPr>
-          <w:b/>
-        </w:rPr>
-        <w:t>input</w:t>
-      </w:r>
-      <w:r>
-        <w:rPr>
-          <w:b w:val="0"/>
-        </w:rPr>
         <w:t>s, evaluation population or authority can change what it establishes. Retain the raw record so a later revision can be compared honestly.</w:t>
       </w:r>
     </w:p>
     <w:p>
       <w:pPr>
-        <w:pStyle w:val="Heading3"/>
-      </w:pPr>
-      <w:r>
-        <w:t>Worked explanation · Caching and stale information</w:t>
-      </w:r>
-    </w:p>
-    <w:p>
-      <w:pPr>
-        <w:spacing w:line="336" w:lineRule="auto" w:after="180"/>
-        <w:shd w:fill="F1F6FC"/>
-      </w:pPr>
-      <w:r>
-        <w:rPr>
-          <w:b w:val="0"/>
-        </w:rPr>
-        <w:t xml:space="preserve">Optional local lab: predict the printed result before running this standalone Python 3 example. Change one relevant boundary </w:t>
-      </w:r>
-      <w:r>
-        <w:rPr>
-          <w:b/>
-        </w:rPr>
-        <w:t>input</w:t>
-      </w:r>
-      <w:r>
-        <w:rPr>
-          <w:b w:val="0"/>
-        </w:rPr>
-        <w:t>, record the outcome and state the contract or statistical assumptions.</w:t>
-      </w:r>
-    </w:p>
-    <w:p>
-      <w:pPr>
-        <w:spacing w:line="336" w:lineRule="auto" w:after="180"/>
-        <w:shd w:fill="F1F6FC"/>
-      </w:pPr>
-      <w:r>
-        <w:rPr>
-          <w:b w:val="0"/>
-        </w:rPr>
-        <w:t>The program uses fictional values and the Python standard library; it performs no external operations.</w:t>
-      </w:r>
-    </w:p>
-    <w:p>
-      <w:r>
-        <w:rPr>
-          <w:rFonts w:ascii="Courier New" w:hAnsi="Courier New"/>
-          <w:sz w:val="18"/>
-        </w:rPr>
-        <w:t>def cache_key(query, role, corpus_version, procedure_version):</w:t>
-        <w:br/>
-        <w:t xml:space="preserve">    return (query, role, corpus_version, procedure_version)</w:t>
-        <w:br/>
-        <w:br/>
-        <w:t>def cache_valid(age, ttl, saved_version, current_version):</w:t>
-        <w:br/>
-        <w:t xml:space="preserve">    return 0 &lt;= age &lt; ttl and saved_version == current_version</w:t>
-        <w:br/>
-        <w:br/>
-        <w:t>print(cache_valid(10, 10, "v1", "v1"))</w:t>
-      </w:r>
-    </w:p>
-    <w:p>
-      <w:pPr>
-        <w:pStyle w:val="Heading3"/>
-      </w:pPr>
-      <w:r>
-        <w:t>Learn from the worked case</w:t>
-      </w:r>
-    </w:p>
-    <w:p>
-      <w:pPr>
-        <w:spacing w:line="336" w:lineRule="auto" w:after="180"/>
-      </w:pPr>
-      <w:r>
-        <w:rPr>
-          <w:b w:val="0"/>
-        </w:rPr>
-        <w:t>Cover the result before checking it. Say what is given, choose the procedure, and follow one step at a time. Then uncover the result and explain your first mismatch. Ask why a step is allowed, not only what number it produces.</w:t>
-      </w:r>
-    </w:p>
-    <w:p>
-      <w:pPr>
-        <w:pStyle w:val="Heading3"/>
-      </w:pPr>
-      <w:r>
-        <w:t>A pictorial worked case: Caching and stale information</w:t>
+        <w:pStyle w:val="Heading2"/>
+      </w:pPr>
+      <w:r>
+        <w:t>Separate opening-time inputs and complete context</w:t>
       </w:r>
     </w:p>
     <w:p>
@@ -1078,24 +1437,7 @@
     </w:p>
     <w:p>
       <w:pPr>
-        <w:pStyle w:val="Heading3"/>
-      </w:pPr>
-      <w:r>
-        <w:t>The facts we will use</w:t>
-      </w:r>
-    </w:p>
-    <w:p>
-      <w:pPr>
-        <w:pStyle w:val="Heading3"/>
-      </w:pPr>
-      <w:r>
-        <w:t>Supplied facts</w:t>
-      </w:r>
-    </w:p>
-    <w:p>
-      <w:pPr>
         <w:spacing w:line="336" w:lineRule="auto" w:after="180"/>
-        <w:shd w:fill="F1F6FC"/>
       </w:pPr>
       <w:r>
         <w:rPr>
@@ -1117,11 +1459,41 @@
       </w:r>
     </w:p>
     <w:p>
+      <w:pPr>
+        <w:spacing w:line="336" w:lineRule="auto" w:after="180"/>
+      </w:pPr>
+      <w:r>
+        <w:rPr>
+          <w:b w:val="0"/>
+        </w:rPr>
+        <w:t>The picture simplifies the key to room and source version while holding the trusted role and procedure fixed. Approved version 5 says 09:30; the saved version 4 entry says 09:00. The first version 5 request must miss that old key even if the entry is young. Its authorized local fixture lookup supplies 09:30 and saves a separate version 5 entry.</w:t>
+      </w:r>
+    </w:p>
+    <w:p>
+      <w:pPr>
+        <w:spacing w:line="336" w:lineRule="auto" w:after="180"/>
+      </w:pPr>
+      <w:r>
+        <w:rPr>
+          <w:b w:val="0"/>
+        </w:rPr>
+        <w:t>A later request may hit that entry only while permission still applies and its age remains below TTL. Reliable publication must change the version when evidence changes; a silent edit under the same version is invisible to these key and age checks.</w:t>
+      </w:r>
+    </w:p>
+    <w:p>
+      <w:pPr>
+        <w:pStyle w:val="Heading2"/>
+      </w:pPr>
+      <w:r>
+        <w:t>Trace approved version 5 rather than saved version 4</w:t>
+      </w:r>
+    </w:p>
+    <w:p>
       <w:r>
         <w:drawing>
           <wp:inline xmlns:a="http://schemas.openxmlformats.org/drawingml/2006/main" xmlns:pic="http://schemas.openxmlformats.org/drawingml/2006/picture">
-            <wp:extent cx="5486400" cy="5145314"/>
-            <wp:docPr id="1" name="Picture 1" descr="Caching and stale information. Read authority: The current approved source version is 5.. Inspect cached key: The 09:00 entry belongs to version 4.. Fetch current evidence: Retrieve and cache version 5’s 09:30 under its own key."/>
+            <wp:extent cx="5486400" cy="3182112"/>
+            <wp:docPr id="1" name="Picture 1" descr="Read authority: The current approved source version is 5. → Inspect cached key: The 09:00 entry belongs to version 4. → Fetch current evidence: Retrieve and cache version 5’s 09:30 under its own key."/>
             <wp:cNvGraphicFramePr>
               <a:graphicFrameLocks noChangeAspect="1"/>
             </wp:cNvGraphicFramePr>
@@ -1129,7 +1501,7 @@
               <a:graphicData uri="http://schemas.openxmlformats.org/drawingml/2006/picture">
                 <pic:pic>
                   <pic:nvPicPr>
-                    <pic:cNvPr id="0" name="academy-visual-ai-6-21.png"/>
+                    <pic:cNvPr id="0" name="academy-story-ai-6-21-02.png"/>
                     <pic:cNvPicPr/>
                   </pic:nvPicPr>
                   <pic:blipFill>
@@ -1141,7 +1513,7 @@
                   <pic:spPr>
                     <a:xfrm>
                       <a:off x="0" y="0"/>
-                      <a:ext cx="5486400" cy="5145314"/>
+                      <a:ext cx="5486400" cy="3182112"/>
                     </a:xfrm>
                     <a:prstGeom prst="rect"/>
                   </pic:spPr>
@@ -1269,24 +1641,7 @@
     </w:p>
     <w:p>
       <w:pPr>
-        <w:pStyle w:val="Heading3"/>
-      </w:pPr>
-      <w:r>
-        <w:t>Why this result follows</w:t>
-      </w:r>
-    </w:p>
-    <w:p>
-      <w:pPr>
-        <w:pStyle w:val="Heading3"/>
-      </w:pPr>
-      <w:r>
-        <w:t>Why the result follows</w:t>
-      </w:r>
-    </w:p>
-    <w:p>
-      <w:pPr>
         <w:spacing w:line="336" w:lineRule="auto" w:after="180"/>
-        <w:shd w:fill="F1F6FC"/>
       </w:pPr>
       <w:r>
         <w:rPr>
@@ -1297,62 +1652,147 @@
     </w:p>
     <w:p>
       <w:pPr>
-        <w:pStyle w:val="Heading3"/>
-      </w:pPr>
-      <w:r>
-        <w:t>What this example does not establish</w:t>
-      </w:r>
-    </w:p>
-    <w:p>
-      <w:pPr>
-        <w:pStyle w:val="Heading3"/>
-      </w:pPr>
-      <w:r>
-        <w:t>Keep the stated limit</w:t>
+        <w:pStyle w:val="Heading2"/>
+      </w:pPr>
+      <w:r>
+        <w:t>Predict the next matching-version request</w:t>
+      </w:r>
+    </w:p>
+    <w:p>
+      <w:pPr>
+        <w:pStyle w:val="ListBullet"/>
+      </w:pPr>
+      <w:r>
+        <w:t>Change one thing: The next request still uses approved version 5. Predict the result before checking the explanation. What remains the same?</w:t>
+      </w:r>
+    </w:p>
+    <w:p>
+      <w:pPr>
+        <w:pStyle w:val="Heading2"/>
+      </w:pPr>
+      <w:r>
+        <w:t>Check after predicting · reference / check after trying</w:t>
+      </w:r>
+    </w:p>
+    <w:p>
+      <w:r>
+        <w:drawing>
+          <wp:inline xmlns:a="http://schemas.openxmlformats.org/drawingml/2006/main" xmlns:pic="http://schemas.openxmlformats.org/drawingml/2006/picture">
+            <wp:extent cx="5486400" cy="3026664"/>
+            <wp:docPr id="2" name="Picture 2" descr="Original case: Retrieve and cache version 5’s 09:30 under its own key. Changed condition: The next request still uses approved version 5. Expected result: The matching version 5 entry can supply 09:30 under the freshness policy. Reason: Request and cached source version now agree."/>
+            <wp:cNvGraphicFramePr>
+              <a:graphicFrameLocks noChangeAspect="1"/>
+            </wp:cNvGraphicFramePr>
+            <a:graphic>
+              <a:graphicData uri="http://schemas.openxmlformats.org/drawingml/2006/picture">
+                <pic:pic>
+                  <pic:nvPicPr>
+                    <pic:cNvPr id="0" name="academy-story-ai-6-21-04.png"/>
+                    <pic:cNvPicPr/>
+                  </pic:nvPicPr>
+                  <pic:blipFill>
+                    <a:blip r:embed="rId10"/>
+                    <a:stretch>
+                      <a:fillRect/>
+                    </a:stretch>
+                  </pic:blipFill>
+                  <pic:spPr>
+                    <a:xfrm>
+                      <a:off x="0" y="0"/>
+                      <a:ext cx="5486400" cy="3026664"/>
+                    </a:xfrm>
+                    <a:prstGeom prst="rect"/>
+                  </pic:spPr>
+                </pic:pic>
+              </a:graphicData>
+            </a:graphic>
+          </wp:inline>
+        </w:drawing>
+      </w:r>
+    </w:p>
+    <w:p>
+      <w:pPr>
+        <w:pStyle w:val="Heading2"/>
+      </w:pPr>
+      <w:r>
+        <w:t>Explain silent-edit limits and first/later requests</w:t>
+      </w:r>
+    </w:p>
+    <w:p>
+      <w:pPr>
+        <w:pStyle w:val="ListBullet"/>
+      </w:pPr>
+      <w:r>
+        <w:t>Version keys cannot detect silent unversioned edits; the source publication process must update versions reliably.</w:t>
+      </w:r>
+    </w:p>
+    <w:p>
+      <w:pPr>
+        <w:pStyle w:val="ListBullet"/>
+      </w:pPr>
+      <w:r>
+        <w:t>Read the labelled picture: Identify the version mismatch in the cached 09:00 answer. What should the first version 5 request return, and what permits a later version 5 cache hit?</w:t>
+      </w:r>
+    </w:p>
+    <w:p>
+      <w:pPr>
+        <w:pStyle w:val="Heading2"/>
+      </w:pPr>
+      <w:r>
+        <w:t>Earlier wording, alternatives and picture transcripts · reference / check after trying</w:t>
       </w:r>
     </w:p>
     <w:p>
       <w:pPr>
         <w:spacing w:line="336" w:lineRule="auto" w:after="180"/>
-        <w:shd w:fill="FFF5E6"/>
       </w:pPr>
       <w:r>
         <w:rPr>
           <w:b w:val="0"/>
         </w:rPr>
-        <w:t xml:space="preserve">Version keys cannot detect silent unversioned edits; the source publication </w:t>
+        <w:t xml:space="preserve">Optional local lab: predict the printed result before running this standalone Python 3 example. Change one relevant boundary </w:t>
       </w:r>
       <w:r>
         <w:rPr>
           <w:b/>
         </w:rPr>
-        <w:t>process</w:t>
+        <w:t>input</w:t>
       </w:r>
       <w:r>
         <w:rPr>
           <w:b w:val="0"/>
         </w:rPr>
-        <w:t xml:space="preserve"> must update versions reliably.</w:t>
-      </w:r>
-    </w:p>
-    <w:p>
-      <w:pPr>
-        <w:pStyle w:val="Heading3"/>
-      </w:pPr>
-      <w:r>
-        <w:t>Keep the stated limit</w:t>
+        <w:t>, record the outcome and state the contract or statistical assumptions.</w:t>
       </w:r>
     </w:p>
     <w:p>
       <w:pPr>
         <w:spacing w:line="336" w:lineRule="auto" w:after="180"/>
-        <w:shd w:fill="FFF5E6"/>
       </w:pPr>
       <w:r>
         <w:rPr>
           <w:b w:val="0"/>
         </w:rPr>
-        <w:t>Read the labelled picture: Identify the version mismatch in the cached 09:00 answer. What should the first version -5 request return, and what permits a later version -5 cache hit?</w:t>
+        <w:t>The program uses fictional values and the Python standard library; it performs no external operations.</w:t>
+      </w:r>
+    </w:p>
+    <w:p>
+      <w:r>
+        <w:rPr>
+          <w:rFonts w:ascii="Courier New" w:hAnsi="Courier New"/>
+          <w:sz w:val="18"/>
+        </w:rPr>
+        <w:t>def cache_key(query, role, corpus_version, procedure_version):</w:t>
+        <w:br/>
+        <w:t xml:space="preserve">    return (query, role, corpus_version, procedure_version)</w:t>
+        <w:br/>
+        <w:br/>
+        <w:t>def cache_valid(age, ttl, saved_version, current_version):</w:t>
+        <w:br/>
+        <w:t xml:space="preserve">    return 0 &lt;= age &lt; ttl and saved_version == current_version</w:t>
+        <w:br/>
+        <w:br/>
+        <w:t>print(cache_valid(10, 10, "v1", "v1"))</w:t>
       </w:r>
     </w:p>
     <w:p>
@@ -1360,19 +1800,86 @@
         <w:pStyle w:val="Heading3"/>
       </w:pPr>
       <w:r>
-        <w:t>Keep the stated limit</w:t>
+        <w:t>Learn from the worked case</w:t>
       </w:r>
     </w:p>
     <w:p>
       <w:pPr>
         <w:spacing w:line="336" w:lineRule="auto" w:after="180"/>
-        <w:shd w:fill="FFF5E6"/>
       </w:pPr>
       <w:r>
         <w:rPr>
           <w:b w:val="0"/>
         </w:rPr>
-        <w:t>Change one thing: The next request still uses approved version 5. Predict the result before checking the explanation. What remains the same?</w:t>
+        <w:t>Cover the result before checking it. Say what is given, choose the procedure, and follow one step at a time. Then uncover the result and explain your first mismatch. Ask why a step is allowed, not only what number it produces.</w:t>
+      </w:r>
+    </w:p>
+    <w:p>
+      <w:pPr>
+        <w:pStyle w:val="Heading3"/>
+      </w:pPr>
+      <w:r>
+        <w:t>A pictorial worked case: Caching and stale information</w:t>
+      </w:r>
+    </w:p>
+    <w:p>
+      <w:pPr>
+        <w:pStyle w:val="Heading3"/>
+      </w:pPr>
+      <w:r>
+        <w:t>The facts we will use</w:t>
+      </w:r>
+    </w:p>
+    <w:p>
+      <w:r>
+        <w:drawing>
+          <wp:inline xmlns:a="http://schemas.openxmlformats.org/drawingml/2006/main" xmlns:pic="http://schemas.openxmlformats.org/drawingml/2006/picture">
+            <wp:extent cx="5486400" cy="5145314"/>
+            <wp:docPr id="3" name="Picture 3" descr="Caching and stale information. Read authority: The current approved source version is 5.. Inspect cached key: The 09:00 entry belongs to version 4.. Fetch current evidence: Retrieve and cache version 5’s 09:30 under its own key."/>
+            <wp:cNvGraphicFramePr>
+              <a:graphicFrameLocks noChangeAspect="1"/>
+            </wp:cNvGraphicFramePr>
+            <a:graphic>
+              <a:graphicData uri="http://schemas.openxmlformats.org/drawingml/2006/picture">
+                <pic:pic>
+                  <pic:nvPicPr>
+                    <pic:cNvPr id="0" name="academy-visual-ai-6-21.png"/>
+                    <pic:cNvPicPr/>
+                  </pic:nvPicPr>
+                  <pic:blipFill>
+                    <a:blip r:embed="rId11"/>
+                    <a:stretch>
+                      <a:fillRect/>
+                    </a:stretch>
+                  </pic:blipFill>
+                  <pic:spPr>
+                    <a:xfrm>
+                      <a:off x="0" y="0"/>
+                      <a:ext cx="5486400" cy="5145314"/>
+                    </a:xfrm>
+                    <a:prstGeom prst="rect"/>
+                  </pic:spPr>
+                </pic:pic>
+              </a:graphicData>
+            </a:graphic>
+          </wp:inline>
+        </w:drawing>
+      </w:r>
+    </w:p>
+    <w:p>
+      <w:pPr>
+        <w:pStyle w:val="Heading3"/>
+      </w:pPr>
+      <w:r>
+        <w:t>Why this result follows</w:t>
+      </w:r>
+    </w:p>
+    <w:p>
+      <w:pPr>
+        <w:pStyle w:val="Heading3"/>
+      </w:pPr>
+      <w:r>
+        <w:t>What this example does not establish</w:t>
       </w:r>
     </w:p>
     <w:p>
@@ -1380,12 +1887,20 @@
         <w:pStyle w:val="Heading1"/>
       </w:pPr>
       <w:r>
-        <w:t>07. Find and repair a mistake</w:t>
-      </w:r>
-    </w:p>
-    <w:p>
-      <w:r>
-        <w:t>Find the unsupported step in the Caching and stale information claim and explain a repair using the supplied evidence.</w:t>
+        <w:t>07. Audit stale information, access leaks and overclaims separately</w:t>
+      </w:r>
+    </w:p>
+    <w:p>
+      <w:r>
+        <w:t>Cache eligibility does not establish correctness or deletion.</w:t>
+      </w:r>
+    </w:p>
+    <w:p>
+      <w:pPr>
+        <w:pStyle w:val="Heading2"/>
+      </w:pPr>
+      <w:r>
+        <w:t>Core qualification and failure analysis</w:t>
       </w:r>
     </w:p>
     <w:p>
@@ -1413,16 +1928,7 @@
     </w:p>
     <w:p>
       <w:pPr>
-        <w:pStyle w:val="Heading3"/>
-      </w:pPr>
-      <w:r>
-        <w:t>Check the claim against the facts</w:t>
-      </w:r>
-    </w:p>
-    <w:p>
-      <w:pPr>
         <w:spacing w:line="336" w:lineRule="auto" w:after="180"/>
-        <w:shd w:fill="FFF5E6"/>
       </w:pPr>
       <w:r>
         <w:rPr>
@@ -1434,7 +1940,6 @@
     <w:p>
       <w:pPr>
         <w:spacing w:line="336" w:lineRule="auto" w:after="180"/>
-        <w:shd w:fill="FFF5E6"/>
       </w:pPr>
       <w:r>
         <w:rPr>
@@ -1457,6 +1962,256 @@
     </w:p>
     <w:p>
       <w:pPr>
+        <w:pStyle w:val="Heading2"/>
+      </w:pPr>
+      <w:r>
+        <w:t>Complete context, boundary and publication probes</w:t>
+      </w:r>
+    </w:p>
+    <w:tbl>
+      <w:tblPr>
+        <w:tblStyle w:val="LightShading-Accent1"/>
+        <w:tblW w:type="auto" w:w="0"/>
+        <w:tblLook w:firstColumn="1" w:firstRow="1" w:lastColumn="0" w:lastRow="0" w:noHBand="0" w:noVBand="1" w:val="04A0"/>
+      </w:tblPr>
+      <w:tblGrid>
+        <w:gridCol w:w="5112"/>
+        <w:gridCol w:w="5112"/>
+      </w:tblGrid>
+      <w:tr>
+        <w:trPr>
+          <w:tblHeader/>
+        </w:trPr>
+        <w:tc>
+          <w:tcPr>
+            <w:tcW w:type="dxa" w:w="5112"/>
+          </w:tcPr>
+          <w:p>
+            <w:r>
+              <w:t>Probe</w:t>
+            </w:r>
+          </w:p>
+        </w:tc>
+        <w:tc>
+          <w:tcPr>
+            <w:tcW w:type="dxa" w:w="5112"/>
+          </w:tcPr>
+          <w:p>
+            <w:r>
+              <w:t>Expected interpretation</w:t>
+            </w:r>
+          </w:p>
+        </w:tc>
+      </w:tr>
+      <w:tr>
+        <w:tc>
+          <w:tcPr>
+            <w:tcW w:type="dxa" w:w="5112"/>
+          </w:tcPr>
+          <w:p>
+            <w:r>
+              <w:t>Age just below TTL with matching context and permission</w:t>
+            </w:r>
+          </w:p>
+        </w:tc>
+        <w:tc>
+          <w:tcPr>
+            <w:tcW w:type="dxa" w:w="5112"/>
+          </w:tcPr>
+          <w:p>
+            <w:r>
+              <w:t>May serve the saved authorized value; no new truth guarantee</w:t>
+            </w:r>
+          </w:p>
+        </w:tc>
+      </w:tr>
+      <w:tr>
+        <w:tc>
+          <w:tcPr>
+            <w:tcW w:type="dxa" w:w="5112"/>
+          </w:tcPr>
+          <w:p>
+            <w:r>
+              <w:t>Age exactly TTL or above</w:t>
+            </w:r>
+          </w:p>
+        </w:tc>
+        <w:tc>
+          <w:tcPr>
+            <w:tcW w:type="dxa" w:w="5112"/>
+          </w:tcPr>
+          <w:p>
+            <w:r>
+              <w:t>Miss; expired</w:t>
+            </w:r>
+          </w:p>
+        </w:tc>
+      </w:tr>
+      <w:tr>
+        <w:tc>
+          <w:tcPr>
+            <w:tcW w:type="dxa" w:w="5112"/>
+          </w:tcPr>
+          <w:p>
+            <w:r>
+              <w:t>Negative age</w:t>
+            </w:r>
+          </w:p>
+        </w:tc>
+        <w:tc>
+          <w:tcPr>
+            <w:tcW w:type="dxa" w:w="5112"/>
+          </w:tcPr>
+          <w:p>
+            <w:r>
+              <w:t>Miss; inconsistent supplied timestamps</w:t>
+            </w:r>
+          </w:p>
+        </w:tc>
+      </w:tr>
+      <w:tr>
+        <w:tc>
+          <w:tcPr>
+            <w:tcW w:type="dxa" w:w="5112"/>
+          </w:tcPr>
+          <w:p>
+            <w:r>
+              <w:t>NaN time or nonpositive TTL</w:t>
+            </w:r>
+          </w:p>
+        </w:tc>
+        <w:tc>
+          <w:tcPr>
+            <w:tcW w:type="dxa" w:w="5112"/>
+          </w:tcPr>
+          <w:p>
+            <w:r>
+              <w:t>Reject invalid fixture</w:t>
+            </w:r>
+          </w:p>
+        </w:tc>
+      </w:tr>
+      <w:tr>
+        <w:tc>
+          <w:tcPr>
+            <w:tcW w:type="dxa" w:w="5112"/>
+          </w:tcPr>
+          <w:p>
+            <w:r>
+              <w:t>Permission changes after saving</w:t>
+            </w:r>
+          </w:p>
+        </w:tc>
+        <w:tc>
+          <w:tcPr>
+            <w:tcW w:type="dxa" w:w="5112"/>
+          </w:tcPr>
+          <w:p>
+            <w:r>
+              <w:t>Denied even while entry is fresh</w:t>
+            </w:r>
+          </w:p>
+        </w:tc>
+      </w:tr>
+      <w:tr>
+        <w:tc>
+          <w:tcPr>
+            <w:tcW w:type="dxa" w:w="5112"/>
+          </w:tcPr>
+          <w:p>
+            <w:r>
+              <w:t>Role changes but query stays the same</w:t>
+            </w:r>
+          </w:p>
+        </w:tc>
+        <w:tc>
+          <w:tcPr>
+            <w:tcW w:type="dxa" w:w="5112"/>
+          </w:tcPr>
+          <w:p>
+            <w:r>
+              <w:t>Different key; never reuse the teacher-only value for a student</w:t>
+            </w:r>
+          </w:p>
+        </w:tc>
+      </w:tr>
+      <w:tr>
+        <w:tc>
+          <w:tcPr>
+            <w:tcW w:type="dxa" w:w="5112"/>
+          </w:tcPr>
+          <w:p>
+            <w:r>
+              <w:t>Corpus or procedure version changes</w:t>
+            </w:r>
+          </w:p>
+        </w:tc>
+        <w:tc>
+          <w:tcPr>
+            <w:tcW w:type="dxa" w:w="5112"/>
+          </w:tcPr>
+          <w:p>
+            <w:r>
+              <w:t>Different key; young old-version entry cannot satisfy it</w:t>
+            </w:r>
+          </w:p>
+        </w:tc>
+      </w:tr>
+      <w:tr>
+        <w:tc>
+          <w:tcPr>
+            <w:tcW w:type="dxa" w:w="5112"/>
+          </w:tcPr>
+          <w:p>
+            <w:r>
+              <w:t>Source changes without changing version</w:t>
+            </w:r>
+          </w:p>
+        </w:tc>
+        <w:tc>
+          <w:tcPr>
+            <w:tcW w:type="dxa" w:w="5112"/>
+          </w:tcPr>
+          <w:p>
+            <w:r>
+              <w:t>May go undetected; publication process must maintain versions</w:t>
+            </w:r>
+          </w:p>
+        </w:tc>
+      </w:tr>
+      <w:tr>
+        <w:tc>
+          <w:tcPr>
+            <w:tcW w:type="dxa" w:w="5112"/>
+          </w:tcPr>
+          <w:p>
+            <w:r>
+              <w:t>Expired entry still exists in dictionary</w:t>
+            </w:r>
+          </w:p>
+        </w:tc>
+        <w:tc>
+          <w:tcPr>
+            <w:tcW w:type="dxa" w:w="5112"/>
+          </w:tcPr>
+          <w:p>
+            <w:r>
+              <w:t>Not served, but not deleted; retention is a separate policy</w:t>
+            </w:r>
+          </w:p>
+        </w:tc>
+      </w:tr>
+    </w:tbl>
+    <w:p>
+      <w:pPr>
+        <w:pStyle w:val="Heading2"/>
+      </w:pPr>
+      <w:r>
+        <w:t>Guided repair and explanation</w:t>
+      </w:r>
+    </w:p>
+    <w:p>
+      <w:pPr>
         <w:pStyle w:val="Heading3"/>
       </w:pPr>
       <w:r>
@@ -1490,44 +2245,93 @@
     </w:p>
     <w:p>
       <w:pPr>
+        <w:pStyle w:val="ListBullet"/>
+      </w:pPr>
+      <w:r>
+        <w:t>A report omits this qualification: A cached result retains the limitations of its original evidence and can become stale independently of TTL. Explain how omitting it could change a reader's interpretation, and write an accurate replacement.</w:t>
+      </w:r>
+    </w:p>
+    <w:p>
+      <w:pPr>
         <w:pStyle w:val="Heading3"/>
       </w:pPr>
       <w:r>
+        <w:t>State one repair and the checks you would rerun.</w:t>
+      </w:r>
+    </w:p>
+    <w:p>
+      <w:r>
+        <w:t>________________________________________________________________</w:t>
+      </w:r>
+    </w:p>
+    <w:p>
+      <w:r>
+        <w:t>________________________________________________________________</w:t>
+      </w:r>
+    </w:p>
+    <w:p>
+      <w:r>
+        <w:t>________________________________________________________________</w:t>
+      </w:r>
+    </w:p>
+    <w:p>
+      <w:r>
+        <w:t>________________________________________________________________</w:t>
+      </w:r>
+    </w:p>
+    <w:p>
+      <w:r>
+        <w:t>________________________________________________________________</w:t>
+      </w:r>
+    </w:p>
+    <w:p>
+      <w:r>
+        <w:t>________________________________________________________________</w:t>
+      </w:r>
+    </w:p>
+    <w:p>
+      <w:pPr>
+        <w:pStyle w:val="Heading2"/>
+      </w:pPr>
+      <w:r>
+        <w:t>Earlier wording, alternatives and picture transcripts · reference / check after trying</w:t>
+      </w:r>
+    </w:p>
+    <w:p>
+      <w:pPr>
+        <w:pStyle w:val="Heading3"/>
+      </w:pPr>
+      <w:r>
         <w:t>Locate the earliest unsupported step</w:t>
       </w:r>
     </w:p>
     <w:p>
       <w:pPr>
-        <w:spacing w:line="336" w:lineRule="auto" w:after="180"/>
-      </w:pPr>
-      <w:r>
-        <w:rPr>
-          <w:b w:val="0"/>
-        </w:rPr>
-        <w:t xml:space="preserve">A report omits this qualification: A cached result retains the limitations of its original </w:t>
-      </w:r>
-      <w:r>
-        <w:rPr>
-          <w:b/>
-        </w:rPr>
-        <w:t>evidence</w:t>
-      </w:r>
-      <w:r>
-        <w:rPr>
-          <w:b w:val="0"/>
-        </w:rPr>
-        <w:t xml:space="preserve"> and can become stale independently of TTL.</w:t>
-      </w:r>
-    </w:p>
-    <w:p>
-      <w:pPr>
-        <w:spacing w:line="336" w:lineRule="auto" w:after="180"/>
-      </w:pPr>
-      <w:r>
-        <w:rPr>
-          <w:b w:val="0"/>
-        </w:rPr>
-        <w:t>Explain how omitting it could change a reader's interpretation, and write an accurate replacement.</w:t>
+        <w:pStyle w:val="Heading1"/>
+      </w:pPr>
+      <w:r>
+        <w:t>08. Practise one changed condition at a time</w:t>
+      </w:r>
+    </w:p>
+    <w:p>
+      <w:r>
+        <w:t>Say which check fails first and what evidence remains unavailable.</w:t>
+      </w:r>
+    </w:p>
+    <w:p>
+      <w:pPr>
+        <w:pStyle w:val="Heading2"/>
+      </w:pPr>
+      <w:r>
+        <w:t>Current explanation and guided check</w:t>
+      </w:r>
+    </w:p>
+    <w:p>
+      <w:pPr>
+        <w:pStyle w:val="ListBullet"/>
+      </w:pPr>
+      <w:r>
+        <w:t>Explain the weekly mechanism in your own words. Use the worked scenario to name its input, decision rule and output.</w:t>
       </w:r>
     </w:p>
     <w:p>
@@ -1535,7 +2339,7 @@
         <w:pStyle w:val="Heading3"/>
       </w:pPr>
       <w:r>
-        <w:t>State one repair and the checks you would rerun.</w:t>
+        <w:t>Guided: restate the worked result, then name the assumption or limitation that prevents a broader conclusion.</w:t>
       </w:r>
     </w:p>
     <w:p>
@@ -1564,79 +2368,19 @@
       </w:r>
     </w:p>
     <w:p>
+      <w:pPr>
+        <w:pStyle w:val="Heading3"/>
+      </w:pPr>
+      <w:r>
+        <w:t>Explain your prediction to a partner before comparing results.</w:t>
+      </w:r>
+    </w:p>
+    <w:p>
       <w:r>
         <w:t>________________________________________________________________</w:t>
       </w:r>
     </w:p>
     <w:p>
-      <w:pPr>
-        <w:pStyle w:val="Heading1"/>
-      </w:pPr>
-      <w:r>
-        <w:t>08. Practise together</w:t>
-      </w:r>
-    </w:p>
-    <w:p>
-      <w:r>
-        <w:t>Practise Caching and stale information with support, then explain the deciding step in your own words.</w:t>
-      </w:r>
-    </w:p>
-    <w:p>
-      <w:pPr>
-        <w:spacing w:line="336" w:lineRule="auto" w:after="180"/>
-      </w:pPr>
-      <w:r>
-        <w:rPr>
-          <w:b w:val="0"/>
-        </w:rPr>
-        <w:t xml:space="preserve">Explain the weekly </w:t>
-      </w:r>
-      <w:r>
-        <w:rPr>
-          <w:b/>
-        </w:rPr>
-        <w:t>mechanism</w:t>
-      </w:r>
-      <w:r>
-        <w:rPr>
-          <w:b w:val="0"/>
-        </w:rPr>
-        <w:t xml:space="preserve"> in your own words. Use the worked scenario to name its </w:t>
-      </w:r>
-      <w:r>
-        <w:rPr>
-          <w:b/>
-        </w:rPr>
-        <w:t>input</w:t>
-      </w:r>
-      <w:r>
-        <w:rPr>
-          <w:b w:val="0"/>
-        </w:rPr>
-        <w:t xml:space="preserve">, decision rule and </w:t>
-      </w:r>
-      <w:r>
-        <w:rPr>
-          <w:b/>
-        </w:rPr>
-        <w:t>output</w:t>
-      </w:r>
-      <w:r>
-        <w:rPr>
-          <w:b w:val="0"/>
-        </w:rPr>
-        <w:t>.</w:t>
-      </w:r>
-    </w:p>
-    <w:p>
-      <w:pPr>
-        <w:pStyle w:val="Heading3"/>
-      </w:pPr>
-      <w:r>
-        <w:t>Guided: restate the worked result, then name the assumption or limitation that prevents a broader conclusion.</w:t>
-      </w:r>
-    </w:p>
-    <w:p>
       <w:r>
         <w:t>________________________________________________________________</w:t>
       </w:r>
@@ -1652,49 +2396,11 @@
       </w:r>
     </w:p>
     <w:p>
-      <w:r>
-        <w:t>________________________________________________________________</w:t>
-      </w:r>
-    </w:p>
-    <w:p>
-      <w:r>
-        <w:t>________________________________________________________________</w:t>
-      </w:r>
-    </w:p>
-    <w:p>
-      <w:pPr>
-        <w:pStyle w:val="Heading3"/>
-      </w:pPr>
-      <w:r>
-        <w:t>Explain your prediction to a partner before comparing results.</w:t>
-      </w:r>
-    </w:p>
-    <w:p>
-      <w:r>
-        <w:t>________________________________________________________________</w:t>
-      </w:r>
-    </w:p>
-    <w:p>
-      <w:r>
-        <w:t>________________________________________________________________</w:t>
-      </w:r>
-    </w:p>
-    <w:p>
-      <w:r>
-        <w:t>________________________________________________________________</w:t>
-      </w:r>
-    </w:p>
-    <w:p>
-      <w:r>
-        <w:t>________________________________________________________________</w:t>
-      </w:r>
-    </w:p>
-    <w:p>
-      <w:pPr>
-        <w:pStyle w:val="Heading3"/>
-      </w:pPr>
-      <w:r>
-        <w:t>Practise with less help: Trace the worked case</w:t>
+      <w:pPr>
+        <w:pStyle w:val="Heading2"/>
+      </w:pPr>
+      <w:r>
+        <w:t>Supported W2 trace</w:t>
       </w:r>
     </w:p>
     <w:p>
@@ -1812,70 +2518,49 @@
     </w:p>
     <w:p>
       <w:pPr>
+        <w:pStyle w:val="Heading2"/>
+      </w:pPr>
+      <w:r>
+        <w:t>Individual scope check</w:t>
+      </w:r>
+    </w:p>
+    <w:p>
+      <w:pPr>
+        <w:pStyle w:val="ListBullet"/>
+      </w:pPr>
+      <w:r>
+        <w:t>Use the worked case for Caching and stale information. Proposed explanation: “The worked result establishes every future case”. Decide whether this explanation is supported. Point to the step or supplied fact that decides; explain your repair if needed.</w:t>
+      </w:r>
+    </w:p>
+    <w:p>
+      <w:pPr>
+        <w:pStyle w:val="ListBullet"/>
+      </w:pPr>
+      <w:r>
+        <w:t>Answer on your own before discussion. If you are unsure, say which step you need help with.</w:t>
+      </w:r>
+    </w:p>
+    <w:p>
+      <w:pPr>
+        <w:pStyle w:val="Heading2"/>
+      </w:pPr>
+      <w:r>
+        <w:t>Picture response</w:t>
+      </w:r>
+    </w:p>
+    <w:p>
+      <w:pPr>
+        <w:pStyle w:val="ListBullet"/>
+      </w:pPr>
+      <w:r>
+        <w:t>Identify the version mismatch in the cached 09:00 answer. What should the first version 5 request return, and what permits a later version 5 cache hit?</w:t>
+      </w:r>
+    </w:p>
+    <w:p>
+      <w:pPr>
         <w:pStyle w:val="Heading3"/>
       </w:pPr>
       <w:r>
-        <w:t>Check your reasoning</w:t>
-      </w:r>
-    </w:p>
-    <w:p>
-      <w:pPr>
-        <w:spacing w:line="336" w:lineRule="auto" w:after="180"/>
-      </w:pPr>
-      <w:r>
-        <w:rPr>
-          <w:b w:val="0"/>
-        </w:rPr>
-        <w:t>Use the worked case for Caching and stale information. Proposed explanation: “The worked result establishes every future case”. Decide whether this explanation is supported.</w:t>
-      </w:r>
-    </w:p>
-    <w:p>
-      <w:pPr>
-        <w:spacing w:line="336" w:lineRule="auto" w:after="180"/>
-      </w:pPr>
-      <w:r>
-        <w:rPr>
-          <w:b w:val="0"/>
-        </w:rPr>
-        <w:t>Point to the step or supplied fact that decides; explain your repair if needed.</w:t>
-      </w:r>
-    </w:p>
-    <w:p>
-      <w:pPr>
-        <w:spacing w:line="336" w:lineRule="auto" w:after="180"/>
-      </w:pPr>
-      <w:r>
-        <w:rPr>
-          <w:b w:val="0"/>
-        </w:rPr>
-        <w:t>Answer on your own before discussion. If you are unsure, say which step you need help with.</w:t>
-      </w:r>
-    </w:p>
-    <w:p>
-      <w:pPr>
-        <w:pStyle w:val="Heading3"/>
-      </w:pPr>
-      <w:r>
-        <w:t>Explain the picture</w:t>
-      </w:r>
-    </w:p>
-    <w:p>
-      <w:pPr>
-        <w:spacing w:line="336" w:lineRule="auto" w:after="180"/>
-        <w:shd w:fill="F5F1FB"/>
-      </w:pPr>
-      <w:r>
-        <w:rPr>
-          <w:b w:val="0"/>
-        </w:rPr>
-        <w:t>Identify the version mismatch in the cached 09:00 answer. What should the first version -5 request return, and what permits a later version -5 cache hit?</w:t>
-      </w:r>
-    </w:p>
-    <w:p>
-      <w:pPr>
-        <w:pStyle w:val="Heading3"/>
-      </w:pPr>
-      <w:r>
         <w:t>My explanation using a pictured step and the given facts</w:t>
       </w:r>
     </w:p>
@@ -1897,6 +2582,14 @@
     <w:p>
       <w:r>
         <w:t>________________________________________________________________</w:t>
+      </w:r>
+    </w:p>
+    <w:p>
+      <w:pPr>
+        <w:pStyle w:val="Heading2"/>
+      </w:pPr>
+      <w:r>
+        <w:t>Reserve the selected version-change case</w:t>
       </w:r>
     </w:p>
     <w:p>
@@ -1912,23 +2605,55 @@
     </w:p>
     <w:p>
       <w:pPr>
+        <w:pStyle w:val="Heading2"/>
+      </w:pPr>
+      <w:r>
+        <w:t>Earlier wording, alternatives and picture transcripts · reference / check after trying</w:t>
+      </w:r>
+    </w:p>
+    <w:p>
+      <w:pPr>
+        <w:pStyle w:val="Heading3"/>
+      </w:pPr>
+      <w:r>
+        <w:t>Practise with less help: Trace the worked case</w:t>
+      </w:r>
+    </w:p>
+    <w:p>
+      <w:pPr>
+        <w:pStyle w:val="Heading3"/>
+      </w:pPr>
+      <w:r>
+        <w:t>Check your reasoning</w:t>
+      </w:r>
+    </w:p>
+    <w:p>
+      <w:pPr>
+        <w:pStyle w:val="Heading3"/>
+      </w:pPr>
+      <w:r>
+        <w:t>Explain the picture</w:t>
+      </w:r>
+    </w:p>
+    <w:p>
+      <w:pPr>
         <w:pStyle w:val="Heading1"/>
       </w:pPr>
       <w:r>
-        <w:t>09. Run the investigation</w:t>
-      </w:r>
-    </w:p>
-    <w:p>
-      <w:r>
-        <w:t>Investigate Caching and stale information. Record the prediction, actual observation or labelled paper trace, explanation and next test separately.</w:t>
-      </w:r>
-    </w:p>
-    <w:p>
-      <w:pPr>
-        <w:pStyle w:val="Heading3"/>
-      </w:pPr>
-      <w:r>
-        <w:t>Predict, investigate and preserve the evidence</w:t>
+        <w:t>09. Run a complete local cache decision investigation</w:t>
+      </w:r>
+    </w:p>
+    <w:p>
+      <w:r>
+        <w:t>Inspect decision statuses and the approved source fixture lookup count.</w:t>
+      </w:r>
+    </w:p>
+    <w:p>
+      <w:pPr>
+        <w:pStyle w:val="Heading2"/>
+      </w:pPr>
+      <w:r>
+        <w:t>Current query-only leak investigation</w:t>
       </w:r>
     </w:p>
     <w:p>
@@ -1943,22 +2668,165 @@
       </w:r>
     </w:p>
     <w:p>
+      <w:pPr>
+        <w:pStyle w:val="Heading2"/>
+      </w:pPr>
+      <w:r>
+        <w:t>Runnable permission/version/age model</w:t>
+      </w:r>
+    </w:p>
+    <w:p>
       <w:r>
         <w:rPr>
           <w:rFonts w:ascii="Courier New" w:hAnsi="Courier New"/>
           <w:sz w:val="18"/>
         </w:rPr>
-        <w:t>def cache_key(query, role, corpus_version, procedure_version):</w:t>
+        <w:t>"""Local access-aware/versioned cache fixtures with virtual minute timestamps."""</w:t>
         <w:br/>
-        <w:t xml:space="preserve">    return (query, role, corpus_version, procedure_version)</w:t>
+        <w:t>from copy import deepcopy</w:t>
+        <w:br/>
+        <w:t>from math import isfinite</w:t>
         <w:br/>
         <w:br/>
-        <w:t>def cache_valid(age, ttl, saved_version, current_version):</w:t>
+        <w:t>def finite_nonnegative(value):</w:t>
         <w:br/>
-        <w:t xml:space="preserve">    return 0 &lt;= age &lt; ttl and saved_version == current_version</w:t>
+        <w:t xml:space="preserve">    return type(value) in (int,float) and isfinite(value) and value&gt;=0</w:t>
         <w:br/>
         <w:br/>
-        <w:t>print(cache_valid(10, 10, "v1", "v1"))</w:t>
+        <w:t>def cache_key(query,role,corpus_version,procedure_version):</w:t>
+        <w:br/>
+        <w:t xml:space="preserve">    if any(type(v) is not str or not v for v in [query,role,corpus_version,procedure_version]):</w:t>
+        <w:br/>
+        <w:t xml:space="preserve">        raise ValueError('nonempty key fields required')</w:t>
+        <w:br/>
+        <w:t xml:space="preserve">    if role not in ('student','teacher'):raise ValueError('unknown trusted role fixture')</w:t>
+        <w:br/>
+        <w:t xml:space="preserve">    return query,role,corpus_version,procedure_version</w:t>
+        <w:br/>
+        <w:br/>
+        <w:t>class FixtureCache:</w:t>
+        <w:br/>
+        <w:t xml:space="preserve">    def __init__(self):self.entries={}</w:t>
+        <w:br/>
+        <w:t xml:space="preserve">    def put(self,query,role,corpus_version,procedure_version,value,saved_at):</w:t>
+        <w:br/>
+        <w:t xml:space="preserve">        if not finite_nonnegative(saved_at):raise ValueError('invalid virtual save time')</w:t>
+        <w:br/>
+        <w:t xml:space="preserve">        key=cache_key(query,role,corpus_version,procedure_version)</w:t>
+        <w:br/>
+        <w:t xml:space="preserve">        self.entries[key]={'saved_at':saved_at,'value':deepcopy(value)}</w:t>
+        <w:br/>
+        <w:t xml:space="preserve">    def get(self,query,role,corpus_version,procedure_version,now,ttl,*,currently_allowed):</w:t>
+        <w:br/>
+        <w:t xml:space="preserve">        if type(currently_allowed) is not bool:raise ValueError('trusted permission fixture required')</w:t>
+        <w:br/>
+        <w:t xml:space="preserve">        if not currently_allowed or role not in ('student','teacher'):</w:t>
+        <w:br/>
+        <w:t xml:space="preserve">            return {'status':'denied'}</w:t>
+        <w:br/>
+        <w:t xml:space="preserve">        if not finite_nonnegative(now) or not finite_nonnegative(ttl) or ttl&lt;=0:</w:t>
+        <w:br/>
+        <w:t xml:space="preserve">            raise ValueError('finite nonnegative time and positive TTL required')</w:t>
+        <w:br/>
+        <w:t xml:space="preserve">        key=cache_key(query,role,corpus_version,procedure_version)</w:t>
+        <w:br/>
+        <w:t xml:space="preserve">        entry=self.entries.get(key)</w:t>
+        <w:br/>
+        <w:t xml:space="preserve">        if entry is None:return {'status':'miss','reason':'no matching context key'}</w:t>
+        <w:br/>
+        <w:t xml:space="preserve">        age=now-entry['saved_at']</w:t>
+        <w:br/>
+        <w:t xml:space="preserve">        if age&lt;0:return {'status':'miss','reason':'invalid negative age'}</w:t>
+        <w:br/>
+        <w:t xml:space="preserve">        if age&gt;=ttl:return {'status':'miss','reason':'expired'}</w:t>
+        <w:br/>
+        <w:t xml:space="preserve">        return {'status':'hit','age_minutes':age,'value':deepcopy(entry['value'])}</w:t>
+        <w:br/>
+        <w:br/>
+        <w:t>cache=FixtureCache();query='room information';ttl=5</w:t>
+        <w:br/>
+        <w:t>cache.put(query,'teacher','c1','p1',{'answer':'fictional teacher-only detail'},0)</w:t>
+        <w:br/>
+        <w:t>teacher_hit=cache.get(query,'teacher','c1','p1',4,ttl,currently_allowed=True)</w:t>
+        <w:br/>
+        <w:t>student_miss=cache.get(query,'student','c1','p1',4,ttl,currently_allowed=True)</w:t>
+        <w:br/>
+        <w:t>revoked=cache.get(query,'teacher','c1','p1',4,ttl,currently_allowed=False)</w:t>
+        <w:br/>
+        <w:t>expired=cache.get(query,'teacher','c1','p1',5,ttl,currently_allowed=True)</w:t>
+        <w:br/>
+        <w:t>assert teacher_hit['status']=='hit' and student_miss['status']=='miss'</w:t>
+        <w:br/>
+        <w:t>assert revoked=={'status':'denied'} and expired=={'status':'miss','reason':'expired'}</w:t>
+        <w:br/>
+        <w:t>assert cache.get(query,'teacher','c2','p1',1,ttl,currently_allowed=True)['status']=='miss'</w:t>
+        <w:br/>
+        <w:t>assert cache.get(query,'teacher','c1','p2',1,ttl,currently_allowed=True)['status']=='miss'</w:t>
+        <w:br/>
+        <w:t>print('Main role/current-permission/expiry results:',teacher_hit['status'],student_miss,revoked,expired)</w:t>
+        <w:br/>
+        <w:t># Separate pictured source versions; trusted publication context chooses current v5.</w:t>
+        <w:br/>
+        <w:t>openings={'4':'09:00','5':'09:30'};current_version='5';lookups=[]</w:t>
+        <w:br/>
+        <w:t>picture=FixtureCache();room='map-room opening'</w:t>
+        <w:br/>
+        <w:t>picture.put(room,'student','4','p1',{'opening':'09:00','source_version':'4'},0)</w:t>
+        <w:br/>
+        <w:t>first=picture.get(room,'student',current_version,'p1',1,ttl,currently_allowed=True)</w:t>
+        <w:br/>
+        <w:t>assert first['status']=='miss'</w:t>
+        <w:br/>
+        <w:t>lookups.append(current_version)  # local source fixture lookup, not a network call</w:t>
+        <w:br/>
+        <w:t>picture.put(room,'student',current_version,'p1',</w:t>
+        <w:br/>
+        <w:t xml:space="preserve">            {'opening':openings[current_version],'source_version':current_version},1)</w:t>
+        <w:br/>
+        <w:t>next_request=picture.get(room,'student',current_version,'p1',2,ttl,currently_allowed=True)</w:t>
+        <w:br/>
+        <w:t>assert next_request['status']=='hit' and next_request['value']['opening']=='09:30' and lookups==['5']</w:t>
+        <w:br/>
+        <w:t>print('Picture current-version first miss:',first)</w:t>
+        <w:br/>
+        <w:t>print('Picture later matching fresh hit:',next_request,'source fixture lookups:',lookups)</w:t>
+        <w:br/>
+        <w:t># Deliberate hypothetical publication fault: same version label, changed source value.</w:t>
+        <w:br/>
+        <w:t>silent_edit={'5':'09:45'}</w:t>
+        <w:br/>
+        <w:t>assert next_request['value']['opening']!=silent_edit['5']</w:t>
+        <w:br/>
+        <w:t>print('A silent unversioned edit would not be detected by this matching key/TTL alone.')</w:t>
+        <w:br/>
+        <w:t>print('Expired/mismatched entries may remain in memory; serving validity is not proof of retention deletion.')</w:t>
+        <w:br/>
+        <w:t>print('Roles, permissions, approved versions and cached authorized values are supplied fixtures; no real authentication, clock, provider or distributed cache.')</w:t>
+        <w:br/>
+      </w:r>
+    </w:p>
+    <w:p>
+      <w:pPr>
+        <w:pStyle w:val="Heading2"/>
+      </w:pPr>
+      <w:r>
+        <w:t>Expected outcomes and limits</w:t>
+      </w:r>
+    </w:p>
+    <w:p>
+      <w:pPr>
+        <w:pStyle w:val="ListNumber"/>
+      </w:pPr>
+      <w:r>
+        <w:t>Predict each main status before running or tracing: teacher hit, student miss, revoked teacher denied, exact-age-5 expired miss, and changed corpus/procedure misses. In the separate opening-time picture, a version 5 request first misses, reads one local approved fixture, then a later request hits 09:30. The hypothetical silent edit demonstrates a publication limitation rather than a repaired cache. Values are copied on save and return. The code supplies trusted roles and permissions; it implements no real login, network access, clock, distributed invalidation or retention deletion. Keep “not run” if you only trace it.</w:t>
+      </w:r>
+    </w:p>
+    <w:p>
+      <w:pPr>
+        <w:pStyle w:val="Heading2"/>
+      </w:pPr>
+      <w:r>
+        <w:t>Evidence ledger, trace instructions and reflection</w:t>
       </w:r>
     </w:p>
     <w:tbl>
@@ -2110,14 +2978,6 @@
     </w:p>
     <w:p>
       <w:pPr>
-        <w:pStyle w:val="Heading3"/>
-      </w:pPr>
-      <w:r>
-        <w:t>Plan → try → check</w:t>
-      </w:r>
-    </w:p>
-    <w:p>
-      <w:pPr>
         <w:spacing w:line="336" w:lineRule="auto" w:after="180"/>
       </w:pPr>
       <w:r>
@@ -2129,23 +2989,66 @@
     </w:p>
     <w:p>
       <w:pPr>
+        <w:pStyle w:val="Heading2"/>
+      </w:pPr>
+      <w:r>
+        <w:t>Earlier wording, alternatives and picture transcripts · reference / check after trying</w:t>
+      </w:r>
+    </w:p>
+    <w:p>
+      <w:pPr>
+        <w:pStyle w:val="Heading3"/>
+      </w:pPr>
+      <w:r>
+        <w:t>Predict, investigate and preserve the evidence</w:t>
+      </w:r>
+    </w:p>
+    <w:p>
+      <w:r>
+        <w:rPr>
+          <w:rFonts w:ascii="Courier New" w:hAnsi="Courier New"/>
+          <w:sz w:val="18"/>
+        </w:rPr>
+        <w:t>def cache_key(query, role, corpus_version, procedure_version):</w:t>
+        <w:br/>
+        <w:t xml:space="preserve">    return (query, role, corpus_version, procedure_version)</w:t>
+        <w:br/>
+        <w:br/>
+        <w:t>def cache_valid(age, ttl, saved_version, current_version):</w:t>
+        <w:br/>
+        <w:t xml:space="preserve">    return 0 &lt;= age &lt; ttl and saved_version == current_version</w:t>
+        <w:br/>
+        <w:br/>
+        <w:t>print(cache_valid(10, 10, "v1", "v1"))</w:t>
+      </w:r>
+    </w:p>
+    <w:p>
+      <w:pPr>
+        <w:pStyle w:val="Heading3"/>
+      </w:pPr>
+      <w:r>
+        <w:t>Plan → try → check</w:t>
+      </w:r>
+    </w:p>
+    <w:p>
+      <w:pPr>
         <w:pStyle w:val="Heading1"/>
       </w:pPr>
       <w:r>
-        <w:t>10. Build your understanding</w:t>
-      </w:r>
-    </w:p>
-    <w:p>
-      <w:r>
-        <w:t>Move from recall to tracing, diagnosis and transfer in Caching and stale information. Explain why each step is justified.</w:t>
-      </w:r>
-    </w:p>
-    <w:p>
-      <w:pPr>
-        <w:pStyle w:val="Heading3"/>
-      </w:pPr>
-      <w:r>
-        <w:t>Explain → apply → challenge</w:t>
+        <w:t>14. Try alone: combine a new TTL with a source-version change</w:t>
+      </w:r>
+    </w:p>
+    <w:p>
+      <w:r>
+        <w:t>Separate the reason age 9 fails from the expiry at ages 10 and 11.</w:t>
+      </w:r>
+    </w:p>
+    <w:p>
+      <w:pPr>
+        <w:pStyle w:val="Heading2"/>
+      </w:pPr>
+      <w:r>
+        <w:t>Complete selected independent task</w:t>
       </w:r>
     </w:p>
     <w:p>
@@ -2156,43 +3059,123 @@
         <w:rPr>
           <w:b w:val="0"/>
         </w:rPr>
-        <w:t xml:space="preserve">Explain the weekly </w:t>
-      </w:r>
-      <w:r>
-        <w:rPr>
-          <w:b/>
-        </w:rPr>
-        <w:t>mechanism</w:t>
-      </w:r>
+        <w:t>TTL 10 minutes; ages 9, 10, 11. Corpus version changes at age 9. Decide validity.</w:t>
+      </w:r>
+    </w:p>
+    <w:p>
+      <w:pPr>
+        <w:pStyle w:val="Heading2"/>
+      </w:pPr>
+      <w:r>
+        <w:t>First attempt and support record</w:t>
+      </w:r>
+    </w:p>
+    <w:p>
+      <w:pPr>
+        <w:pStyle w:val="Heading3"/>
+      </w:pPr>
+      <w:r>
+        <w:t>My independent explanation, trace and limits</w:t>
+      </w:r>
+    </w:p>
+    <w:p>
+      <w:r>
+        <w:t>________________________________________________________________</w:t>
+      </w:r>
+    </w:p>
+    <w:p>
+      <w:r>
+        <w:t>________________________________________________________________</w:t>
+      </w:r>
+    </w:p>
+    <w:p>
+      <w:r>
+        <w:t>________________________________________________________________</w:t>
+      </w:r>
+    </w:p>
+    <w:p>
+      <w:r>
+        <w:t>________________________________________________________________</w:t>
+      </w:r>
+    </w:p>
+    <w:p>
+      <w:r>
+        <w:t>________________________________________________________________</w:t>
+      </w:r>
+    </w:p>
+    <w:p>
+      <w:r>
+        <w:t>________________________________________________________________</w:t>
+      </w:r>
+    </w:p>
+    <w:p>
+      <w:r>
+        <w:t>________________________________________________________________</w:t>
+      </w:r>
+    </w:p>
+    <w:p>
+      <w:pPr>
+        <w:spacing w:line="336" w:lineRule="auto" w:after="180"/>
+      </w:pPr>
       <w:r>
         <w:rPr>
           <w:b w:val="0"/>
         </w:rPr>
-        <w:t xml:space="preserve"> in your own words. Use the worked scenario to name its </w:t>
-      </w:r>
-      <w:r>
-        <w:rPr>
-          <w:b/>
-        </w:rPr>
-        <w:t>input</w:t>
-      </w:r>
+        <w:t>Attempt this case before feedback. Record any help. Earlier examples below are further practice; a case already practised with feedback cannot establish fresh transfer.</w:t>
+      </w:r>
+    </w:p>
+    <w:p>
+      <w:pPr>
+        <w:pStyle w:val="Heading2"/>
+      </w:pPr>
+      <w:r>
+        <w:t>Feedback after trying</w:t>
+      </w:r>
+    </w:p>
+    <w:p>
+      <w:pPr>
+        <w:spacing w:line="336" w:lineRule="auto" w:after="180"/>
+      </w:pPr>
       <w:r>
         <w:rPr>
           <w:b w:val="0"/>
         </w:rPr>
-        <w:t xml:space="preserve">, decision rule and </w:t>
-      </w:r>
-      <w:r>
-        <w:rPr>
-          <w:b/>
-        </w:rPr>
-        <w:t>output</w:t>
-      </w:r>
+        <w:t>Attempt the independent case before hints. Record whether you worked alone, used a hint or followed a model. After feedback, fix the first unsupported step and explain why it changed.</w:t>
+      </w:r>
+    </w:p>
+    <w:p>
+      <w:pPr>
+        <w:spacing w:line="336" w:lineRule="auto" w:after="180"/>
+      </w:pPr>
       <w:r>
         <w:rPr>
           <w:b w:val="0"/>
         </w:rPr>
-        <w:t>.</w:t>
+        <w:t>A later check uses a changed case, not a copied answer.</w:t>
+      </w:r>
+    </w:p>
+    <w:p>
+      <w:pPr>
+        <w:pStyle w:val="Heading2"/>
+      </w:pPr>
+      <w:r>
+        <w:t>Earlier wording, alternatives and picture transcripts · reference / check after trying</w:t>
+      </w:r>
+    </w:p>
+    <w:p>
+      <w:pPr>
+        <w:pStyle w:val="Heading3"/>
+      </w:pPr>
+      <w:r>
+        <w:t>Independent case: Apply a new case independently</w:t>
+      </w:r>
+    </w:p>
+    <w:p>
+      <w:pPr>
+        <w:pStyle w:val="Heading3"/>
+      </w:pPr>
+      <w:r>
+        <w:t>Attempt this without hints</w:t>
       </w:r>
     </w:p>
     <w:p>
@@ -2203,52 +3186,66 @@
         <w:rPr>
           <w:b w:val="0"/>
         </w:rPr>
-        <w:t xml:space="preserve">A report omits this qualification: A cached result retains the limitations of its original </w:t>
-      </w:r>
-      <w:r>
-        <w:rPr>
-          <w:b/>
-        </w:rPr>
-        <w:t>evidence</w:t>
-      </w:r>
+        <w:t>TTL 10 minutes; ages 9, 10, 11. Corpus version changes at age 9. Decide validity.</w:t>
+      </w:r>
+    </w:p>
+    <w:p>
+      <w:pPr>
+        <w:pStyle w:val="Heading3"/>
+      </w:pPr>
+      <w:r>
+        <w:t>My independent procedure, result and limitation</w:t>
+      </w:r>
+    </w:p>
+    <w:p>
+      <w:r>
+        <w:t>________________________________________________________________</w:t>
+      </w:r>
+    </w:p>
+    <w:p>
+      <w:r>
+        <w:t>________________________________________________________________</w:t>
+      </w:r>
+    </w:p>
+    <w:p>
+      <w:r>
+        <w:t>________________________________________________________________</w:t>
+      </w:r>
+    </w:p>
+    <w:p>
+      <w:r>
+        <w:t>________________________________________________________________</w:t>
+      </w:r>
+    </w:p>
+    <w:p>
+      <w:r>
+        <w:t>________________________________________________________________</w:t>
+      </w:r>
+    </w:p>
+    <w:p>
+      <w:r>
+        <w:t>________________________________________________________________</w:t>
+      </w:r>
+    </w:p>
+    <w:p>
+      <w:r>
+        <w:t>________________________________________________________________</w:t>
+      </w:r>
+    </w:p>
+    <w:p>
+      <w:r>
+        <w:t>________________________________________________________________</w:t>
+      </w:r>
+    </w:p>
+    <w:p>
+      <w:pPr>
+        <w:spacing w:line="336" w:lineRule="auto" w:after="180"/>
+      </w:pPr>
       <w:r>
         <w:rPr>
           <w:b w:val="0"/>
         </w:rPr>
-        <w:t xml:space="preserve"> and can become stale independently of TTL.</w:t>
-      </w:r>
-    </w:p>
-    <w:p>
-      <w:pPr>
-        <w:spacing w:line="336" w:lineRule="auto" w:after="180"/>
-      </w:pPr>
-      <w:r>
-        <w:rPr>
-          <w:b w:val="0"/>
-        </w:rPr>
-        <w:t>Explain how omitting it could change a reader's interpretation, and write an accurate replacement.</w:t>
-      </w:r>
-    </w:p>
-    <w:p>
-      <w:pPr>
-        <w:spacing w:line="336" w:lineRule="auto" w:after="180"/>
-      </w:pPr>
-      <w:r>
-        <w:rPr>
-          <w:b w:val="0"/>
-        </w:rPr>
-        <w:t>For the worked scenario, propose one additional case that could reveal a failure, describe its expected outcome before running it, and explain what would need to remain fixed for a fair comparison.</w:t>
-      </w:r>
-    </w:p>
-    <w:p>
-      <w:pPr>
-        <w:spacing w:line="336" w:lineRule="auto" w:after="180"/>
-      </w:pPr>
-      <w:r>
-        <w:rPr>
-          <w:b w:val="0"/>
-        </w:rPr>
-        <w:t>Do not reuse W4 as a new final test after receiving feedback.</w:t>
+        <w:t>Record support used: none, hint or teacher explanation. After feedback, a different case is needed to demonstrate independence.</w:t>
       </w:r>
     </w:p>
     <w:p>
@@ -2256,32 +3253,7 @@
         <w:pStyle w:val="Heading3"/>
       </w:pPr>
       <w:r>
-        <w:t>Explain which evidence supports your conclusion and which claim remains unproved.</w:t>
-      </w:r>
-    </w:p>
-    <w:p>
-      <w:r>
-        <w:t>________________________________________________________________</w:t>
-      </w:r>
-    </w:p>
-    <w:p>
-      <w:r>
-        <w:t>________________________________________________________________</w:t>
-      </w:r>
-    </w:p>
-    <w:p>
-      <w:r>
-        <w:t>________________________________________________________________</w:t>
-      </w:r>
-    </w:p>
-    <w:p>
-      <w:r>
-        <w:t>________________________________________________________________</w:t>
-      </w:r>
-    </w:p>
-    <w:p>
-      <w:r>
-        <w:t>________________________________________________________________</w:t>
+        <w:t>Use feedback to improve</w:t>
       </w:r>
     </w:p>
     <w:p>
@@ -2289,12 +3261,20 @@
         <w:pStyle w:val="Heading1"/>
       </w:pPr>
       <w:r>
-        <w:t>11. Connect your project</w:t>
-      </w:r>
-    </w:p>
-    <w:p>
-      <w:r>
-        <w:t>Apply this week’s idea to Grounded Learning Service. Keep an annotated decision and the evidence supporting it.</w:t>
+        <w:t>11. Save context versions, timestamps and decision evidence</w:t>
+      </w:r>
+    </w:p>
+    <w:p>
+      <w:r>
+        <w:t>Use fictional values rather than private cached content in the classroom record.</w:t>
+      </w:r>
+    </w:p>
+    <w:p>
+      <w:pPr>
+        <w:pStyle w:val="Heading2"/>
+      </w:pPr>
+      <w:r>
+        <w:t>Project task and artifact</w:t>
       </w:r>
     </w:p>
     <w:p>
@@ -2485,10 +3465,10 @@
     </w:tbl>
     <w:p>
       <w:pPr>
-        <w:pStyle w:val="Heading3"/>
-      </w:pPr>
-      <w:r>
-        <w:t>Evidence for your project</w:t>
+        <w:pStyle w:val="Heading2"/>
+      </w:pPr>
+      <w:r>
+        <w:t>Actual run or trace and limitations</w:t>
       </w:r>
     </w:p>
     <w:p>
@@ -2516,15 +3496,88 @@
     </w:p>
     <w:p>
       <w:pPr>
+        <w:pStyle w:val="Heading2"/>
+      </w:pPr>
+      <w:r>
+        <w:t>Earlier wording, alternatives and picture transcripts · reference / check after trying</w:t>
+      </w:r>
+    </w:p>
+    <w:p>
+      <w:pPr>
+        <w:pStyle w:val="Heading3"/>
+      </w:pPr>
+      <w:r>
+        <w:t>Evidence for your project</w:t>
+      </w:r>
+    </w:p>
+    <w:p>
+      <w:pPr>
         <w:pStyle w:val="Heading1"/>
       </w:pPr>
       <w:r>
-        <w:t>12. Show what you know</w:t>
-      </w:r>
-    </w:p>
-    <w:p>
-      <w:r>
-        <w:t>Use a genuinely new case for independent evidence. Previously discussed examples remain practice; use the separately named independent case before feedback.</w:t>
+        <w:t>16. Explain why fresh does not always mean reusable</w:t>
+      </w:r>
+    </w:p>
+    <w:p>
+      <w:r>
+        <w:t>Name current permission, context and time before concluding.</w:t>
+      </w:r>
+    </w:p>
+    <w:p>
+      <w:pPr>
+        <w:pStyle w:val="Heading2"/>
+      </w:pPr>
+      <w:r>
+        <w:t>Retrieve and explain</w:t>
+      </w:r>
+    </w:p>
+    <w:p>
+      <w:pPr>
+        <w:pStyle w:val="ListBullet"/>
+      </w:pPr>
+      <w:r>
+        <w:t>Close your notes. Explain this goal in your own words: Explain the mechanism and terminology of caching and stale information</w:t>
+      </w:r>
+    </w:p>
+    <w:p>
+      <w:pPr>
+        <w:pStyle w:val="Heading3"/>
+      </w:pPr>
+      <w:r>
+        <w:t>My deciding step, evidence and one remaining question</w:t>
+      </w:r>
+    </w:p>
+    <w:p>
+      <w:r>
+        <w:t>________________________________________________________________</w:t>
+      </w:r>
+    </w:p>
+    <w:p>
+      <w:r>
+        <w:t>________________________________________________________________</w:t>
+      </w:r>
+    </w:p>
+    <w:p>
+      <w:r>
+        <w:t>________________________________________________________________</w:t>
+      </w:r>
+    </w:p>
+    <w:p>
+      <w:r>
+        <w:t>________________________________________________________________</w:t>
+      </w:r>
+    </w:p>
+    <w:p>
+      <w:r>
+        <w:t>________________________________________________________________</w:t>
+      </w:r>
+    </w:p>
+    <w:p>
+      <w:pPr>
+        <w:pStyle w:val="Heading2"/>
+      </w:pPr>
+      <w:r>
+        <w:t>Plan a changed-case return</w:t>
       </w:r>
     </w:p>
     <w:p>
@@ -2535,62 +3588,31 @@
         <w:rPr>
           <w:b w:val="0"/>
         </w:rPr>
-        <w:t>Complete the supported workbook tasks before attempting W4 independently. Record any hints or help used. After feedback, use the teacher's fresh retry rather than copying the earlier answer.</w:t>
-      </w:r>
-    </w:p>
-    <w:p>
-      <w:pPr>
-        <w:spacing w:line="336" w:lineRule="auto" w:after="180"/>
-      </w:pPr>
+        <w:t xml:space="preserve">If you are unsure, return to the worked picture and explain one arrow. If you are ready, change an </w:t>
+      </w:r>
+      <w:r>
+        <w:rPr>
+          <w:b/>
+        </w:rPr>
+        <w:t>input</w:t>
+      </w:r>
       <w:r>
         <w:rPr>
           <w:b w:val="0"/>
         </w:rPr>
-        <w:t>For a project, select a relevant new case, predict the outcome from the declared rule and preserve the result alongside any revision.</w:t>
-      </w:r>
-    </w:p>
-    <w:p>
-      <w:pPr>
-        <w:pStyle w:val="Heading3"/>
-      </w:pPr>
-      <w:r>
-        <w:t>Exit: propose one revealing change to the worked scenario. State the expected outcome and the evidence that would make you revise your explanation.</w:t>
-      </w:r>
-    </w:p>
-    <w:p>
-      <w:r>
-        <w:t>________________________________________________________________</w:t>
-      </w:r>
-    </w:p>
-    <w:p>
-      <w:r>
-        <w:t>________________________________________________________________</w:t>
-      </w:r>
-    </w:p>
-    <w:p>
-      <w:r>
-        <w:t>________________________________________________________________</w:t>
-      </w:r>
-    </w:p>
-    <w:p>
-      <w:r>
-        <w:t>________________________________________________________________</w:t>
-      </w:r>
-    </w:p>
-    <w:p>
-      <w:r>
-        <w:t>________________________________________________________________</w:t>
-      </w:r>
-    </w:p>
-    <w:p>
-      <w:pPr>
-        <w:spacing w:line="336" w:lineRule="auto" w:after="180"/>
-      </w:pPr>
+        <w:t xml:space="preserve"> or assumption and justify your </w:t>
+      </w:r>
+      <w:r>
+        <w:rPr>
+          <w:b/>
+        </w:rPr>
+        <w:t>prediction</w:t>
+      </w:r>
       <w:r>
         <w:rPr>
           <w:b w:val="0"/>
         </w:rPr>
-        <w:t>For the worked scenario, propose one additional case that could reveal a failure, describe its expected outcome before running it, and explain what would need to remain fixed for a fair comparison.</w:t>
+        <w:t>.</w:t>
       </w:r>
     </w:p>
     <w:p>
@@ -2601,14 +3623,336 @@
         <w:rPr>
           <w:b w:val="0"/>
         </w:rPr>
-        <w:t>Do not reuse W4 as a new final test after receiving feedback.</w:t>
-      </w:r>
-    </w:p>
+        <w:t xml:space="preserve">Save your workbook </w:t>
+      </w:r>
+      <w:r>
+        <w:rPr>
+          <w:b/>
+        </w:rPr>
+        <w:t>evidence</w:t>
+      </w:r>
+      <w:r>
+        <w:rPr>
+          <w:b w:val="0"/>
+        </w:rPr>
+        <w:t>. At the next review, try a different case before opening your old answer.</w:t>
+      </w:r>
+    </w:p>
+    <w:p>
+      <w:pPr>
+        <w:pStyle w:val="Heading1"/>
+      </w:pPr>
+      <w:r>
+        <w:t>Reference bank and extra practice</w:t>
+      </w:r>
+    </w:p>
+    <w:p>
+      <w:pPr>
+        <w:pStyle w:val="Heading1"/>
+      </w:pPr>
+      <w:r>
+        <w:t>05. Reference · Use service vocabulary precisely</w:t>
+      </w:r>
+    </w:p>
+    <w:p>
+      <w:r>
+        <w:t>Connect each term to an input, operation, evidence source or outcome.</w:t>
+      </w:r>
+    </w:p>
+    <w:p>
+      <w:pPr>
+        <w:pStyle w:val="Heading2"/>
+      </w:pPr>
+      <w:r>
+        <w:t>Vocabulary and your explanation</w:t>
+      </w:r>
+    </w:p>
+    <w:tbl>
+      <w:tblPr>
+        <w:tblStyle w:val="LightShading-Accent1"/>
+        <w:tblW w:type="auto" w:w="0"/>
+        <w:tblLook w:firstColumn="1" w:firstRow="1" w:lastColumn="0" w:lastRow="0" w:noHBand="0" w:noVBand="1" w:val="04A0"/>
+      </w:tblPr>
+      <w:tblGrid>
+        <w:gridCol w:w="5112"/>
+        <w:gridCol w:w="5112"/>
+      </w:tblGrid>
+      <w:tr>
+        <w:trPr>
+          <w:tblHeader/>
+        </w:trPr>
+        <w:tc>
+          <w:tcPr>
+            <w:tcW w:type="dxa" w:w="5112"/>
+          </w:tcPr>
+          <w:p>
+            <w:r>
+              <w:t>Word</w:t>
+            </w:r>
+          </w:p>
+        </w:tc>
+        <w:tc>
+          <w:tcPr>
+            <w:tcW w:type="dxa" w:w="5112"/>
+          </w:tcPr>
+          <w:p>
+            <w:r>
+              <w:t>Meaning</w:t>
+            </w:r>
+          </w:p>
+        </w:tc>
+      </w:tr>
+      <w:tr>
+        <w:tc>
+          <w:tcPr>
+            <w:tcW w:type="dxa" w:w="5112"/>
+          </w:tcPr>
+          <w:p>
+            <w:r>
+              <w:t>Cache key</w:t>
+            </w:r>
+          </w:p>
+        </w:tc>
+        <w:tc>
+          <w:tcPr>
+            <w:tcW w:type="dxa" w:w="5112"/>
+          </w:tcPr>
+          <w:p>
+            <w:r>
+              <w:t>Fields identifying a reusable result</w:t>
+            </w:r>
+          </w:p>
+        </w:tc>
+      </w:tr>
+      <w:tr>
+        <w:tc>
+          <w:tcPr>
+            <w:tcW w:type="dxa" w:w="5112"/>
+          </w:tcPr>
+          <w:p>
+            <w:r>
+              <w:t>TTL</w:t>
+            </w:r>
+          </w:p>
+        </w:tc>
+        <w:tc>
+          <w:tcPr>
+            <w:tcW w:type="dxa" w:w="5112"/>
+          </w:tcPr>
+          <w:p>
+            <w:r>
+              <w:t>The lifetime allowed by the cache contract</w:t>
+            </w:r>
+          </w:p>
+        </w:tc>
+      </w:tr>
+      <w:tr>
+        <w:tc>
+          <w:tcPr>
+            <w:tcW w:type="dxa" w:w="5112"/>
+          </w:tcPr>
+          <w:p>
+            <w:r>
+              <w:t>Invalidation</w:t>
+            </w:r>
+          </w:p>
+        </w:tc>
+        <w:tc>
+          <w:tcPr>
+            <w:tcW w:type="dxa" w:w="5112"/>
+          </w:tcPr>
+          <w:p>
+            <w:r>
+              <w:t>Marking an entry unusable after a relevant change</w:t>
+            </w:r>
+          </w:p>
+        </w:tc>
+      </w:tr>
+    </w:tbl>
     <w:p>
       <w:pPr>
         <w:pStyle w:val="Heading3"/>
       </w:pPr>
       <w:r>
+        <w:t>Use two terms to explain a step in this week’s example.</w:t>
+      </w:r>
+    </w:p>
+    <w:p>
+      <w:r>
+        <w:t>________________________________________________________________</w:t>
+      </w:r>
+    </w:p>
+    <w:p>
+      <w:r>
+        <w:t>________________________________________________________________</w:t>
+      </w:r>
+    </w:p>
+    <w:p>
+      <w:r>
+        <w:t>________________________________________________________________</w:t>
+      </w:r>
+    </w:p>
+    <w:p>
+      <w:pPr>
+        <w:pStyle w:val="Heading1"/>
+      </w:pPr>
+      <w:r>
+        <w:t>10. Extra challenge · Explain a stronger case</w:t>
+      </w:r>
+    </w:p>
+    <w:p>
+      <w:r>
+        <w:t>Choose the next challenge after the main route.</w:t>
+      </w:r>
+    </w:p>
+    <w:p>
+      <w:pPr>
+        <w:pStyle w:val="Heading2"/>
+      </w:pPr>
+      <w:r>
+        <w:t>Explain,repair and extend</w:t>
+      </w:r>
+    </w:p>
+    <w:p>
+      <w:pPr>
+        <w:pStyle w:val="Heading3"/>
+      </w:pPr>
+      <w:r>
+        <w:t>Explain → apply → challenge</w:t>
+      </w:r>
+    </w:p>
+    <w:p>
+      <w:pPr>
+        <w:pStyle w:val="ListBullet"/>
+      </w:pPr>
+      <w:r>
+        <w:t>Explain the weekly mechanism in your own words. Use the worked scenario to name its input, decision rule and output.</w:t>
+      </w:r>
+    </w:p>
+    <w:p>
+      <w:pPr>
+        <w:pStyle w:val="ListBullet"/>
+      </w:pPr>
+      <w:r>
+        <w:t>A report omits this qualification: A cached result retains the limitations of its original evidence and can become stale independently of TTL. Explain how omitting it could change a reader's interpretation, and write an accurate replacement.</w:t>
+      </w:r>
+    </w:p>
+    <w:p>
+      <w:pPr>
+        <w:pStyle w:val="ListBullet"/>
+      </w:pPr>
+      <w:r>
+        <w:t>For the worked scenario, propose one additional case that could reveal a failure, describe its expected outcome before running it, and explain what would need to remain fixed for a fair comparison. Do not reuse W4 as a new final test after receiving feedback.</w:t>
+      </w:r>
+    </w:p>
+    <w:p>
+      <w:pPr>
+        <w:pStyle w:val="Heading3"/>
+      </w:pPr>
+      <w:r>
+        <w:t>Explain which evidence supports your conclusion and which claim remains unproved.</w:t>
+      </w:r>
+    </w:p>
+    <w:p>
+      <w:r>
+        <w:t>________________________________________________________________</w:t>
+      </w:r>
+    </w:p>
+    <w:p>
+      <w:r>
+        <w:t>________________________________________________________________</w:t>
+      </w:r>
+    </w:p>
+    <w:p>
+      <w:r>
+        <w:t>________________________________________________________________</w:t>
+      </w:r>
+    </w:p>
+    <w:p>
+      <w:r>
+        <w:t>________________________________________________________________</w:t>
+      </w:r>
+    </w:p>
+    <w:p>
+      <w:r>
+        <w:t>________________________________________________________________</w:t>
+      </w:r>
+    </w:p>
+    <w:p>
+      <w:pPr>
+        <w:pStyle w:val="Heading1"/>
+      </w:pPr>
+      <w:r>
+        <w:t>12. Reference · Check the service reasoning and its limits</w:t>
+      </w:r>
+    </w:p>
+    <w:p>
+      <w:r>
+        <w:t>Use after practice; keep the selected independent case for its first attempt.</w:t>
+      </w:r>
+    </w:p>
+    <w:p>
+      <w:pPr>
+        <w:pStyle w:val="Heading2"/>
+      </w:pPr>
+      <w:r>
+        <w:t>Current explanation and response</w:t>
+      </w:r>
+    </w:p>
+    <w:p>
+      <w:pPr>
+        <w:pStyle w:val="ListBullet"/>
+      </w:pPr>
+      <w:r>
+        <w:t>Complete the supported workbook tasks before attempting W4 independently. Record any hints or help used. After feedback, use the teacher's fresh retry rather than copying the earlier answer. For a project, select a relevant new case, predict the outcome from the declared rule and preserve the result alongside any revision.</w:t>
+      </w:r>
+    </w:p>
+    <w:p>
+      <w:pPr>
+        <w:pStyle w:val="Heading3"/>
+      </w:pPr>
+      <w:r>
+        <w:t>Exit: propose one revealing change to the worked scenario. State the expected outcome and the evidence that would make you revise your explanation.</w:t>
+      </w:r>
+    </w:p>
+    <w:p>
+      <w:r>
+        <w:t>________________________________________________________________</w:t>
+      </w:r>
+    </w:p>
+    <w:p>
+      <w:r>
+        <w:t>________________________________________________________________</w:t>
+      </w:r>
+    </w:p>
+    <w:p>
+      <w:r>
+        <w:t>________________________________________________________________</w:t>
+      </w:r>
+    </w:p>
+    <w:p>
+      <w:r>
+        <w:t>________________________________________________________________</w:t>
+      </w:r>
+    </w:p>
+    <w:p>
+      <w:r>
+        <w:t>________________________________________________________________</w:t>
+      </w:r>
+    </w:p>
+    <w:p>
+      <w:pPr>
+        <w:pStyle w:val="ListBullet"/>
+      </w:pPr>
+      <w:r>
+        <w:t>For the worked scenario, propose one additional case that could reveal a failure, describe its expected outcome before running it, and explain what would need to remain fixed for a fair comparison. Do not reuse W4 as a new final test after receiving feedback.</w:t>
+      </w:r>
+    </w:p>
+    <w:p>
+      <w:pPr>
+        <w:pStyle w:val="Heading3"/>
+      </w:pPr>
+      <w:r>
         <w:t>My limited claim and a useful next check</w:t>
       </w:r>
     </w:p>
@@ -2637,12 +3981,20 @@
         <w:pStyle w:val="Heading1"/>
       </w:pPr>
       <w:r>
-        <w:t>13. Study a complete case</w:t>
-      </w:r>
-    </w:p>
-    <w:p>
-      <w:r>
-        <w:t>Revisit the complete Caching and stale information case for supported practice. Repeated examples do not become fresh assessments.</w:t>
+        <w:t>13. Extra practice · Revisit the complete trace</w:t>
+      </w:r>
+    </w:p>
+    <w:p>
+      <w:r>
+        <w:t>Predict before reading the supplied steps.</w:t>
+      </w:r>
+    </w:p>
+    <w:p>
+      <w:pPr>
+        <w:pStyle w:val="Heading2"/>
+      </w:pPr>
+      <w:r>
+        <w:t>Complete trace and evidence</w:t>
       </w:r>
     </w:p>
     <w:p>
@@ -2811,206 +4163,20 @@
         <w:pStyle w:val="Heading1"/>
       </w:pPr>
       <w:r>
-        <w:t>14. Try a new case independently</w:t>
-      </w:r>
-    </w:p>
-    <w:p>
-      <w:r>
-        <w:t>Attempt the reserved new case before feedback. Record support; the earlier examples below remain additional practice.</w:t>
-      </w:r>
-    </w:p>
-    <w:p>
-      <w:pPr>
-        <w:pStyle w:val="Heading3"/>
-      </w:pPr>
-      <w:r>
-        <w:t>Independent case: Apply a new case independently</w:t>
-      </w:r>
-    </w:p>
-    <w:p>
-      <w:pPr>
-        <w:spacing w:line="336" w:lineRule="auto" w:after="180"/>
-      </w:pPr>
-      <w:r>
-        <w:rPr>
-          <w:b w:val="0"/>
-        </w:rPr>
-        <w:t>TTL 10 minutes; ages 9, 10, 11. Corpus version changes at age 9. Decide validity.</w:t>
-      </w:r>
-    </w:p>
-    <w:p>
-      <w:pPr>
-        <w:pStyle w:val="Heading3"/>
-      </w:pPr>
-      <w:r>
-        <w:t>My independent explanation, trace and limits</w:t>
-      </w:r>
-    </w:p>
-    <w:p>
-      <w:r>
-        <w:t>________________________________________________________________</w:t>
-      </w:r>
-    </w:p>
-    <w:p>
-      <w:r>
-        <w:t>________________________________________________________________</w:t>
-      </w:r>
-    </w:p>
-    <w:p>
-      <w:r>
-        <w:t>________________________________________________________________</w:t>
-      </w:r>
-    </w:p>
-    <w:p>
-      <w:r>
-        <w:t>________________________________________________________________</w:t>
-      </w:r>
-    </w:p>
-    <w:p>
-      <w:r>
-        <w:t>________________________________________________________________</w:t>
-      </w:r>
-    </w:p>
-    <w:p>
-      <w:r>
-        <w:t>________________________________________________________________</w:t>
-      </w:r>
-    </w:p>
-    <w:p>
-      <w:r>
-        <w:t>________________________________________________________________</w:t>
-      </w:r>
-    </w:p>
-    <w:p>
-      <w:pPr>
-        <w:spacing w:line="336" w:lineRule="auto" w:after="180"/>
-      </w:pPr>
-      <w:r>
-        <w:rPr>
-          <w:b w:val="0"/>
-        </w:rPr>
-        <w:t>Attempt this case before feedback. Record any help. Earlier examples below are further practice; a case already practised with feedback cannot establish fresh transfer.</w:t>
-      </w:r>
-    </w:p>
-    <w:p>
-      <w:pPr>
-        <w:pStyle w:val="Heading3"/>
-      </w:pPr>
-      <w:r>
-        <w:t>Attempt this without hints</w:t>
-      </w:r>
-    </w:p>
-    <w:p>
-      <w:pPr>
-        <w:spacing w:line="336" w:lineRule="auto" w:after="180"/>
-      </w:pPr>
-      <w:r>
-        <w:rPr>
-          <w:b w:val="0"/>
-        </w:rPr>
-        <w:t>TTL 10 minutes; ages 9, 10, 11. Corpus version changes at age 9. Decide validity.</w:t>
-      </w:r>
-    </w:p>
-    <w:p>
-      <w:pPr>
-        <w:pStyle w:val="Heading3"/>
-      </w:pPr>
-      <w:r>
-        <w:t>My independent procedure, result and limitation</w:t>
-      </w:r>
-    </w:p>
-    <w:p>
-      <w:r>
-        <w:t>________________________________________________________________</w:t>
-      </w:r>
-    </w:p>
-    <w:p>
-      <w:r>
-        <w:t>________________________________________________________________</w:t>
-      </w:r>
-    </w:p>
-    <w:p>
-      <w:r>
-        <w:t>________________________________________________________________</w:t>
-      </w:r>
-    </w:p>
-    <w:p>
-      <w:r>
-        <w:t>________________________________________________________________</w:t>
-      </w:r>
-    </w:p>
-    <w:p>
-      <w:r>
-        <w:t>________________________________________________________________</w:t>
-      </w:r>
-    </w:p>
-    <w:p>
-      <w:r>
-        <w:t>________________________________________________________________</w:t>
-      </w:r>
-    </w:p>
-    <w:p>
-      <w:r>
-        <w:t>________________________________________________________________</w:t>
-      </w:r>
-    </w:p>
-    <w:p>
-      <w:r>
-        <w:t>________________________________________________________________</w:t>
-      </w:r>
-    </w:p>
-    <w:p>
-      <w:pPr>
-        <w:spacing w:line="336" w:lineRule="auto" w:after="180"/>
-      </w:pPr>
-      <w:r>
-        <w:rPr>
-          <w:b w:val="0"/>
-        </w:rPr>
-        <w:t>Record support used: none, hint or teacher explanation. After feedback, a different case is needed to demonstrate independence.</w:t>
-      </w:r>
-    </w:p>
-    <w:p>
-      <w:pPr>
-        <w:pStyle w:val="Heading3"/>
-      </w:pPr>
-      <w:r>
-        <w:t>Use feedback to improve</w:t>
-      </w:r>
-    </w:p>
-    <w:p>
-      <w:pPr>
-        <w:spacing w:line="336" w:lineRule="auto" w:after="180"/>
-      </w:pPr>
-      <w:r>
-        <w:rPr>
-          <w:b w:val="0"/>
-        </w:rPr>
-        <w:t>Attempt the independent case before hints. Record whether you worked alone, used a hint or followed a model. After feedback, fix the first unsupported step and explain why it changed.</w:t>
-      </w:r>
-    </w:p>
-    <w:p>
-      <w:pPr>
-        <w:spacing w:line="336" w:lineRule="auto" w:after="180"/>
-      </w:pPr>
-      <w:r>
-        <w:rPr>
-          <w:b w:val="0"/>
-        </w:rPr>
-        <w:t>A later check uses a changed case, not a copied answer.</w:t>
-      </w:r>
-    </w:p>
-    <w:p>
-      <w:pPr>
-        <w:pStyle w:val="Heading1"/>
-      </w:pPr>
-      <w:r>
-        <w:t>15. Your lesson route</w:t>
-      </w:r>
-    </w:p>
-    <w:p>
-      <w:r>
-        <w:t>Use this map to navigate Caching and stale information, connect the goals to tasks and keep one evidence record for each attempt.</w:t>
+        <w:t>15. Reference · The earlier route checklist</w:t>
+      </w:r>
+    </w:p>
+    <w:p>
+      <w:r>
+        <w:t>Use one main route rather than repeating the lesson.</w:t>
+      </w:r>
+    </w:p>
+    <w:p>
+      <w:pPr>
+        <w:pStyle w:val="Heading2"/>
+      </w:pPr>
+      <w:r>
+        <w:t>Targets,route and first prediction</w:t>
       </w:r>
     </w:p>
     <w:p>
@@ -3189,12 +4355,117 @@
         <w:pStyle w:val="Heading1"/>
       </w:pPr>
       <w:r>
-        <w:t>16. Finish and return</w:t>
-      </w:r>
-    </w:p>
-    <w:p>
-      <w:r>
-        <w:t>Explain Caching and stale information without notes, identify a remaining question and plan a later check with a changed case.</w:t>
+        <w:t>17. Extra practice · Predict,check and repair</w:t>
+      </w:r>
+    </w:p>
+    <w:p>
+      <w:r>
+        <w:t>Keep supported feedback separate from the independent case.</w:t>
+      </w:r>
+    </w:p>
+    <w:p>
+      <w:pPr>
+        <w:pStyle w:val="Heading2"/>
+      </w:pPr>
+      <w:r>
+        <w:t>First supported question and optional hint</w:t>
+      </w:r>
+    </w:p>
+    <w:p>
+      <w:pPr>
+        <w:pStyle w:val="ListBullet"/>
+      </w:pPr>
+      <w:r>
+        <w:t>Cache by source version. A service has an opening-time answer cached from version 4, but version 5 is now approved.</w:t>
+      </w:r>
+    </w:p>
+    <w:p>
+      <w:pPr>
+        <w:pStyle w:val="Heading3"/>
+      </w:pPr>
+      <w:r>
+        <w:t>Practice 1: explain the deciding evidence</w:t>
+      </w:r>
+    </w:p>
+    <w:p>
+      <w:pPr>
+        <w:pStyle w:val="ListBullet"/>
+      </w:pPr>
+      <w:r>
+        <w:t>Which labelled step matches this detail? Retrieve and cache version 5’s 09:30 under its own key.</w:t>
+      </w:r>
+    </w:p>
+    <w:p>
+      <w:pPr>
+        <w:pStyle w:val="ListBullet"/>
+      </w:pPr>
+      <w:r>
+        <w:t>1. Read authority</w:t>
+      </w:r>
+    </w:p>
+    <w:p>
+      <w:pPr>
+        <w:pStyle w:val="ListBullet"/>
+      </w:pPr>
+      <w:r>
+        <w:t>2. Fetch current evidence</w:t>
+      </w:r>
+    </w:p>
+    <w:p>
+      <w:pPr>
+        <w:pStyle w:val="ListBullet"/>
+      </w:pPr>
+      <w:r>
+        <w:t>3. Inspect cached key</w:t>
+      </w:r>
+    </w:p>
+    <w:p>
+      <w:pPr>
+        <w:pStyle w:val="Heading3"/>
+      </w:pPr>
+      <w:r>
+        <w:t>My selected conclusion, deciding fact and explanation</w:t>
+      </w:r>
+    </w:p>
+    <w:p>
+      <w:r>
+        <w:t>________________________________________________________________</w:t>
+      </w:r>
+    </w:p>
+    <w:p>
+      <w:r>
+        <w:t>________________________________________________________________</w:t>
+      </w:r>
+    </w:p>
+    <w:p>
+      <w:r>
+        <w:t>________________________________________________________________</w:t>
+      </w:r>
+    </w:p>
+    <w:p>
+      <w:r>
+        <w:t>________________________________________________________________</w:t>
+      </w:r>
+    </w:p>
+    <w:p>
+      <w:r>
+        <w:t>________________________________________________________________</w:t>
+      </w:r>
+    </w:p>
+    <w:p>
+      <w:pPr>
+        <w:pStyle w:val="ListBullet"/>
+      </w:pPr>
+      <w:r>
+        <w:t>Hint if needed: Read the steps in the pictorial case. Match the supplied detail to the stage that performs or records it.</w:t>
+      </w:r>
+    </w:p>
+    <w:p>
+      <w:pPr>
+        <w:pStyle w:val="Heading2"/>
+      </w:pPr>
+      <w:r>
+        <w:t>Check after the first attempt · reference / check after trying</w:t>
       </w:r>
     </w:p>
     <w:p>
@@ -3205,7 +4476,157 @@
         <w:rPr>
           <w:b w:val="0"/>
         </w:rPr>
-        <w:t xml:space="preserve">Close your notes. Explain this goal in your own words: Explain the </w:t>
+        <w:t xml:space="preserve">After your attempt, compare with the supported explanation: Fetch current </w:t>
+      </w:r>
+      <w:r>
+        <w:rPr>
+          <w:b/>
+        </w:rPr>
+        <w:t>evidence</w:t>
+      </w:r>
+      <w:r>
+        <w:rPr>
+          <w:b w:val="0"/>
+        </w:rPr>
+        <w:t xml:space="preserve"> Retrieve and cache version 5’s 09:30 under its own key. A cache saves repeated work but can retain obsolete facts.</w:t>
+      </w:r>
+    </w:p>
+    <w:p>
+      <w:pPr>
+        <w:spacing w:line="336" w:lineRule="auto" w:after="180"/>
+      </w:pPr>
+      <w:r>
+        <w:rPr>
+          <w:b w:val="0"/>
+        </w:rPr>
+        <w:t>Version-aware keys distinguish answers grounded in different records.</w:t>
+      </w:r>
+    </w:p>
+    <w:p>
+      <w:pPr>
+        <w:pStyle w:val="Heading2"/>
+      </w:pPr>
+      <w:r>
+        <w:t>Changed-case question and optional hint</w:t>
+      </w:r>
+    </w:p>
+    <w:p>
+      <w:pPr>
+        <w:pStyle w:val="Heading3"/>
+      </w:pPr>
+      <w:r>
+        <w:t>Practice 2: explain the deciding evidence</w:t>
+      </w:r>
+    </w:p>
+    <w:p>
+      <w:pPr>
+        <w:pStyle w:val="ListBullet"/>
+      </w:pPr>
+      <w:r>
+        <w:t>Changed-case practice: The next request still uses approved version 5. Which conclusion is supported by the supplied facts?</w:t>
+      </w:r>
+    </w:p>
+    <w:p>
+      <w:pPr>
+        <w:pStyle w:val="ListBullet"/>
+      </w:pPr>
+      <w:r>
+        <w:t>1. The matching version 5 entry can supply 09:30 under the freshness policy.</w:t>
+      </w:r>
+    </w:p>
+    <w:p>
+      <w:pPr>
+        <w:pStyle w:val="ListBullet"/>
+      </w:pPr>
+      <w:r>
+        <w:t>2. This one example guarantees correct results for every future input.</w:t>
+      </w:r>
+    </w:p>
+    <w:p>
+      <w:pPr>
+        <w:pStyle w:val="ListBullet"/>
+      </w:pPr>
+      <w:r>
+        <w:t>3. We can decide the result without examining the changed input or the procedure.</w:t>
+      </w:r>
+    </w:p>
+    <w:p>
+      <w:pPr>
+        <w:pStyle w:val="Heading3"/>
+      </w:pPr>
+      <w:r>
+        <w:t>My selected conclusion, deciding fact and explanation</w:t>
+      </w:r>
+    </w:p>
+    <w:p>
+      <w:r>
+        <w:t>________________________________________________________________</w:t>
+      </w:r>
+    </w:p>
+    <w:p>
+      <w:r>
+        <w:t>________________________________________________________________</w:t>
+      </w:r>
+    </w:p>
+    <w:p>
+      <w:r>
+        <w:t>________________________________________________________________</w:t>
+      </w:r>
+    </w:p>
+    <w:p>
+      <w:r>
+        <w:t>________________________________________________________________</w:t>
+      </w:r>
+    </w:p>
+    <w:p>
+      <w:r>
+        <w:t>________________________________________________________________</w:t>
+      </w:r>
+    </w:p>
+    <w:p>
+      <w:pPr>
+        <w:pStyle w:val="ListBullet"/>
+      </w:pPr>
+      <w:r>
+        <w:t>Hint if needed: Use the changed condition and the deciding step in the pictorial trace. The answer must say what follows from those facts.</w:t>
+      </w:r>
+    </w:p>
+    <w:p>
+      <w:pPr>
+        <w:pStyle w:val="Heading2"/>
+      </w:pPr>
+      <w:r>
+        <w:t>Check after the changed attempt · reference / check after trying</w:t>
+      </w:r>
+    </w:p>
+    <w:p>
+      <w:pPr>
+        <w:spacing w:line="336" w:lineRule="auto" w:after="180"/>
+      </w:pPr>
+      <w:r>
+        <w:rPr>
+          <w:b w:val="0"/>
+        </w:rPr>
+        <w:t>After your attempt, compare with the supported explanation: The matching version 5 entry can supply 09:30 under the freshness policy. Request and cached source version now agree.</w:t>
+      </w:r>
+    </w:p>
+    <w:p>
+      <w:pPr>
+        <w:pStyle w:val="Heading2"/>
+      </w:pPr>
+      <w:r>
+        <w:t>Repair and retain the record</w:t>
+      </w:r>
+    </w:p>
+    <w:p>
+      <w:pPr>
+        <w:spacing w:line="336" w:lineRule="auto" w:after="180"/>
+      </w:pPr>
+      <w:r>
+        <w:rPr>
+          <w:b w:val="0"/>
+        </w:rPr>
+        <w:t xml:space="preserve">Review Data retention and deletion (ai-6/20). Goal: Explain the </w:t>
       </w:r>
       <w:r>
         <w:rPr>
@@ -3217,40 +4638,7 @@
         <w:rPr>
           <w:b w:val="0"/>
         </w:rPr>
-        <w:t xml:space="preserve"> and terminology of caching and stale information</w:t>
-      </w:r>
-    </w:p>
-    <w:p>
-      <w:pPr>
-        <w:pStyle w:val="Heading3"/>
-      </w:pPr>
-      <w:r>
-        <w:t>My deciding step, evidence and one remaining question</w:t>
-      </w:r>
-    </w:p>
-    <w:p>
-      <w:r>
-        <w:t>________________________________________________________________</w:t>
-      </w:r>
-    </w:p>
-    <w:p>
-      <w:r>
-        <w:t>________________________________________________________________</w:t>
-      </w:r>
-    </w:p>
-    <w:p>
-      <w:r>
-        <w:t>________________________________________________________________</w:t>
-      </w:r>
-    </w:p>
-    <w:p>
-      <w:r>
-        <w:t>________________________________________________________________</w:t>
-      </w:r>
-    </w:p>
-    <w:p>
-      <w:r>
-        <w:t>________________________________________________________________</w:t>
+        <w:t xml:space="preserve"> and terminology of data retention and deletion. Short practice: Apply the seven-day boundary to T1 and T2.</w:t>
       </w:r>
     </w:p>
     <w:p>
@@ -3261,7 +4649,18 @@
         <w:rPr>
           <w:b w:val="0"/>
         </w:rPr>
-        <w:t xml:space="preserve">If you are unsure, return to the worked picture and explain one arrow. If you are ready, change an </w:t>
+        <w:t>How many T2 locations need verification, and may deletion be called complete if its backup remains?. Return to this week and explain what you changed.</w:t>
+      </w:r>
+    </w:p>
+    <w:p>
+      <w:pPr>
+        <w:spacing w:line="336" w:lineRule="auto" w:after="180"/>
+      </w:pPr>
+      <w:r>
+        <w:rPr>
+          <w:b w:val="0"/>
+        </w:rPr>
+        <w:t xml:space="preserve">Review Untrusted </w:t>
       </w:r>
       <w:r>
         <w:rPr>
@@ -3273,7 +4672,134 @@
         <w:rPr>
           <w:b w:val="0"/>
         </w:rPr>
-        <w:t xml:space="preserve"> or assumption and justify your </w:t>
+        <w:t xml:space="preserve"> boundaries (ai-6/18). Goal: Explain the </w:t>
+      </w:r>
+      <w:r>
+        <w:rPr>
+          <w:b/>
+        </w:rPr>
+        <w:t>mechanism</w:t>
+      </w:r>
+      <w:r>
+        <w:rPr>
+          <w:b w:val="0"/>
+        </w:rPr>
+        <w:t xml:space="preserve"> and terminology of untrusted </w:t>
+      </w:r>
+      <w:r>
+        <w:rPr>
+          <w:b/>
+        </w:rPr>
+        <w:t>input</w:t>
+      </w:r>
+      <w:r>
+        <w:rPr>
+          <w:b w:val="0"/>
+        </w:rPr>
+        <w:t xml:space="preserve"> boundaries. Short practice: Classify h3, H3, h30 and the trailing-space </w:t>
+      </w:r>
+      <w:r>
+        <w:rPr>
+          <w:b/>
+        </w:rPr>
+        <w:t>input</w:t>
+      </w:r>
+      <w:r>
+        <w:rPr>
+          <w:b w:val="0"/>
+        </w:rPr>
+        <w:t xml:space="preserve"> by the stated shape contract.</w:t>
+      </w:r>
+    </w:p>
+    <w:p>
+      <w:pPr>
+        <w:spacing w:line="336" w:lineRule="auto" w:after="180"/>
+      </w:pPr>
+      <w:r>
+        <w:rPr>
+          <w:b w:val="0"/>
+        </w:rPr>
+        <w:t>Does a valid z0 grant record access, and which separate gate still remains?. Return to this week and explain what you changed.</w:t>
+      </w:r>
+    </w:p>
+    <w:p>
+      <w:pPr>
+        <w:spacing w:line="336" w:lineRule="auto" w:after="180"/>
+      </w:pPr>
+      <w:r>
+        <w:rPr>
+          <w:b w:val="0"/>
+        </w:rPr>
+        <w:t xml:space="preserve">Review Approval gates and idempotency (ai-6/15). Goal: Explain the </w:t>
+      </w:r>
+      <w:r>
+        <w:rPr>
+          <w:b/>
+        </w:rPr>
+        <w:t>mechanism</w:t>
+      </w:r>
+      <w:r>
+        <w:rPr>
+          <w:b w:val="0"/>
+        </w:rPr>
+        <w:t xml:space="preserve"> and terminology of approval gates and idempotency. Short practice: Trace the two deliveries of approved K9.</w:t>
+      </w:r>
+    </w:p>
+    <w:p>
+      <w:pPr>
+        <w:spacing w:line="336" w:lineRule="auto" w:after="180"/>
+      </w:pPr>
+      <w:r>
+        <w:rPr>
+          <w:b w:val="0"/>
+        </w:rPr>
+        <w:t>How many reservations should occur, and why can a new K10 for desk 5 not borrow K9’s approval?. Return to this week and explain what you changed.</w:t>
+      </w:r>
+    </w:p>
+    <w:p>
+      <w:pPr>
+        <w:spacing w:line="336" w:lineRule="auto" w:after="180"/>
+      </w:pPr>
+      <w:r>
+        <w:rPr>
+          <w:b w:val="0"/>
+        </w:rPr>
+        <w:t xml:space="preserve">The browser lab lets you edit the supported Python examples already included in this lesson. Predict first, run, inspect the actual </w:t>
+      </w:r>
+      <w:r>
+        <w:rPr>
+          <w:b/>
+        </w:rPr>
+        <w:t>output</w:t>
+      </w:r>
+      <w:r>
+        <w:rPr>
+          <w:b w:val="0"/>
+        </w:rPr>
+        <w:t xml:space="preserve"> or error, change one </w:t>
+      </w:r>
+      <w:r>
+        <w:rPr>
+          <w:b/>
+        </w:rPr>
+        <w:t>input</w:t>
+      </w:r>
+      <w:r>
+        <w:rPr>
+          <w:b w:val="0"/>
+        </w:rPr>
+        <w:t>, then run again.</w:t>
+      </w:r>
+    </w:p>
+    <w:p>
+      <w:pPr>
+        <w:spacing w:line="336" w:lineRule="auto" w:after="180"/>
+      </w:pPr>
+      <w:r>
+        <w:rPr>
+          <w:b w:val="0"/>
+        </w:rPr>
+        <w:t xml:space="preserve">Keep code, </w:t>
       </w:r>
       <w:r>
         <w:rPr>
@@ -3285,7 +4811,7 @@
         <w:rPr>
           <w:b w:val="0"/>
         </w:rPr>
-        <w:t>.</w:t>
+        <w:t>s, actual results and a reasoned revision together. On paper, label your result as a trace rather than an execution.</w:t>
       </w:r>
     </w:p>
     <w:p>
@@ -3296,7 +4822,7 @@
         <w:rPr>
           <w:b w:val="0"/>
         </w:rPr>
-        <w:t xml:space="preserve">Save your workbook </w:t>
+        <w:t xml:space="preserve">Use Download completed work in the hosted lesson to export your answers, reflections, practice feedback and code-run </w:t>
       </w:r>
       <w:r>
         <w:rPr>
@@ -3308,20 +4834,26 @@
         <w:rPr>
           <w:b w:val="0"/>
         </w:rPr>
-        <w:t>. At the next review, try a different case before opening your old answer.</w:t>
-      </w:r>
-    </w:p>
-    <w:p>
-      <w:pPr>
-        <w:pStyle w:val="Heading1"/>
-      </w:pPr>
-      <w:r>
-        <w:t>17. Supported practice, repair and portfolio</w:t>
-      </w:r>
-    </w:p>
-    <w:p>
-      <w:r>
-        <w:t>Attempt supported questions before using hints or feedback. Review a missing building block, then keep the completed work.</w:t>
+        <w:t>. Open the HTML copy to read or print it.</w:t>
+      </w:r>
+    </w:p>
+    <w:p>
+      <w:pPr>
+        <w:spacing w:line="336" w:lineRule="auto" w:after="180"/>
+      </w:pPr>
+      <w:r>
+        <w:rPr>
+          <w:b w:val="0"/>
+        </w:rPr>
+        <w:t>Drafts stay in this browser when storage is available; clear drafts on a shared device.</w:t>
+      </w:r>
+    </w:p>
+    <w:p>
+      <w:pPr>
+        <w:pStyle w:val="Heading2"/>
+      </w:pPr>
+      <w:r>
+        <w:t>Earlier wording, alternatives and picture transcripts · reference / check after trying</w:t>
       </w:r>
     </w:p>
     <w:p>
@@ -3337,74 +4869,10 @@
     </w:p>
     <w:p>
       <w:pPr>
-        <w:spacing w:line="336" w:lineRule="auto" w:after="180"/>
-      </w:pPr>
-      <w:r>
-        <w:rPr>
-          <w:b w:val="0"/>
-        </w:rPr>
-        <w:t>Cache by source version. A service has an opening-time answer cached from version 4, but version 5 is now approved.</w:t>
-      </w:r>
-    </w:p>
-    <w:p>
-      <w:pPr>
         <w:pStyle w:val="Heading3"/>
       </w:pPr>
       <w:r>
-        <w:t>Practice 1: explain the deciding evidence</w:t>
-      </w:r>
-    </w:p>
-    <w:p>
-      <w:pPr>
-        <w:spacing w:line="336" w:lineRule="auto" w:after="180"/>
-      </w:pPr>
-      <w:r>
-        <w:rPr>
-          <w:b w:val="0"/>
-        </w:rPr>
-        <w:t>Which labelled step matches this detail? Retrieve and cache version 5’s 09:30 under its own key.</w:t>
-      </w:r>
-    </w:p>
-    <w:p>
-      <w:pPr>
-        <w:spacing w:line="336" w:lineRule="auto" w:after="180"/>
-        <w:shd w:fill="F4F9FC"/>
-      </w:pPr>
-      <w:r>
-        <w:rPr>
-          <w:b w:val="0"/>
-        </w:rPr>
-        <w:t>1. Read authority</w:t>
-      </w:r>
-    </w:p>
-    <w:p>
-      <w:pPr>
-        <w:spacing w:line="336" w:lineRule="auto" w:after="180"/>
-        <w:shd w:fill="F4F9FC"/>
-      </w:pPr>
-      <w:r>
-        <w:rPr>
-          <w:b w:val="0"/>
-        </w:rPr>
-        <w:t xml:space="preserve">2. Fetch current </w:t>
-      </w:r>
-      <w:r>
-        <w:rPr>
-          <w:b/>
-        </w:rPr>
-        <w:t>evidence</w:t>
-      </w:r>
-    </w:p>
-    <w:p>
-      <w:pPr>
-        <w:spacing w:line="336" w:lineRule="auto" w:after="180"/>
-        <w:shd w:fill="F4F9FC"/>
-      </w:pPr>
-      <w:r>
-        <w:rPr>
-          <w:b w:val="0"/>
-        </w:rPr>
-        <w:t>3. Inspect cached key</w:t>
+        <w:t>Repair a missing building block</w:t>
       </w:r>
     </w:p>
     <w:p>
@@ -3412,32 +4880,7 @@
         <w:pStyle w:val="Heading3"/>
       </w:pPr>
       <w:r>
-        <w:t>My selected conclusion, deciding fact and explanation</w:t>
-      </w:r>
-    </w:p>
-    <w:p>
-      <w:r>
-        <w:t>________________________________________________________________</w:t>
-      </w:r>
-    </w:p>
-    <w:p>
-      <w:r>
-        <w:t>________________________________________________________________</w:t>
-      </w:r>
-    </w:p>
-    <w:p>
-      <w:r>
-        <w:t>________________________________________________________________</w:t>
-      </w:r>
-    </w:p>
-    <w:p>
-      <w:r>
-        <w:t>________________________________________________________________</w:t>
-      </w:r>
-    </w:p>
-    <w:p>
-      <w:r>
-        <w:t>________________________________________________________________</w:t>
+        <w:t>Predict, run and debug</w:t>
       </w:r>
     </w:p>
     <w:p>
@@ -3445,496 +4888,25 @@
         <w:pStyle w:val="Heading3"/>
       </w:pPr>
       <w:r>
-        <w:t>Hint · try first</w:t>
-      </w:r>
-    </w:p>
-    <w:p>
-      <w:pPr>
-        <w:spacing w:line="336" w:lineRule="auto" w:after="180"/>
-        <w:shd w:fill="F1F6F8"/>
-      </w:pPr>
-      <w:r>
-        <w:rPr>
-          <w:b w:val="0"/>
-        </w:rPr>
-        <w:t>Hint if needed: Read the steps in the pictorial case. Match the supplied detail to the stage that performs or records it.</w:t>
-      </w:r>
-    </w:p>
-    <w:p>
-      <w:pPr>
-        <w:pStyle w:val="Heading3"/>
-      </w:pPr>
-      <w:r>
-        <w:t>Feedback · compare after trying</w:t>
-      </w:r>
-    </w:p>
-    <w:p>
-      <w:pPr>
-        <w:spacing w:line="336" w:lineRule="auto" w:after="180"/>
-        <w:shd w:fill="F1F6FC"/>
-      </w:pPr>
-      <w:r>
-        <w:rPr>
-          <w:b w:val="0"/>
-        </w:rPr>
-        <w:t xml:space="preserve">After your attempt, compare with the supported explanation: Fetch current </w:t>
-      </w:r>
-      <w:r>
-        <w:rPr>
-          <w:b/>
-        </w:rPr>
-        <w:t>evidence</w:t>
-      </w:r>
-      <w:r>
-        <w:rPr>
-          <w:b w:val="0"/>
-        </w:rPr>
-        <w:t xml:space="preserve"> Retrieve and cache version 5’s 09:30 under its own key. A cache saves repeated work but can retain obsolete facts.</w:t>
-      </w:r>
-    </w:p>
-    <w:p>
-      <w:pPr>
-        <w:spacing w:line="336" w:lineRule="auto" w:after="180"/>
-        <w:shd w:fill="F1F6FC"/>
-      </w:pPr>
-      <w:r>
-        <w:rPr>
-          <w:b w:val="0"/>
-        </w:rPr>
-        <w:t>Version-aware keys distinguish answers grounded in different records.</w:t>
-      </w:r>
-    </w:p>
-    <w:p>
-      <w:pPr>
-        <w:pStyle w:val="Heading3"/>
-      </w:pPr>
-      <w:r>
-        <w:t>Practice 2: explain the deciding evidence</w:t>
-      </w:r>
-    </w:p>
-    <w:p>
-      <w:pPr>
-        <w:pStyle w:val="Heading3"/>
-      </w:pPr>
-      <w:r>
-        <w:t>Changed case · predict first</w:t>
-      </w:r>
-    </w:p>
-    <w:p>
-      <w:pPr>
-        <w:spacing w:line="336" w:lineRule="auto" w:after="180"/>
-        <w:shd w:fill="F5F1FB"/>
-      </w:pPr>
-      <w:r>
-        <w:rPr>
-          <w:b w:val="0"/>
-        </w:rPr>
-        <w:t>Changed-case practice: The next request still uses approved version 5. Which conclusion is supported by the supplied facts?</w:t>
-      </w:r>
-    </w:p>
-    <w:p>
-      <w:pPr>
-        <w:spacing w:line="336" w:lineRule="auto" w:after="180"/>
-        <w:shd w:fill="F4F9FC"/>
-      </w:pPr>
-      <w:r>
-        <w:rPr>
-          <w:b w:val="0"/>
-        </w:rPr>
-        <w:t>1. The matching version -5 entry can supply 09:30 under the freshness policy.</w:t>
-      </w:r>
-    </w:p>
-    <w:p>
-      <w:pPr>
-        <w:spacing w:line="336" w:lineRule="auto" w:after="180"/>
-        <w:shd w:fill="F4F9FC"/>
-      </w:pPr>
-      <w:r>
-        <w:rPr>
-          <w:b w:val="0"/>
-        </w:rPr>
-        <w:t xml:space="preserve">2. This one example guarantees correct results for every future </w:t>
-      </w:r>
-      <w:r>
-        <w:rPr>
-          <w:b/>
-        </w:rPr>
-        <w:t>input</w:t>
-      </w:r>
-      <w:r>
-        <w:rPr>
-          <w:b w:val="0"/>
-        </w:rPr>
-        <w:t>.</w:t>
-      </w:r>
-    </w:p>
-    <w:p>
-      <w:pPr>
-        <w:spacing w:line="336" w:lineRule="auto" w:after="180"/>
-        <w:shd w:fill="F4F9FC"/>
-      </w:pPr>
-      <w:r>
-        <w:rPr>
-          <w:b w:val="0"/>
-        </w:rPr>
-        <w:t xml:space="preserve">3. We can decide the result without examining the changed </w:t>
-      </w:r>
-      <w:r>
-        <w:rPr>
-          <w:b/>
-        </w:rPr>
-        <w:t>input</w:t>
-      </w:r>
-      <w:r>
-        <w:rPr>
-          <w:b w:val="0"/>
-        </w:rPr>
-        <w:t xml:space="preserve"> or the procedure.</w:t>
-      </w:r>
-    </w:p>
-    <w:p>
-      <w:pPr>
-        <w:pStyle w:val="Heading3"/>
-      </w:pPr>
-      <w:r>
-        <w:t>My selected conclusion, deciding fact and explanation</w:t>
-      </w:r>
-    </w:p>
-    <w:p>
-      <w:r>
-        <w:t>________________________________________________________________</w:t>
-      </w:r>
-    </w:p>
-    <w:p>
-      <w:r>
-        <w:t>________________________________________________________________</w:t>
-      </w:r>
-    </w:p>
-    <w:p>
-      <w:r>
-        <w:t>________________________________________________________________</w:t>
-      </w:r>
-    </w:p>
-    <w:p>
-      <w:r>
-        <w:t>________________________________________________________________</w:t>
-      </w:r>
-    </w:p>
-    <w:p>
-      <w:r>
-        <w:t>________________________________________________________________</w:t>
-      </w:r>
-    </w:p>
-    <w:p>
-      <w:pPr>
-        <w:pStyle w:val="Heading3"/>
-      </w:pPr>
-      <w:r>
-        <w:t>Hint · try first</w:t>
-      </w:r>
-    </w:p>
-    <w:p>
-      <w:pPr>
-        <w:spacing w:line="336" w:lineRule="auto" w:after="180"/>
-        <w:shd w:fill="F1F6F8"/>
-      </w:pPr>
-      <w:r>
-        <w:rPr>
-          <w:b w:val="0"/>
-        </w:rPr>
-        <w:t>Hint if needed: Use the changed condition and the deciding step in the pictorial trace. The answer must say what follows from those facts.</w:t>
-      </w:r>
-    </w:p>
-    <w:p>
-      <w:pPr>
-        <w:pStyle w:val="Heading3"/>
-      </w:pPr>
-      <w:r>
-        <w:t>Feedback · compare after trying</w:t>
-      </w:r>
-    </w:p>
-    <w:p>
-      <w:pPr>
-        <w:spacing w:line="336" w:lineRule="auto" w:after="180"/>
-        <w:shd w:fill="F1F6FC"/>
-      </w:pPr>
-      <w:r>
-        <w:rPr>
-          <w:b w:val="0"/>
-        </w:rPr>
-        <w:t>After your attempt, compare with the supported explanation: The matching version -5 entry can supply 09:30 under the freshness policy. Request and cached source version now agree.</w:t>
-      </w:r>
-    </w:p>
-    <w:p>
-      <w:pPr>
-        <w:pStyle w:val="Heading3"/>
-      </w:pPr>
-      <w:r>
-        <w:t>Repair a missing building block</w:t>
-      </w:r>
-    </w:p>
-    <w:p>
-      <w:pPr>
-        <w:spacing w:line="336" w:lineRule="auto" w:after="180"/>
-      </w:pPr>
-      <w:r>
-        <w:rPr>
-          <w:b w:val="0"/>
-        </w:rPr>
-        <w:t xml:space="preserve">Review Data retention and deletion (ai-6/20). Goal: Explain the </w:t>
-      </w:r>
-      <w:r>
-        <w:rPr>
-          <w:b/>
-        </w:rPr>
-        <w:t>mechanism</w:t>
-      </w:r>
-      <w:r>
-        <w:rPr>
-          <w:b w:val="0"/>
-        </w:rPr>
-        <w:t xml:space="preserve"> and terminology of data retention and deletion. Short practice: Apply the seven-day boundary to T1 and T2.</w:t>
-      </w:r>
-    </w:p>
-    <w:p>
-      <w:pPr>
-        <w:spacing w:line="336" w:lineRule="auto" w:after="180"/>
-      </w:pPr>
-      <w:r>
-        <w:rPr>
-          <w:b w:val="0"/>
-        </w:rPr>
-        <w:t>How many T2 locations need verification, and may deletion be called complete if its backup remains?. Return to this week and explain what you changed.</w:t>
-      </w:r>
-    </w:p>
-    <w:p>
-      <w:pPr>
-        <w:spacing w:line="336" w:lineRule="auto" w:after="180"/>
-      </w:pPr>
-      <w:r>
-        <w:rPr>
-          <w:b w:val="0"/>
-        </w:rPr>
-        <w:t xml:space="preserve">Review Untrusted </w:t>
-      </w:r>
-      <w:r>
-        <w:rPr>
-          <w:b/>
-        </w:rPr>
-        <w:t>input</w:t>
-      </w:r>
-      <w:r>
-        <w:rPr>
-          <w:b w:val="0"/>
-        </w:rPr>
-        <w:t xml:space="preserve"> boundaries (ai-6/18). Goal: Explain the </w:t>
-      </w:r>
-      <w:r>
-        <w:rPr>
-          <w:b/>
-        </w:rPr>
-        <w:t>mechanism</w:t>
-      </w:r>
-      <w:r>
-        <w:rPr>
-          <w:b w:val="0"/>
-        </w:rPr>
-        <w:t xml:space="preserve"> and terminology of untrusted </w:t>
-      </w:r>
-      <w:r>
-        <w:rPr>
-          <w:b/>
-        </w:rPr>
-        <w:t>input</w:t>
-      </w:r>
-      <w:r>
-        <w:rPr>
-          <w:b w:val="0"/>
-        </w:rPr>
-        <w:t xml:space="preserve"> boundaries. Short practice: Classify h3, H3, h30 and the trailing-space </w:t>
-      </w:r>
-      <w:r>
-        <w:rPr>
-          <w:b/>
-        </w:rPr>
-        <w:t>input</w:t>
-      </w:r>
-      <w:r>
-        <w:rPr>
-          <w:b w:val="0"/>
-        </w:rPr>
-        <w:t xml:space="preserve"> by the stated shape contract.</w:t>
-      </w:r>
-    </w:p>
-    <w:p>
-      <w:pPr>
-        <w:spacing w:line="336" w:lineRule="auto" w:after="180"/>
-      </w:pPr>
-      <w:r>
-        <w:rPr>
-          <w:b w:val="0"/>
-        </w:rPr>
-        <w:t>Does a valid z0 grant record access, and which separate gate still remains?. Return to this week and explain what you changed.</w:t>
-      </w:r>
-    </w:p>
-    <w:p>
-      <w:pPr>
-        <w:spacing w:line="336" w:lineRule="auto" w:after="180"/>
-      </w:pPr>
-      <w:r>
-        <w:rPr>
-          <w:b w:val="0"/>
-        </w:rPr>
-        <w:t xml:space="preserve">Review Approval gates and idempotency (ai-6/15). Goal: Explain the </w:t>
-      </w:r>
-      <w:r>
-        <w:rPr>
-          <w:b/>
-        </w:rPr>
-        <w:t>mechanism</w:t>
-      </w:r>
-      <w:r>
-        <w:rPr>
-          <w:b w:val="0"/>
-        </w:rPr>
-        <w:t xml:space="preserve"> and terminology of approval gates and idempotency. Short practice: Trace the two deliveries of approved K9.</w:t>
-      </w:r>
-    </w:p>
-    <w:p>
-      <w:pPr>
-        <w:spacing w:line="336" w:lineRule="auto" w:after="180"/>
-      </w:pPr>
-      <w:r>
-        <w:rPr>
-          <w:b w:val="0"/>
-        </w:rPr>
-        <w:t>How many reservations should occur, and why can a new K10 for desk 5 not borrow K9’s approval?. Return to this week and explain what you changed.</w:t>
-      </w:r>
-    </w:p>
-    <w:p>
-      <w:pPr>
-        <w:pStyle w:val="Heading3"/>
-      </w:pPr>
-      <w:r>
-        <w:t>Predict, run and debug</w:t>
-      </w:r>
-    </w:p>
-    <w:p>
-      <w:pPr>
-        <w:spacing w:line="336" w:lineRule="auto" w:after="180"/>
-      </w:pPr>
-      <w:r>
-        <w:rPr>
-          <w:b w:val="0"/>
-        </w:rPr>
-        <w:t xml:space="preserve">The browser lab lets you edit the supported Python examples already included in this lesson. Predict first, run, inspect the actual </w:t>
-      </w:r>
-      <w:r>
-        <w:rPr>
-          <w:b/>
-        </w:rPr>
-        <w:t>output</w:t>
-      </w:r>
-      <w:r>
-        <w:rPr>
-          <w:b w:val="0"/>
-        </w:rPr>
-        <w:t xml:space="preserve"> or error, change one </w:t>
-      </w:r>
-      <w:r>
-        <w:rPr>
-          <w:b/>
-        </w:rPr>
-        <w:t>input</w:t>
-      </w:r>
-      <w:r>
-        <w:rPr>
-          <w:b w:val="0"/>
-        </w:rPr>
-        <w:t>, then run again.</w:t>
-      </w:r>
-    </w:p>
-    <w:p>
-      <w:pPr>
-        <w:spacing w:line="336" w:lineRule="auto" w:after="180"/>
-      </w:pPr>
-      <w:r>
-        <w:rPr>
-          <w:b w:val="0"/>
-        </w:rPr>
-        <w:t xml:space="preserve">Keep code, </w:t>
-      </w:r>
-      <w:r>
-        <w:rPr>
-          <w:b/>
-        </w:rPr>
-        <w:t>prediction</w:t>
-      </w:r>
-      <w:r>
-        <w:rPr>
-          <w:b w:val="0"/>
-        </w:rPr>
-        <w:t>s, actual results and a reasoned revision together. On paper, label your result as a trace rather than an execution.</w:t>
-      </w:r>
-    </w:p>
-    <w:p>
-      <w:pPr>
-        <w:pStyle w:val="Heading3"/>
-      </w:pPr>
-      <w:r>
         <w:t>Keep your completed work</w:t>
       </w:r>
     </w:p>
     <w:p>
       <w:pPr>
-        <w:spacing w:line="336" w:lineRule="auto" w:after="180"/>
-      </w:pPr>
-      <w:r>
-        <w:rPr>
-          <w:b w:val="0"/>
-        </w:rPr>
-        <w:t xml:space="preserve">Use Download completed work in the hosted lesson to export your answers, reflections, practice feedback and code-run </w:t>
-      </w:r>
-      <w:r>
-        <w:rPr>
-          <w:b/>
-        </w:rPr>
-        <w:t>evidence</w:t>
-      </w:r>
-      <w:r>
-        <w:rPr>
-          <w:b w:val="0"/>
-        </w:rPr>
-        <w:t>. Open the HTML copy to read or print it.</w:t>
-      </w:r>
-    </w:p>
-    <w:p>
-      <w:pPr>
-        <w:spacing w:line="336" w:lineRule="auto" w:after="180"/>
-      </w:pPr>
-      <w:r>
-        <w:rPr>
-          <w:b w:val="0"/>
-        </w:rPr>
-        <w:t>Drafts stay in this browser when storage is available; clear drafts on a shared device.</w:t>
-      </w:r>
-    </w:p>
-    <w:p>
-      <w:pPr>
         <w:pStyle w:val="Heading1"/>
       </w:pPr>
       <w:r>
-        <w:t>18. Visual concept journey</w:t>
-      </w:r>
-    </w:p>
-    <w:p>
-      <w:r>
-        <w:t>Explain each Caching and stale information graphic using its labels, deciding evidence and relevant limitation.</w:t>
-      </w:r>
-    </w:p>
-    <w:p>
-      <w:pPr>
-        <w:pStyle w:val="Heading3"/>
+        <w:t>18. Reference · Six-picture concept journey</w:t>
+      </w:r>
+    </w:p>
+    <w:p>
+      <w:r>
+        <w:t>Choose the picture that supports the current explanation.</w:t>
+      </w:r>
+    </w:p>
+    <w:p>
+      <w:pPr>
+        <w:pStyle w:val="Heading2"/>
       </w:pPr>
       <w:r>
         <w:t>01. Caching and stale information: the case</w:t>
@@ -3945,7 +4917,7 @@
         <w:drawing>
           <wp:inline xmlns:a="http://schemas.openxmlformats.org/drawingml/2006/main" xmlns:pic="http://schemas.openxmlformats.org/drawingml/2006/picture">
             <wp:extent cx="5486400" cy="2834640"/>
-            <wp:docPr id="2" name="Picture 2" descr="Cache by source version. A service has an opening-time answer cached from version 4, but version 5 is now approved. Supplied facts: Version 4 says 09:00; version 5 says 09:30. Cache key contains room and source version."/>
+            <wp:docPr id="4" name="Picture 4" descr="Cache by source version. A service has an opening-time answer cached from version 4, but version 5 is now approved. Supplied facts: Version 4 says 09:00; version 5 says 09:30. Cache key contains room and source version."/>
             <wp:cNvGraphicFramePr>
               <a:graphicFrameLocks noChangeAspect="1"/>
             </wp:cNvGraphicFramePr>
@@ -3957,7 +4929,7 @@
                     <pic:cNvPicPr/>
                   </pic:nvPicPr>
                   <pic:blipFill>
-                    <a:blip r:embed="rId10"/>
+                    <a:blip r:embed="rId12"/>
                     <a:stretch>
                       <a:fillRect/>
                     </a:stretch>
@@ -4002,7 +4974,6 @@
     <w:p>
       <w:pPr>
         <w:spacing w:line="336" w:lineRule="auto" w:after="180"/>
-        <w:shd w:fill="F5F1FB"/>
       </w:pPr>
       <w:r>
         <w:rPr>
@@ -4013,7 +4984,7 @@
     </w:p>
     <w:p>
       <w:pPr>
-        <w:pStyle w:val="Heading3"/>
+        <w:pStyle w:val="Heading2"/>
       </w:pPr>
       <w:r>
         <w:t>02. Follow the deciding steps</w:t>
@@ -4024,7 +4995,7 @@
         <w:drawing>
           <wp:inline xmlns:a="http://schemas.openxmlformats.org/drawingml/2006/main" xmlns:pic="http://schemas.openxmlformats.org/drawingml/2006/picture">
             <wp:extent cx="5486400" cy="3182112"/>
-            <wp:docPr id="3" name="Picture 3" descr="Read authority: The current approved source version is 5. → Inspect cached key: The 09:00 entry belongs to version 4. → Fetch current evidence: Retrieve and cache version 5’s 09:30 under its own key."/>
+            <wp:docPr id="5" name="Picture 5" descr="Read authority: The current approved source version is 5. → Inspect cached key: The 09:00 entry belongs to version 4. → Fetch current evidence: Retrieve and cache version 5’s 09:30 under its own key."/>
             <wp:cNvGraphicFramePr>
               <a:graphicFrameLocks noChangeAspect="1"/>
             </wp:cNvGraphicFramePr>
@@ -4036,7 +5007,7 @@
                     <pic:cNvPicPr/>
                   </pic:nvPicPr>
                   <pic:blipFill>
-                    <a:blip r:embed="rId11"/>
+                    <a:blip r:embed="rId9"/>
                     <a:stretch>
                       <a:fillRect/>
                     </a:stretch>
@@ -4081,7 +5052,6 @@
     <w:p>
       <w:pPr>
         <w:spacing w:line="336" w:lineRule="auto" w:after="180"/>
-        <w:shd w:fill="F5F1FB"/>
       </w:pPr>
       <w:r>
         <w:rPr>
@@ -4104,7 +5074,7 @@
     </w:p>
     <w:p>
       <w:pPr>
-        <w:pStyle w:val="Heading3"/>
+        <w:pStyle w:val="Heading2"/>
       </w:pPr>
       <w:r>
         <w:t>03. Caching and stale information — evidence trace</w:t>
@@ -4115,7 +5085,7 @@
         <w:drawing>
           <wp:inline xmlns:a="http://schemas.openxmlformats.org/drawingml/2006/main" xmlns:pic="http://schemas.openxmlformats.org/drawingml/2006/picture">
             <wp:extent cx="5486400" cy="2996184"/>
-            <wp:docPr id="4" name="Picture 4" descr="Caching and stale information — evidence trace. Teacher response is cached by query only and returned to a student. | Cache key includes query, role, corpus version and procedure version. Entry valid only while age&lt;TTL. At exact TTL it expires. Teacher and student results never share a role-agnostic key. | Role omission creates an access leak. Include role and enforce current permission before returning any cached content."/>
+            <wp:docPr id="6" name="Picture 6" descr="Caching and stale information — evidence trace. Teacher response is cached by query only and returned to a student. | Cache key includes query, role, corpus version and procedure version. Entry valid only while age&lt;TTL. At exact TTL it expires. Teacher and student results never share a role-agnostic key. | Role omission creates an access leak. Include role and enforce current permission before returning any cached content."/>
             <wp:cNvGraphicFramePr>
               <a:graphicFrameLocks noChangeAspect="1"/>
             </wp:cNvGraphicFramePr>
@@ -4127,7 +5097,7 @@
                     <pic:cNvPicPr/>
                   </pic:nvPicPr>
                   <pic:blipFill>
-                    <a:blip r:embed="rId12"/>
+                    <a:blip r:embed="rId13"/>
                     <a:stretch>
                       <a:fillRect/>
                     </a:stretch>
@@ -4195,7 +5165,6 @@
     <w:p>
       <w:pPr>
         <w:spacing w:line="336" w:lineRule="auto" w:after="180"/>
-        <w:shd w:fill="F5F1FB"/>
       </w:pPr>
       <w:r>
         <w:rPr>
@@ -4206,7 +5175,7 @@
     </w:p>
     <w:p>
       <w:pPr>
-        <w:pStyle w:val="Heading3"/>
+        <w:pStyle w:val="Heading2"/>
       </w:pPr>
       <w:r>
         <w:t>04. Change one thing. Trace what follows.</w:t>
@@ -4217,7 +5186,7 @@
         <w:drawing>
           <wp:inline xmlns:a="http://schemas.openxmlformats.org/drawingml/2006/main" xmlns:pic="http://schemas.openxmlformats.org/drawingml/2006/picture">
             <wp:extent cx="5486400" cy="3026664"/>
-            <wp:docPr id="5" name="Picture 5" descr="Original case: Retrieve and cache version 5’s 09:30 under its own key. Changed condition: The next request still uses approved version 5. Expected result: The matching version -5 entry can supply 09:30 under the freshness policy. Reason: Request and cached source version now agree."/>
+            <wp:docPr id="7" name="Picture 7" descr="Original case: Retrieve and cache version 5’s 09:30 under its own key. Changed condition: The next request still uses approved version 5. Expected result: The matching version 5 entry can supply 09:30 under the freshness policy. Reason: Request and cached source version now agree."/>
             <wp:cNvGraphicFramePr>
               <a:graphicFrameLocks noChangeAspect="1"/>
             </wp:cNvGraphicFramePr>
@@ -4229,7 +5198,7 @@
                     <pic:cNvPicPr/>
                   </pic:nvPicPr>
                   <pic:blipFill>
-                    <a:blip r:embed="rId13"/>
+                    <a:blip r:embed="rId10"/>
                     <a:stretch>
                       <a:fillRect/>
                     </a:stretch>
@@ -4256,24 +5225,12 @@
         <w:rPr>
           <w:b w:val="0"/>
         </w:rPr>
-        <w:t>Original case: Retrieve and cache version 5’s 09:30 under its own key. Changed condition: The next request still uses approved version 5.</w:t>
+        <w:t>Original case: Retrieve and cache version 5’s 09:30 under its own key. Changed condition: The next request still uses approved version 5. Expected result: The matching version 5 entry can supply 09:30 under the freshness policy. Reason: Request and cached source version now agree.</w:t>
       </w:r>
     </w:p>
     <w:p>
       <w:pPr>
         <w:spacing w:line="336" w:lineRule="auto" w:after="180"/>
-      </w:pPr>
-      <w:r>
-        <w:rPr>
-          <w:b w:val="0"/>
-        </w:rPr>
-        <w:t>Expected result: The matching version -5 entry can supply 09:30 under the freshness policy. Reason: Request and cached source version now agree.</w:t>
-      </w:r>
-    </w:p>
-    <w:p>
-      <w:pPr>
-        <w:spacing w:line="336" w:lineRule="auto" w:after="180"/>
-        <w:shd w:fill="F5F1FB"/>
       </w:pPr>
       <w:r>
         <w:rPr>
@@ -4284,7 +5241,7 @@
     </w:p>
     <w:p>
       <w:pPr>
-        <w:pStyle w:val="Heading3"/>
+        <w:pStyle w:val="Heading2"/>
       </w:pPr>
       <w:r>
         <w:t>05. Connect the explanation to its limit</w:t>
@@ -4295,7 +5252,7 @@
         <w:drawing>
           <wp:inline xmlns:a="http://schemas.openxmlformats.org/drawingml/2006/main" xmlns:pic="http://schemas.openxmlformats.org/drawingml/2006/picture">
             <wp:extent cx="5486400" cy="2834640"/>
-            <wp:docPr id="6" name="Picture 6" descr="A cache saves repeated work but can retain obsolete facts. Version-aware keys distinguish answers grounded in different records. Limit: Version keys cannot detect silent unversioned edits; the source publication process must update versions reliably."/>
+            <wp:docPr id="8" name="Picture 8" descr="A cache saves repeated work but can retain obsolete facts. Version-aware keys distinguish answers grounded in different records. Limit: Version keys cannot detect silent unversioned edits; the source publication process must update versions reliably."/>
             <wp:cNvGraphicFramePr>
               <a:graphicFrameLocks noChangeAspect="1"/>
             </wp:cNvGraphicFramePr>
@@ -4363,7 +5320,6 @@
     <w:p>
       <w:pPr>
         <w:spacing w:line="336" w:lineRule="auto" w:after="180"/>
-        <w:shd w:fill="F5F1FB"/>
       </w:pPr>
       <w:r>
         <w:rPr>
@@ -4374,7 +5330,7 @@
     </w:p>
     <w:p>
       <w:pPr>
-        <w:pStyle w:val="Heading3"/>
+        <w:pStyle w:val="Heading2"/>
       </w:pPr>
       <w:r>
         <w:t>06. Make the idea visible in your project</w:t>
@@ -4385,7 +5341,7 @@
         <w:drawing>
           <wp:inline xmlns:a="http://schemas.openxmlformats.org/drawingml/2006/main" xmlns:pic="http://schemas.openxmlformats.org/drawingml/2006/picture">
             <wp:extent cx="5486400" cy="3529584"/>
-            <wp:docPr id="7" name="Picture 7" descr="For the Grounded Learning Service, retain an annotated trace and the changed-case result. Name the contract or evidence that makes the deciding step valid, so another team can review it. Draw your input, deciding step, result and limit. Supported question: Identify the version mismatch in the cached 09:00 answer. What should the first version -5 request return, and what permits a later version -5 cache hit?"/>
+            <wp:docPr id="9" name="Picture 9" descr="For the Grounded Learning Service, retain an annotated trace and the changed-case result. Name the contract or evidence that makes the deciding step valid, so another team can review it. Draw your input, deciding step, result and limit. Supported question: Identify the version mismatch in the cached 09:00 answer. What should the first version 5 request return, and what permits a later version 5 cache hit?"/>
             <wp:cNvGraphicFramePr>
               <a:graphicFrameLocks noChangeAspect="1"/>
             </wp:cNvGraphicFramePr>
@@ -4436,18 +5392,7 @@
         <w:rPr>
           <w:b w:val="0"/>
         </w:rPr>
-        <w:t xml:space="preserve"> that makes the deciding step valid, so another team can review it.</w:t>
-      </w:r>
-    </w:p>
-    <w:p>
-      <w:pPr>
-        <w:spacing w:line="336" w:lineRule="auto" w:after="180"/>
-      </w:pPr>
-      <w:r>
-        <w:rPr>
-          <w:b w:val="0"/>
-        </w:rPr>
-        <w:t xml:space="preserve">Draw your </w:t>
+        <w:t xml:space="preserve"> that makes the deciding step valid, so another team can review it. Draw your </w:t>
       </w:r>
       <w:r>
         <w:rPr>
@@ -4459,13 +5404,12 @@
         <w:rPr>
           <w:b w:val="0"/>
         </w:rPr>
-        <w:t>, deciding step, result and limit. Supported question: Identify the version mismatch in the cached 09:00 answer. What should the first version -5 request return, and what permits a later version -5 cache hit?</w:t>
+        <w:t>, deciding step, result and limit. Supported question: Identify the version mismatch in the cached 09:00 answer. What should the first version 5 request return, and what permits a later version 5 cache hit?</w:t>
       </w:r>
     </w:p>
     <w:p>
       <w:pPr>
         <w:spacing w:line="336" w:lineRule="auto" w:after="180"/>
-        <w:shd w:fill="F5F1FB"/>
       </w:pPr>
       <w:r>
         <w:rPr>
@@ -4484,6 +5428,62 @@
           <w:b w:val="0"/>
         </w:rPr>
         <w:t>.</w:t>
+      </w:r>
+    </w:p>
+    <w:p>
+      <w:pPr>
+        <w:pStyle w:val="Heading2"/>
+      </w:pPr>
+      <w:r>
+        <w:t>Earlier wording, alternatives and picture transcripts · reference / check after trying</w:t>
+      </w:r>
+    </w:p>
+    <w:p>
+      <w:pPr>
+        <w:pStyle w:val="Heading3"/>
+      </w:pPr>
+      <w:r>
+        <w:t>01. Caching and stale information: the case</w:t>
+      </w:r>
+    </w:p>
+    <w:p>
+      <w:pPr>
+        <w:pStyle w:val="Heading3"/>
+      </w:pPr>
+      <w:r>
+        <w:t>02. Follow the deciding steps</w:t>
+      </w:r>
+    </w:p>
+    <w:p>
+      <w:pPr>
+        <w:pStyle w:val="Heading3"/>
+      </w:pPr>
+      <w:r>
+        <w:t>03. Caching and stale information — evidence trace</w:t>
+      </w:r>
+    </w:p>
+    <w:p>
+      <w:pPr>
+        <w:pStyle w:val="Heading3"/>
+      </w:pPr>
+      <w:r>
+        <w:t>04. Change one thing. Trace what follows.</w:t>
+      </w:r>
+    </w:p>
+    <w:p>
+      <w:pPr>
+        <w:pStyle w:val="Heading3"/>
+      </w:pPr>
+      <w:r>
+        <w:t>05. Connect the explanation to its limit</w:t>
+      </w:r>
+    </w:p>
+    <w:p>
+      <w:pPr>
+        <w:pStyle w:val="Heading3"/>
+      </w:pPr>
+      <w:r>
+        <w:t>06. Make the idea visible in your project</w:t>
       </w:r>
     </w:p>
     <w:sectPr>
